--- a/reports/exercises.docx
+++ b/reports/exercises.docx
@@ -187,7 +187,7 @@
       <w:r>
         <w:fldChar w:fldCharType="separate"/>
       </w:r>
-      <w:hyperlink w:anchor="_Toc243061792" w:history="1">
+      <w:hyperlink w:anchor="_Toc243066910" w:history="1">
         <w:r>
           <w:rPr>
             <w:rStyle w:val="Hyperlink"/>
@@ -215,7 +215,7 @@
             <w:noProof/>
             <w:webHidden/>
           </w:rPr>
-          <w:instrText xml:space="preserve"> PAGEREF _Toc243061792 \h </w:instrText>
+          <w:instrText xml:space="preserve"> PAGEREF _Toc243066910 \h </w:instrText>
         </w:r>
         <w:r>
           <w:rPr>
@@ -261,7 +261,7 @@
           <w14:ligatures w14:val="standardContextual"/>
         </w:rPr>
       </w:pPr>
-      <w:hyperlink w:anchor="_Toc243061793" w:history="1">
+      <w:hyperlink w:anchor="_Toc243066911" w:history="1">
         <w:r>
           <w:rPr>
             <w:rStyle w:val="Hyperlink"/>
@@ -289,7 +289,7 @@
             <w:noProof/>
             <w:webHidden/>
           </w:rPr>
-          <w:instrText xml:space="preserve"> PAGEREF _Toc243061793 \h </w:instrText>
+          <w:instrText xml:space="preserve"> PAGEREF _Toc243066911 \h </w:instrText>
         </w:r>
         <w:r>
           <w:rPr>
@@ -335,7 +335,7 @@
           <w14:ligatures w14:val="standardContextual"/>
         </w:rPr>
       </w:pPr>
-      <w:hyperlink w:anchor="_Toc243061794" w:history="1">
+      <w:hyperlink w:anchor="_Toc243066912" w:history="1">
         <w:r>
           <w:rPr>
             <w:rStyle w:val="Hyperlink"/>
@@ -363,7 +363,7 @@
             <w:noProof/>
             <w:webHidden/>
           </w:rPr>
-          <w:instrText xml:space="preserve"> PAGEREF _Toc243061794 \h </w:instrText>
+          <w:instrText xml:space="preserve"> PAGEREF _Toc243066912 \h </w:instrText>
         </w:r>
         <w:r>
           <w:rPr>
@@ -409,7 +409,7 @@
           <w14:ligatures w14:val="standardContextual"/>
         </w:rPr>
       </w:pPr>
-      <w:hyperlink w:anchor="_Toc243061795" w:history="1">
+      <w:hyperlink w:anchor="_Toc243066913" w:history="1">
         <w:r>
           <w:rPr>
             <w:rStyle w:val="Hyperlink"/>
@@ -437,7 +437,7 @@
             <w:noProof/>
             <w:webHidden/>
           </w:rPr>
-          <w:instrText xml:space="preserve"> PAGEREF _Toc243061795 \h </w:instrText>
+          <w:instrText xml:space="preserve"> PAGEREF _Toc243066913 \h </w:instrText>
         </w:r>
         <w:r>
           <w:rPr>
@@ -483,7 +483,7 @@
           <w14:ligatures w14:val="standardContextual"/>
         </w:rPr>
       </w:pPr>
-      <w:hyperlink w:anchor="_Toc243061796" w:history="1">
+      <w:hyperlink w:anchor="_Toc243066914" w:history="1">
         <w:r>
           <w:rPr>
             <w:rStyle w:val="Hyperlink"/>
@@ -511,7 +511,7 @@
             <w:noProof/>
             <w:webHidden/>
           </w:rPr>
-          <w:instrText xml:space="preserve"> PAGEREF _Toc243061796 \h </w:instrText>
+          <w:instrText xml:space="preserve"> PAGEREF _Toc243066914 \h </w:instrText>
         </w:r>
         <w:r>
           <w:rPr>
@@ -531,7 +531,7 @@
             <w:noProof/>
             <w:webHidden/>
           </w:rPr>
-          <w:t>13</w:t>
+          <w:t>15</w:t>
         </w:r>
         <w:r>
           <w:rPr>
@@ -557,7 +557,7 @@
           <w14:ligatures w14:val="standardContextual"/>
         </w:rPr>
       </w:pPr>
-      <w:hyperlink w:anchor="_Toc243061797" w:history="1">
+      <w:hyperlink w:anchor="_Toc243066915" w:history="1">
         <w:r>
           <w:rPr>
             <w:rStyle w:val="Hyperlink"/>
@@ -585,81 +585,7 @@
             <w:noProof/>
             <w:webHidden/>
           </w:rPr>
-          <w:instrText xml:space="preserve"> PAGEREF _Toc243061797 \h </w:instrText>
-        </w:r>
-        <w:r>
-          <w:rPr>
-            <w:noProof/>
-            <w:webHidden/>
-          </w:rPr>
-        </w:r>
-        <w:r>
-          <w:rPr>
-            <w:noProof/>
-            <w:webHidden/>
-          </w:rPr>
-          <w:fldChar w:fldCharType="separate"/>
-        </w:r>
-        <w:r>
-          <w:rPr>
-            <w:noProof/>
-            <w:webHidden/>
-          </w:rPr>
-          <w:t>17</w:t>
-        </w:r>
-        <w:r>
-          <w:rPr>
-            <w:noProof/>
-            <w:webHidden/>
-          </w:rPr>
-          <w:fldChar w:fldCharType="end"/>
-        </w:r>
-      </w:hyperlink>
-    </w:p>
-    <w:p>
-      <w:pPr>
-        <w:pStyle w:val="TOC1"/>
-        <w:tabs>
-          <w:tab w:val="right" w:leader="dot" w:pos="9061"/>
-        </w:tabs>
-        <w:rPr>
-          <w:rFonts w:eastAsiaTheme="minorEastAsia"/>
-          <w:noProof/>
-          <w:kern w:val="2"/>
-          <w:sz w:val="24"/>
-          <w:szCs w:val="24"/>
-          <w14:ligatures w14:val="standardContextual"/>
-        </w:rPr>
-      </w:pPr>
-      <w:hyperlink w:anchor="_Toc243061798" w:history="1">
-        <w:r>
-          <w:rPr>
-            <w:rStyle w:val="Hyperlink"/>
-            <w:noProof/>
-            <w:color w:val="000000"/>
-          </w:rPr>
-          <w:t>KẾT LUẬN</w:t>
-        </w:r>
-        <w:r>
-          <w:rPr>
-            <w:noProof/>
-            <w:webHidden/>
-          </w:rPr>
-          <w:tab/>
-        </w:r>
-        <w:r>
-          <w:rPr>
-            <w:noProof/>
-            <w:webHidden/>
-          </w:rPr>
-          <w:fldChar w:fldCharType="begin"/>
-        </w:r>
-        <w:r>
-          <w:rPr>
-            <w:noProof/>
-            <w:webHidden/>
-          </w:rPr>
-          <w:instrText xml:space="preserve"> PAGEREF _Toc243061798 \h </w:instrText>
+          <w:instrText xml:space="preserve"> PAGEREF _Toc243066915 \h </w:instrText>
         </w:r>
         <w:r>
           <w:rPr>
@@ -705,7 +631,81 @@
           <w14:ligatures w14:val="standardContextual"/>
         </w:rPr>
       </w:pPr>
-      <w:hyperlink w:anchor="_Toc243061799" w:history="1">
+      <w:hyperlink w:anchor="_Toc243066916" w:history="1">
+        <w:r>
+          <w:rPr>
+            <w:rStyle w:val="Hyperlink"/>
+            <w:noProof/>
+            <w:color w:val="000000"/>
+          </w:rPr>
+          <w:t>KẾT LUẬN</w:t>
+        </w:r>
+        <w:r>
+          <w:rPr>
+            <w:noProof/>
+            <w:webHidden/>
+          </w:rPr>
+          <w:tab/>
+        </w:r>
+        <w:r>
+          <w:rPr>
+            <w:noProof/>
+            <w:webHidden/>
+          </w:rPr>
+          <w:fldChar w:fldCharType="begin"/>
+        </w:r>
+        <w:r>
+          <w:rPr>
+            <w:noProof/>
+            <w:webHidden/>
+          </w:rPr>
+          <w:instrText xml:space="preserve"> PAGEREF _Toc243066916 \h </w:instrText>
+        </w:r>
+        <w:r>
+          <w:rPr>
+            <w:noProof/>
+            <w:webHidden/>
+          </w:rPr>
+        </w:r>
+        <w:r>
+          <w:rPr>
+            <w:noProof/>
+            <w:webHidden/>
+          </w:rPr>
+          <w:fldChar w:fldCharType="separate"/>
+        </w:r>
+        <w:r>
+          <w:rPr>
+            <w:noProof/>
+            <w:webHidden/>
+          </w:rPr>
+          <w:t>22</w:t>
+        </w:r>
+        <w:r>
+          <w:rPr>
+            <w:noProof/>
+            <w:webHidden/>
+          </w:rPr>
+          <w:fldChar w:fldCharType="end"/>
+        </w:r>
+      </w:hyperlink>
+    </w:p>
+    <w:p>
+      <w:pPr>
+        <w:pStyle w:val="TOC1"/>
+        <w:tabs>
+          <w:tab w:val="right" w:leader="dot" w:pos="9061"/>
+        </w:tabs>
+        <w:rPr>
+          <w:rFonts w:eastAsiaTheme="minorEastAsia"/>
+          <w:noProof/>
+          <w:kern w:val="2"/>
+          <w:sz w:val="24"/>
+          <w:szCs w:val="24"/>
+          <w14:ligatures w14:val="standardContextual"/>
+        </w:rPr>
+      </w:pPr>
+      <w:hyperlink w:anchor="_Toc243066917" w:history="1">
         <w:r>
           <w:rPr>
             <w:rStyle w:val="Hyperlink"/>
@@ -733,7 +733,7 @@
             <w:noProof/>
             <w:webHidden/>
           </w:rPr>
-          <w:instrText xml:space="preserve"> PAGEREF _Toc243061799 \h </w:instrText>
+          <w:instrText xml:space="preserve"> PAGEREF _Toc243066917 \h </w:instrText>
         </w:r>
         <w:r>
           <w:rPr>
@@ -753,7 +753,7 @@
             <w:noProof/>
             <w:webHidden/>
           </w:rPr>
-          <w:t>20</w:t>
+          <w:t>23</w:t>
         </w:r>
         <w:r>
           <w:rPr>
@@ -779,7 +779,7 @@
           <w14:ligatures w14:val="standardContextual"/>
         </w:rPr>
       </w:pPr>
-      <w:hyperlink w:anchor="_Toc243061800" w:history="1">
+      <w:hyperlink w:anchor="_Toc243066918" w:history="1">
         <w:r>
           <w:rPr>
             <w:rStyle w:val="Hyperlink"/>
@@ -807,7 +807,7 @@
             <w:noProof/>
             <w:webHidden/>
           </w:rPr>
-          <w:instrText xml:space="preserve"> PAGEREF _Toc243061800 \h </w:instrText>
+          <w:instrText xml:space="preserve"> PAGEREF _Toc243066918 \h </w:instrText>
         </w:r>
         <w:r>
           <w:rPr>
@@ -827,7 +827,7 @@
             <w:noProof/>
             <w:webHidden/>
           </w:rPr>
-          <w:t>21</w:t>
+          <w:t>24</w:t>
         </w:r>
         <w:r>
           <w:rPr>
@@ -853,7 +853,7 @@
           <w14:ligatures w14:val="standardContextual"/>
         </w:rPr>
       </w:pPr>
-      <w:hyperlink w:anchor="_Toc243061801" w:history="1">
+      <w:hyperlink w:anchor="_Toc243066919" w:history="1">
         <w:r>
           <w:rPr>
             <w:rStyle w:val="Hyperlink"/>
@@ -881,7 +881,7 @@
             <w:noProof/>
             <w:webHidden/>
           </w:rPr>
-          <w:instrText xml:space="preserve"> PAGEREF _Toc243061801 \h </w:instrText>
+          <w:instrText xml:space="preserve"> PAGEREF _Toc243066919 \h </w:instrText>
         </w:r>
         <w:r>
           <w:rPr>
@@ -901,7 +901,7 @@
             <w:noProof/>
             <w:webHidden/>
           </w:rPr>
-          <w:t>25</w:t>
+          <w:t>29</w:t>
         </w:r>
         <w:r>
           <w:rPr>
@@ -930,25 +930,13 @@
           <w:rFonts w:ascii="Times New Roman" w:hAnsi="Times New Roman" w:cs="Times New Roman"/>
         </w:rPr>
       </w:pPr>
-      <w:bookmarkStart w:id="0" w:name="_Toc243061792"/>
+      <w:bookmarkStart w:id="0" w:name="_Toc243066910"/>
       <w:r>
         <w:rPr>
           <w:rFonts w:ascii="Times New Roman" w:hAnsi="Times New Roman" w:cs="Times New Roman"/>
         </w:rPr>
         <w:lastRenderedPageBreak/>
-        <w:t>TÓM T</w:t>
-      </w:r>
-      <w:r>
-        <w:rPr>
-          <w:rFonts w:ascii="Times New Roman" w:hAnsi="Times New Roman" w:cs="Times New Roman"/>
-        </w:rPr>
-        <w:t>Ắ</w:t>
-      </w:r>
-      <w:r>
-        <w:rPr>
-          <w:rFonts w:ascii="Times New Roman" w:hAnsi="Times New Roman" w:cs="Times New Roman"/>
-        </w:rPr>
-        <w:t>T</w:t>
+        <w:t>TÓM TẮT</w:t>
       </w:r>
       <w:bookmarkEnd w:id="0"/>
     </w:p>
@@ -957,10 +945,7 @@
         <w:jc w:val="both"/>
       </w:pPr>
       <w:r>
-        <w:t xml:space="preserve">Báo cáo nghiên cứu thực nghiệm ba nhóm mô hình phân loại ảnh chữ số viết tay trên MNIST theo yêu cầu E1–E3 của học phần CO5085. E1 đối chiếu bộ phân loại tuyến tính Softmax, mạng truyền thẳng nhiều lớp (MLP) và mạng tích chập (CNN). E2 hiện thực cơ chế tự chú ý nhiều đầu (Multi-Head Self-Attention, MSA) bằng các phép toán PyTorch cơ bản và bằng mô-đun chuẩn, đồng thời so sánh ảnh được token hóa theo ô và theo hàng. E3 chuyển ảnh thành chuỗi để huấn luyện mạng bộ nhớ dài–ngắn hạn (LSTM) và đơn vị hồi quy có </w:t>
-      </w:r>
-      <w:r>
-        <w:t>cổng (GRU), rồi đối chiếu với MLP/CNN.</w:t>
+        <w:t>Báo cáo khảo sát các mô hình phân loại chữ số MNIST theo yêu cầu E1–E3 của học phần CO5085. E1 so sánh Softmax, mạng truyền thẳng nhiều lớp (MLP) và mạng tích chập (CNN). E2 hiện thực cơ chế tự chú ý nhiều đầu (MSA) từ các phép toán cơ bản và bằng mô-đun PyTorch, đối chiếu trên bốn cách lấy token: patch, hàng ảnh, CNN-stem và patch chồng lấn. E3 biểu diễn ảnh thành chuỗi để huấn luyện LSTM, GRU và đối chiếu với MLP/CNN.</w:t>
       </w:r>
     </w:p>
     <w:p>
@@ -968,10 +953,7 @@
         <w:jc w:val="both"/>
       </w:pPr>
       <w:r>
-        <w:t>Các thí nghiệm dùng chung MNIST và cách chia 54.000 ảnh huấn luyện, 6.000 ảnh xác thực, 10.000 ảnh kiểm tra, seed 42. E1 được cập nhật bằng lần chạy 100 epoch, kích thước lô 256; E2 và E3 giữ kết quả lịch sử 20 epoch, kích thước lô 16. Bộ báo cáo gồm 12 cấu hình với tổng cộng 480 bản ghi epoch. CNN E1 đạt test accuracy cao nhất được ghi nhận là 99,27%; MLP và Softmax E1 lần lượt đạt 98,63% và 92,59%. Trong E2, cách biểu diễn theo hàng đạt 97,40%; trong E3, GRU theo hàng đạt 98,87% với 61.962 tham số. Do ngâ</w:t>
-      </w:r>
-      <w:r>
-        <w:t>n sách huấn luyện giữa các bài khác nhau, bảng tổng hợp chỉ mô tả kết quả từng lượt, không phải phép xếp hạng công bằng giữa các họ mô hình [1]–[6].</w:t>
+        <w:t>Các thí nghiệm dùng cùng cách chia MNIST: 54.000 ảnh huấn luyện, 6.000 ảnh xác thực và 10.000 ảnh kiểm tra, seed 42. E1 và E2 dùng 100 epoch, kích thước lô 256; E3 giữ lượt lịch sử 20 epoch, lô 16. Tổng cộng có 17 cấu hình với 1.220 bản ghi epoch. CNN E1 đạt 99,27% accuracy trên test; hai bản E2 dùng CNN-stem cùng đạt 99,28%, với 56.330 tham số mỗi bản. Cả bốn cặp MSA vượt qua kiểm tra đầu ra và gradient tại cùng trọng số trên CPU/CUDA. Đây là bằng chứng số học trong phạm vi kiểm tra, không đòi hỏi hai lượt huấn luyện ngẫu nhiên cho kết quả giống nhau. Ngân sách E3 và thông tin phần cứng giữa các bài chưa đồng nhất, nên bảng chung chỉ tổng hợp các lượt đã chạy [1]–[6].</w:t>
       </w:r>
     </w:p>
     <w:p>
@@ -991,73 +973,13 @@
           <w:rFonts w:ascii="Times New Roman" w:hAnsi="Times New Roman" w:cs="Times New Roman"/>
         </w:rPr>
       </w:pPr>
-      <w:bookmarkStart w:id="1" w:name="_Toc243061793"/>
+      <w:bookmarkStart w:id="1" w:name="_Toc243066911"/>
       <w:r>
         <w:rPr>
           <w:rFonts w:ascii="Times New Roman" w:hAnsi="Times New Roman" w:cs="Times New Roman"/>
         </w:rPr>
         <w:lastRenderedPageBreak/>
-        <w:t>CHƯƠNG 1. M</w:t>
-      </w:r>
-      <w:r>
-        <w:rPr>
-          <w:rFonts w:ascii="Times New Roman" w:hAnsi="Times New Roman" w:cs="Times New Roman"/>
-        </w:rPr>
-        <w:t>Ụ</w:t>
-      </w:r>
-      <w:r>
-        <w:rPr>
-          <w:rFonts w:ascii="Times New Roman" w:hAnsi="Times New Roman" w:cs="Times New Roman"/>
-        </w:rPr>
-        <w:t>C TIÊU VÀ THI</w:t>
-      </w:r>
-      <w:r>
-        <w:rPr>
-          <w:rFonts w:ascii="Times New Roman" w:hAnsi="Times New Roman" w:cs="Times New Roman"/>
-        </w:rPr>
-        <w:t>Ế</w:t>
-      </w:r>
-      <w:r>
-        <w:rPr>
-          <w:rFonts w:ascii="Times New Roman" w:hAnsi="Times New Roman" w:cs="Times New Roman"/>
-        </w:rPr>
-        <w:t>T K</w:t>
-      </w:r>
-      <w:r>
-        <w:rPr>
-          <w:rFonts w:ascii="Times New Roman" w:hAnsi="Times New Roman" w:cs="Times New Roman"/>
-        </w:rPr>
-        <w:t>Ế</w:t>
-      </w:r>
-      <w:r>
-        <w:rPr>
-          <w:rFonts w:ascii="Times New Roman" w:hAnsi="Times New Roman" w:cs="Times New Roman"/>
-        </w:rPr>
-        <w:t xml:space="preserve"> TH</w:t>
-      </w:r>
-      <w:r>
-        <w:rPr>
-          <w:rFonts w:ascii="Times New Roman" w:hAnsi="Times New Roman" w:cs="Times New Roman"/>
-        </w:rPr>
-        <w:t>Ự</w:t>
-      </w:r>
-      <w:r>
-        <w:rPr>
-          <w:rFonts w:ascii="Times New Roman" w:hAnsi="Times New Roman" w:cs="Times New Roman"/>
-        </w:rPr>
-        <w:t>C NGHI</w:t>
-      </w:r>
-      <w:r>
-        <w:rPr>
-          <w:rFonts w:ascii="Times New Roman" w:hAnsi="Times New Roman" w:cs="Times New Roman"/>
-        </w:rPr>
-        <w:t>Ệ</w:t>
-      </w:r>
-      <w:r>
-        <w:rPr>
-          <w:rFonts w:ascii="Times New Roman" w:hAnsi="Times New Roman" w:cs="Times New Roman"/>
-        </w:rPr>
-        <w:t>M CHUNG</w:t>
+        <w:t>CHƯƠNG 1. MỤC TIÊU VÀ THIẾT KẾ THỰC NGHIỆM CHUNG</w:t>
       </w:r>
       <w:bookmarkEnd w:id="1"/>
     </w:p>
@@ -1073,43 +995,7 @@
         <w:rPr>
           <w:rFonts w:ascii="Times New Roman" w:hAnsi="Times New Roman" w:cs="Times New Roman"/>
         </w:rPr>
-        <w:t>1.1. Bài toán và m</w:t>
-      </w:r>
-      <w:r>
-        <w:rPr>
-          <w:rFonts w:ascii="Times New Roman" w:hAnsi="Times New Roman" w:cs="Times New Roman"/>
-        </w:rPr>
-        <w:t>ụ</w:t>
-      </w:r>
-      <w:r>
-        <w:rPr>
-          <w:rFonts w:ascii="Times New Roman" w:hAnsi="Times New Roman" w:cs="Times New Roman"/>
-        </w:rPr>
-        <w:t>c tiêu đ</w:t>
-      </w:r>
-      <w:r>
-        <w:rPr>
-          <w:rFonts w:ascii="Times New Roman" w:hAnsi="Times New Roman" w:cs="Times New Roman"/>
-        </w:rPr>
-        <w:t>ố</w:t>
-      </w:r>
-      <w:r>
-        <w:rPr>
-          <w:rFonts w:ascii="Times New Roman" w:hAnsi="Times New Roman" w:cs="Times New Roman"/>
-        </w:rPr>
-        <w:t>i chi</w:t>
-      </w:r>
-      <w:r>
-        <w:rPr>
-          <w:rFonts w:ascii="Times New Roman" w:hAnsi="Times New Roman" w:cs="Times New Roman"/>
-        </w:rPr>
-        <w:t>ế</w:t>
-      </w:r>
-      <w:r>
-        <w:rPr>
-          <w:rFonts w:ascii="Times New Roman" w:hAnsi="Times New Roman" w:cs="Times New Roman"/>
-        </w:rPr>
-        <w:t>u</w:t>
+        <w:t>1.1. Bài toán và mục tiêu đối chiếu</w:t>
       </w:r>
     </w:p>
     <w:p>
@@ -1132,55 +1018,7 @@
         <w:rPr>
           <w:rFonts w:ascii="Times New Roman" w:hAnsi="Times New Roman" w:cs="Times New Roman"/>
         </w:rPr>
-        <w:t>1.2. D</w:t>
-      </w:r>
-      <w:r>
-        <w:rPr>
-          <w:rFonts w:ascii="Times New Roman" w:hAnsi="Times New Roman" w:cs="Times New Roman"/>
-        </w:rPr>
-        <w:t>ữ</w:t>
-      </w:r>
-      <w:r>
-        <w:rPr>
-          <w:rFonts w:ascii="Times New Roman" w:hAnsi="Times New Roman" w:cs="Times New Roman"/>
-        </w:rPr>
-        <w:t xml:space="preserve"> li</w:t>
-      </w:r>
-      <w:r>
-        <w:rPr>
-          <w:rFonts w:ascii="Times New Roman" w:hAnsi="Times New Roman" w:cs="Times New Roman"/>
-        </w:rPr>
-        <w:t>ệ</w:t>
-      </w:r>
-      <w:r>
-        <w:rPr>
-          <w:rFonts w:ascii="Times New Roman" w:hAnsi="Times New Roman" w:cs="Times New Roman"/>
-        </w:rPr>
-        <w:t>u và ti</w:t>
-      </w:r>
-      <w:r>
-        <w:rPr>
-          <w:rFonts w:ascii="Times New Roman" w:hAnsi="Times New Roman" w:cs="Times New Roman"/>
-        </w:rPr>
-        <w:t>ề</w:t>
-      </w:r>
-      <w:r>
-        <w:rPr>
-          <w:rFonts w:ascii="Times New Roman" w:hAnsi="Times New Roman" w:cs="Times New Roman"/>
-        </w:rPr>
-        <w:t>n x</w:t>
-      </w:r>
-      <w:r>
-        <w:rPr>
-          <w:rFonts w:ascii="Times New Roman" w:hAnsi="Times New Roman" w:cs="Times New Roman"/>
-        </w:rPr>
-        <w:t>ử</w:t>
-      </w:r>
-      <w:r>
-        <w:rPr>
-          <w:rFonts w:ascii="Times New Roman" w:hAnsi="Times New Roman" w:cs="Times New Roman"/>
-        </w:rPr>
-        <w:t xml:space="preserve"> lý</w:t>
+        <w:t>1.2. Dữ liệu và tiền xử lý</w:t>
       </w:r>
     </w:p>
     <w:p>
@@ -1464,7 +1302,7 @@
         <w:jc w:val="both"/>
       </w:pPr>
       <w:r>
-        <w:t>Trọng số được chọn theo validation, không dựa vào test. Các lượt được báo cáo dùng cùng cách chia dữ liệu với seed 42; mỗi chương trình đặt seed một lần trước vòng lặp mô hình, không reset độc lập từng mô hình. E1 mới và E2/E3 lịch sử khác số epoch và kích thước lô, nên phải đọc kết quả theo từng protocol. Một seed chưa đủ chứng minh độ ổn định qua nhiều lần chạy [2]–[5].</w:t>
+        <w:t>Checkpoint được chọn theo validation, không dựa vào test. Cùng cách chia dữ liệu với seed 42 được sử dụng cho cả ba bài; E2 còn lưu hash danh sách chỉ số train/validation. E1 và E3 đặt seed trước vòng lặp mô hình; E2 reset seed và bộ nạp dữ liệu cho từng cấu hình, đồng thời sao chép cùng toàn bộ trọng số ban đầu trong mỗi cặp MSA. Một seed huấn luyện chưa đủ đánh giá độ ổn định [2]–[5].</w:t>
       </w:r>
     </w:p>
     <w:p>
@@ -1479,55 +1317,7 @@
         <w:rPr>
           <w:rFonts w:ascii="Times New Roman" w:hAnsi="Times New Roman" w:cs="Times New Roman"/>
         </w:rPr>
-        <w:t>1.3. Quy trình hu</w:t>
-      </w:r>
-      <w:r>
-        <w:rPr>
-          <w:rFonts w:ascii="Times New Roman" w:hAnsi="Times New Roman" w:cs="Times New Roman"/>
-        </w:rPr>
-        <w:t>ấ</w:t>
-      </w:r>
-      <w:r>
-        <w:rPr>
-          <w:rFonts w:ascii="Times New Roman" w:hAnsi="Times New Roman" w:cs="Times New Roman"/>
-        </w:rPr>
-        <w:t>n luy</w:t>
-      </w:r>
-      <w:r>
-        <w:rPr>
-          <w:rFonts w:ascii="Times New Roman" w:hAnsi="Times New Roman" w:cs="Times New Roman"/>
-        </w:rPr>
-        <w:t>ệ</w:t>
-      </w:r>
-      <w:r>
-        <w:rPr>
-          <w:rFonts w:ascii="Times New Roman" w:hAnsi="Times New Roman" w:cs="Times New Roman"/>
-        </w:rPr>
-        <w:t>n và l</w:t>
-      </w:r>
-      <w:r>
-        <w:rPr>
-          <w:rFonts w:ascii="Times New Roman" w:hAnsi="Times New Roman" w:cs="Times New Roman"/>
-        </w:rPr>
-        <w:t>ự</w:t>
-      </w:r>
-      <w:r>
-        <w:rPr>
-          <w:rFonts w:ascii="Times New Roman" w:hAnsi="Times New Roman" w:cs="Times New Roman"/>
-        </w:rPr>
-        <w:t>a ch</w:t>
-      </w:r>
-      <w:r>
-        <w:rPr>
-          <w:rFonts w:ascii="Times New Roman" w:hAnsi="Times New Roman" w:cs="Times New Roman"/>
-        </w:rPr>
-        <w:t>ọ</w:t>
-      </w:r>
-      <w:r>
-        <w:rPr>
-          <w:rFonts w:ascii="Times New Roman" w:hAnsi="Times New Roman" w:cs="Times New Roman"/>
-        </w:rPr>
-        <w:t>n mô hình</w:t>
+        <w:t>1.3. Quy trình huấn luyện và lựa chọn mô hình</w:t>
       </w:r>
     </w:p>
     <w:p>
@@ -1631,7 +1421,7 @@
               <w:rPr>
                 <w:sz w:val="21"/>
               </w:rPr>
-              <w:t>100 (E1); 20 (E2/E3 lịch sử)</w:t>
+              <w:t>100 (E1/E2); 20 (E3 lịch sử)</w:t>
             </w:r>
           </w:p>
         </w:tc>
@@ -1672,7 +1462,7 @@
               <w:rPr>
                 <w:sz w:val="21"/>
               </w:rPr>
-              <w:t>256 (E1); 16 (E2/E3 lịch sử)</w:t>
+              <w:t>256 (E1/E2); 16 (E3 lịch sử)</w:t>
             </w:r>
           </w:p>
         </w:tc>
@@ -1919,7 +1709,7 @@
               <w:rPr>
                 <w:sz w:val="21"/>
               </w:rPr>
-              <w:t>CUDA (chưa có tên GPU cụ thể)</w:t>
+              <w:t>CUDA; E2: Tesla P100-PCIE-16GB</w:t>
             </w:r>
           </w:p>
         </w:tc>
@@ -1976,7 +1766,7 @@
         <w:jc w:val="both"/>
       </w:pPr>
       <w:r>
-        <w:t>Ở mỗi mini-batch, chương trình xóa gradient, tính logits và CrossEntropyLoss, gọi backward() rồi optimizer.step(). Sau mỗi epoch, mô hình chuyển sang chế độ đánh giá để tính loss/accuracy trên validation. Trọng số được sao chép khi validation accuracy tăng; nếu bằng nhau giữ epoch sớm nhất. Chạy đủ 100 epoch cho E1 và 20 epoch cho các lượt E2/E3 lịch sử, không dùng dừng sớm, scheduler hay gradient clipping [2]–[4].</w:t>
+        <w:t>Ở mỗi mini-batch, chương trình xóa gradient, tính logits và CrossEntropyLoss, gọi backward() rồi optimizer.step(). Sau mỗi epoch, mô hình chuyển sang chế độ đánh giá để tính loss/accuracy trên validation. Trọng số chỉ được thay khi validation accuracy tăng; nếu bằng nhau giữ epoch sớm nhất. Các lượt chạy đủ 100 epoch ở E1/E2 và 20 epoch ở E3, không dùng dừng sớm, scheduler hay gradient clipping [2]–[4].</w:t>
       </w:r>
     </w:p>
     <w:p>
@@ -1999,43 +1789,7 @@
         <w:rPr>
           <w:rFonts w:ascii="Times New Roman" w:hAnsi="Times New Roman" w:cs="Times New Roman"/>
         </w:rPr>
-        <w:t>1.4. Ch</w:t>
-      </w:r>
-      <w:r>
-        <w:rPr>
-          <w:rFonts w:ascii="Times New Roman" w:hAnsi="Times New Roman" w:cs="Times New Roman"/>
-        </w:rPr>
-        <w:t>ỉ</w:t>
-      </w:r>
-      <w:r>
-        <w:rPr>
-          <w:rFonts w:ascii="Times New Roman" w:hAnsi="Times New Roman" w:cs="Times New Roman"/>
-        </w:rPr>
-        <w:t xml:space="preserve"> s</w:t>
-      </w:r>
-      <w:r>
-        <w:rPr>
-          <w:rFonts w:ascii="Times New Roman" w:hAnsi="Times New Roman" w:cs="Times New Roman"/>
-        </w:rPr>
-        <w:t>ố</w:t>
-      </w:r>
-      <w:r>
-        <w:rPr>
-          <w:rFonts w:ascii="Times New Roman" w:hAnsi="Times New Roman" w:cs="Times New Roman"/>
-        </w:rPr>
-        <w:t xml:space="preserve"> đánh giá và cách đ</w:t>
-      </w:r>
-      <w:r>
-        <w:rPr>
-          <w:rFonts w:ascii="Times New Roman" w:hAnsi="Times New Roman" w:cs="Times New Roman"/>
-        </w:rPr>
-        <w:t>ọ</w:t>
-      </w:r>
-      <w:r>
-        <w:rPr>
-          <w:rFonts w:ascii="Times New Roman" w:hAnsi="Times New Roman" w:cs="Times New Roman"/>
-        </w:rPr>
-        <w:t>c hình</w:t>
+        <w:t>1.4. Chỉ số đánh giá và cách đọc hình</w:t>
       </w:r>
     </w:p>
     <w:p>
@@ -2043,10 +1797,7 @@
         <w:jc w:val="both"/>
       </w:pPr>
       <w:r>
-        <w:t>Độ chính xác (accuracy) là số dự đoán đúng chia tổng số ảnh. F1 macro là trung bình cộng F1 của từng lớp, vì vậy phản ánh hiệu năng theo lớp mà không chỉ dựa vào các lớp nhiều mẫu. Bên cạnh đó, báo cáo xét test loss, số tham số có requires_grad, thời gian huấn luyện và đường cong train/validation. Ma trận nhầm lẫn đặt nhãn thật theo hàng, nhãn dự đoán theo cột; các ô ngoài đường chéo cho biết dạng nhầm lẫn. Hình lỗi là tối đa 25 mẫu sai xuất hiện đầu tiên khi duyệt test, không phải lấy mẫu ngẫu nhiên [2], [</w:t>
-      </w:r>
-      <w:r>
-        <w:t>5], [6].</w:t>
+        <w:t>Độ chính xác (accuracy) là số dự đoán đúng chia tổng số ảnh. F1 macro là trung bình cộng F1 của từng lớp, vì vậy phản ánh hiệu năng theo lớp mà không chỉ dựa vào các lớp nhiều mẫu. Bên cạnh đó, báo cáo xét test loss, số tham số có requires_grad, thời gian huấn luyện và đường cong train/validation. Ma trận nhầm lẫn đặt nhãn thật theo hàng, nhãn dự đoán theo cột; các ô ngoài đường chéo cho biết dạng nhầm lẫn. Hình lỗi là tối đa 25 mẫu sai xuất hiện đầu tiên khi duyệt test, không phải lấy mẫu ngẫu nhiên [2], [5], [6].</w:t>
       </w:r>
     </w:p>
     <w:p>
@@ -2066,7 +1817,7 @@
           <w:rFonts w:ascii="Times New Roman" w:hAnsi="Times New Roman" w:cs="Times New Roman"/>
         </w:rPr>
       </w:pPr>
-      <w:bookmarkStart w:id="2" w:name="_Toc243061794"/>
+      <w:bookmarkStart w:id="2" w:name="_Toc243066912"/>
       <w:r>
         <w:rPr>
           <w:rFonts w:ascii="Times New Roman" w:hAnsi="Times New Roman" w:cs="Times New Roman"/>
@@ -2088,43 +1839,7 @@
         <w:rPr>
           <w:rFonts w:ascii="Times New Roman" w:hAnsi="Times New Roman" w:cs="Times New Roman"/>
         </w:rPr>
-        <w:t>2.1. Thi</w:t>
-      </w:r>
-      <w:r>
-        <w:rPr>
-          <w:rFonts w:ascii="Times New Roman" w:hAnsi="Times New Roman" w:cs="Times New Roman"/>
-        </w:rPr>
-        <w:t>ế</w:t>
-      </w:r>
-      <w:r>
-        <w:rPr>
-          <w:rFonts w:ascii="Times New Roman" w:hAnsi="Times New Roman" w:cs="Times New Roman"/>
-        </w:rPr>
-        <w:t>t k</w:t>
-      </w:r>
-      <w:r>
-        <w:rPr>
-          <w:rFonts w:ascii="Times New Roman" w:hAnsi="Times New Roman" w:cs="Times New Roman"/>
-        </w:rPr>
-        <w:t>ế</w:t>
-      </w:r>
-      <w:r>
-        <w:rPr>
-          <w:rFonts w:ascii="Times New Roman" w:hAnsi="Times New Roman" w:cs="Times New Roman"/>
-        </w:rPr>
-        <w:t xml:space="preserve"> ba ki</w:t>
-      </w:r>
-      <w:r>
-        <w:rPr>
-          <w:rFonts w:ascii="Times New Roman" w:hAnsi="Times New Roman" w:cs="Times New Roman"/>
-        </w:rPr>
-        <w:t>ế</w:t>
-      </w:r>
-      <w:r>
-        <w:rPr>
-          <w:rFonts w:ascii="Times New Roman" w:hAnsi="Times New Roman" w:cs="Times New Roman"/>
-        </w:rPr>
-        <w:t>n trúc</w:t>
+        <w:t>2.1. Thiết kế ba kiến trúc</w:t>
       </w:r>
     </w:p>
     <w:p>
@@ -2163,55 +1878,7 @@
         <w:rPr>
           <w:rFonts w:ascii="Times New Roman" w:hAnsi="Times New Roman" w:cs="Times New Roman"/>
         </w:rPr>
-        <w:t>2.2. K</w:t>
-      </w:r>
-      <w:r>
-        <w:rPr>
-          <w:rFonts w:ascii="Times New Roman" w:hAnsi="Times New Roman" w:cs="Times New Roman"/>
-        </w:rPr>
-        <w:t>ế</w:t>
-      </w:r>
-      <w:r>
-        <w:rPr>
-          <w:rFonts w:ascii="Times New Roman" w:hAnsi="Times New Roman" w:cs="Times New Roman"/>
-        </w:rPr>
-        <w:t>t qu</w:t>
-      </w:r>
-      <w:r>
-        <w:rPr>
-          <w:rFonts w:ascii="Times New Roman" w:hAnsi="Times New Roman" w:cs="Times New Roman"/>
-        </w:rPr>
-        <w:t>ả</w:t>
-      </w:r>
-      <w:r>
-        <w:rPr>
-          <w:rFonts w:ascii="Times New Roman" w:hAnsi="Times New Roman" w:cs="Times New Roman"/>
-        </w:rPr>
-        <w:t xml:space="preserve"> đ</w:t>
-      </w:r>
-      <w:r>
-        <w:rPr>
-          <w:rFonts w:ascii="Times New Roman" w:hAnsi="Times New Roman" w:cs="Times New Roman"/>
-        </w:rPr>
-        <w:t>ị</w:t>
-      </w:r>
-      <w:r>
-        <w:rPr>
-          <w:rFonts w:ascii="Times New Roman" w:hAnsi="Times New Roman" w:cs="Times New Roman"/>
-        </w:rPr>
-        <w:t>nh lư</w:t>
-      </w:r>
-      <w:r>
-        <w:rPr>
-          <w:rFonts w:ascii="Times New Roman" w:hAnsi="Times New Roman" w:cs="Times New Roman"/>
-        </w:rPr>
-        <w:t>ợ</w:t>
-      </w:r>
-      <w:r>
-        <w:rPr>
-          <w:rFonts w:ascii="Times New Roman" w:hAnsi="Times New Roman" w:cs="Times New Roman"/>
-        </w:rPr>
-        <w:t>ng</w:t>
+        <w:t>2.2. Kết quả định lượng</w:t>
       </w:r>
     </w:p>
     <w:p>
@@ -2709,10 +2376,7 @@
         <w:jc w:val="both"/>
       </w:pPr>
       <w:r>
-        <w:t>CNN đạt test accuracy 99,27%, cao hơn MLP 0,64 điểm phần trăm và Softmax 6,68 điểm phần trăm; MLP đạt 98,63%, cao hơn Softmax 6,04 điểm phần trăm. F1 macro lần lượt là 0,924782, 0,986219 và 0,992631 cho Softmax, MLP, CNN. Thời gian train + validation tương ứng 718,3; 760,6; 770,0 giây. So với bộ E1 cũ (20 epoch, lô 16), accuracy tăng 0,50; 0,81; 0,10 điểm phần trăm. Vì thay đổi đồng thời epoch và batch size, đồng thời quá trình tiêu thụ RNG thay đổi, chưa thể quy cải thiện riêng cho một yếu tố hoặc khẳng đị</w:t>
-      </w:r>
-      <w:r>
-        <w:t>nh cấu hình đã tối ưu [5], [6].</w:t>
+        <w:t>CNN đạt test accuracy 99,27%, cao hơn MLP 0,64 điểm phần trăm và Softmax 6,68 điểm phần trăm; MLP đạt 98,63%, cao hơn Softmax 6,04 điểm phần trăm. F1 macro lần lượt là 0,924782, 0,986219 và 0,992631 cho Softmax, MLP, CNN. Thời gian train + validation tương ứng 718,3; 760,6; 770,0 giây. So với bộ E1 cũ (20 epoch, lô 16), accuracy tăng 0,50; 0,81; 0,10 điểm phần trăm. Vì thay đổi đồng thời epoch và batch size, đồng thời quá trình tiêu thụ RNG thay đổi, chưa thể quy cải thiện riêng cho một yếu tố hoặc khẳng định cấu hình đã tối ưu [5], [6].</w:t>
       </w:r>
     </w:p>
     <w:p>
@@ -2728,49 +2392,7 @@
           <w:rFonts w:ascii="Times New Roman" w:hAnsi="Times New Roman" w:cs="Times New Roman"/>
         </w:rPr>
         <w:lastRenderedPageBreak/>
-        <w:t>2.3. Di</w:t>
-      </w:r>
-      <w:r>
-        <w:rPr>
-          <w:rFonts w:ascii="Times New Roman" w:hAnsi="Times New Roman" w:cs="Times New Roman"/>
-        </w:rPr>
-        <w:t>ễ</w:t>
-      </w:r>
-      <w:r>
-        <w:rPr>
-          <w:rFonts w:ascii="Times New Roman" w:hAnsi="Times New Roman" w:cs="Times New Roman"/>
-        </w:rPr>
-        <w:t>n bi</w:t>
-      </w:r>
-      <w:r>
-        <w:rPr>
-          <w:rFonts w:ascii="Times New Roman" w:hAnsi="Times New Roman" w:cs="Times New Roman"/>
-        </w:rPr>
-        <w:t>ế</w:t>
-      </w:r>
-      <w:r>
-        <w:rPr>
-          <w:rFonts w:ascii="Times New Roman" w:hAnsi="Times New Roman" w:cs="Times New Roman"/>
-        </w:rPr>
-        <w:t>n h</w:t>
-      </w:r>
-      <w:r>
-        <w:rPr>
-          <w:rFonts w:ascii="Times New Roman" w:hAnsi="Times New Roman" w:cs="Times New Roman"/>
-        </w:rPr>
-        <w:t>ộ</w:t>
-      </w:r>
-      <w:r>
-        <w:rPr>
-          <w:rFonts w:ascii="Times New Roman" w:hAnsi="Times New Roman" w:cs="Times New Roman"/>
-        </w:rPr>
-        <w:t>i t</w:t>
-      </w:r>
-      <w:r>
-        <w:rPr>
-          <w:rFonts w:ascii="Times New Roman" w:hAnsi="Times New Roman" w:cs="Times New Roman"/>
-        </w:rPr>
-        <w:t>ụ</w:t>
+        <w:t>2.3. Diễn biến hội tụ</w:t>
       </w:r>
     </w:p>
     <w:p>
@@ -2836,10 +2458,7 @@
         <w:jc w:val="both"/>
       </w:pPr>
       <w:r>
-        <w:t>Softmax giảm training loss từ 0,539 xuống 0,228; validation accuracy tốt nhất đạt 92,03% tại epoch 32, còn epoch 100 đạt 91,65%. Đây là dấu hiệu validation không tiếp tục cải thiện ổn định trong cấu hình đã chạy, chưa chứng minh giới hạn tối ưu của mô hình. MLP đạt best validation accuracy 98,40% tại epoch 81; training loss cuối là 0,0189, trong khi validation loss khoảng 0,0733. CNN đạt best validation accuracy 99,32% tại epoch 83; training loss cuối khoảng 0,0058 và validation loss 0,0357. Khoảng cách tra</w:t>
-      </w:r>
-      <w:r>
-        <w:t>in–validation vẫn tồn tại; checkpoint để test là các epoch 32, 81 và 83, không mặc định epoch 100 [5], [6].</w:t>
+        <w:t>Softmax giảm training loss từ 0,539 xuống 0,228; validation accuracy tốt nhất đạt 92,03% tại epoch 32, còn epoch 100 đạt 91,65%. Đây là dấu hiệu validation không tiếp tục cải thiện ổn định trong cấu hình đã chạy, chưa chứng minh giới hạn tối ưu của mô hình. MLP đạt best validation accuracy 98,40% tại epoch 81; training loss cuối là 0,0189, trong khi validation loss khoảng 0,0733. CNN đạt best validation accuracy 99,32% tại epoch 83; training loss cuối khoảng 0,0058 và validation loss 0,0357. Khoảng cách train–validation vẫn tồn tại; checkpoint để test là các epoch 32, 81 và 83, không mặc định epoch 100 [5], [6].</w:t>
       </w:r>
     </w:p>
     <w:p>
@@ -2854,19 +2473,7 @@
         <w:rPr>
           <w:rFonts w:ascii="Times New Roman" w:hAnsi="Times New Roman" w:cs="Times New Roman"/>
         </w:rPr>
-        <w:t>2.4. Phân tích l</w:t>
-      </w:r>
-      <w:r>
-        <w:rPr>
-          <w:rFonts w:ascii="Times New Roman" w:hAnsi="Times New Roman" w:cs="Times New Roman"/>
-        </w:rPr>
-        <w:t>ỗ</w:t>
-      </w:r>
-      <w:r>
-        <w:rPr>
-          <w:rFonts w:ascii="Times New Roman" w:hAnsi="Times New Roman" w:cs="Times New Roman"/>
-        </w:rPr>
-        <w:t>i</w:t>
+        <w:t>2.4. Phân tích lỗi</w:t>
       </w:r>
     </w:p>
     <w:p>
@@ -2953,61 +2560,13 @@
           <w:rFonts w:ascii="Times New Roman" w:hAnsi="Times New Roman" w:cs="Times New Roman"/>
         </w:rPr>
       </w:pPr>
-      <w:bookmarkStart w:id="3" w:name="_Toc243061795"/>
+      <w:bookmarkStart w:id="3" w:name="_Toc243066913"/>
       <w:r>
         <w:rPr>
           <w:rFonts w:ascii="Times New Roman" w:hAnsi="Times New Roman" w:cs="Times New Roman"/>
         </w:rPr>
         <w:lastRenderedPageBreak/>
-        <w:t>CHƯƠNG 3. E2 – T</w:t>
-      </w:r>
-      <w:r>
-        <w:rPr>
-          <w:rFonts w:ascii="Times New Roman" w:hAnsi="Times New Roman" w:cs="Times New Roman"/>
-        </w:rPr>
-        <w:t>Ự</w:t>
-      </w:r>
-      <w:r>
-        <w:rPr>
-          <w:rFonts w:ascii="Times New Roman" w:hAnsi="Times New Roman" w:cs="Times New Roman"/>
-        </w:rPr>
-        <w:t xml:space="preserve"> CHÚ Ý NHI</w:t>
-      </w:r>
-      <w:r>
-        <w:rPr>
-          <w:rFonts w:ascii="Times New Roman" w:hAnsi="Times New Roman" w:cs="Times New Roman"/>
-        </w:rPr>
-        <w:t>Ề</w:t>
-      </w:r>
-      <w:r>
-        <w:rPr>
-          <w:rFonts w:ascii="Times New Roman" w:hAnsi="Times New Roman" w:cs="Times New Roman"/>
-        </w:rPr>
-        <w:t>U Đ</w:t>
-      </w:r>
-      <w:r>
-        <w:rPr>
-          <w:rFonts w:ascii="Times New Roman" w:hAnsi="Times New Roman" w:cs="Times New Roman"/>
-        </w:rPr>
-        <w:t>Ầ</w:t>
-      </w:r>
-      <w:r>
-        <w:rPr>
-          <w:rFonts w:ascii="Times New Roman" w:hAnsi="Times New Roman" w:cs="Times New Roman"/>
-        </w:rPr>
-        <w:t xml:space="preserve">U VÀ TOKEN HÓA </w:t>
-      </w:r>
-      <w:r>
-        <w:rPr>
-          <w:rFonts w:ascii="Times New Roman" w:hAnsi="Times New Roman" w:cs="Times New Roman"/>
-        </w:rPr>
-        <w:t>Ả</w:t>
-      </w:r>
-      <w:r>
-        <w:rPr>
-          <w:rFonts w:ascii="Times New Roman" w:hAnsi="Times New Roman" w:cs="Times New Roman"/>
-        </w:rPr>
-        <w:t>NH</w:t>
+        <w:t>CHƯƠNG 3. E2 – TỰ CHÚ Ý NHIỀU ĐẦU VÀ TOKEN HÓA ẢNH</w:t>
       </w:r>
       <w:bookmarkEnd w:id="3"/>
     </w:p>
@@ -3023,55 +2582,7 @@
         <w:rPr>
           <w:rFonts w:ascii="Times New Roman" w:hAnsi="Times New Roman" w:cs="Times New Roman"/>
         </w:rPr>
-        <w:t>3.1. M</w:t>
-      </w:r>
-      <w:r>
-        <w:rPr>
-          <w:rFonts w:ascii="Times New Roman" w:hAnsi="Times New Roman" w:cs="Times New Roman"/>
-        </w:rPr>
-        <w:t>ụ</w:t>
-      </w:r>
-      <w:r>
-        <w:rPr>
-          <w:rFonts w:ascii="Times New Roman" w:hAnsi="Times New Roman" w:cs="Times New Roman"/>
-        </w:rPr>
-        <w:t>c tiêu và bi</w:t>
-      </w:r>
-      <w:r>
-        <w:rPr>
-          <w:rFonts w:ascii="Times New Roman" w:hAnsi="Times New Roman" w:cs="Times New Roman"/>
-        </w:rPr>
-        <w:t>ể</w:t>
-      </w:r>
-      <w:r>
-        <w:rPr>
-          <w:rFonts w:ascii="Times New Roman" w:hAnsi="Times New Roman" w:cs="Times New Roman"/>
-        </w:rPr>
-        <w:t>u di</w:t>
-      </w:r>
-      <w:r>
-        <w:rPr>
-          <w:rFonts w:ascii="Times New Roman" w:hAnsi="Times New Roman" w:cs="Times New Roman"/>
-        </w:rPr>
-        <w:t>ễ</w:t>
-      </w:r>
-      <w:r>
-        <w:rPr>
-          <w:rFonts w:ascii="Times New Roman" w:hAnsi="Times New Roman" w:cs="Times New Roman"/>
-        </w:rPr>
-        <w:t>n đ</w:t>
-      </w:r>
-      <w:r>
-        <w:rPr>
-          <w:rFonts w:ascii="Times New Roman" w:hAnsi="Times New Roman" w:cs="Times New Roman"/>
-        </w:rPr>
-        <w:t>ầ</w:t>
-      </w:r>
-      <w:r>
-        <w:rPr>
-          <w:rFonts w:ascii="Times New Roman" w:hAnsi="Times New Roman" w:cs="Times New Roman"/>
-        </w:rPr>
-        <w:t>u vào</w:t>
+        <w:t>3.1. Mục tiêu và bốn cách lấy token</w:t>
       </w:r>
     </w:p>
     <w:p>
@@ -3079,7 +2590,7 @@
         <w:jc w:val="both"/>
       </w:pPr>
       <w:r>
-        <w:t>E2 đối chiếu MSA tự viết và nn.MultiheadAttention trên cùng patch tokenizer, đồng thời so sánh patch với hàng ảnh. Các số liệu trong chương này thuộc phiên bản lịch sử gồm custom_patch, pytorch_patch, custom_row, chạy 20 epoch và lô 16. Phiên bản repo mở rộng bốn nhóm tokenizer chưa có kết quả MNIST trong bộ báo cáo này; không thay số liệu lịch sử bằng các kiểm tra code hoặc dữ liệu giả [1], [3].</w:t>
+        <w:t>E2 đối chiếu MSA tự viết với nn.MultiheadAttention trong từng cách lấy token, đồng thời so sánh patch, hàng ảnh, CNN-stem và patch chồng lấn. Bộ kết quả mới gồm tám cấu hình, chạy 100 epoch, lô 256. Trong nhóm pixel/hàng của đề, chọn mỗi hàng là một token; trong nhóm biến thể, chọn patch chồng lấn. Ảnh đầu vào, cách chia dữ liệu và chuẩn hóa giữ như E1 [1], [3], [5].</w:t>
       </w:r>
     </w:p>
     <w:p>
@@ -3087,7 +2598,7 @@
         <w:jc w:val="both"/>
       </w:pPr>
       <w:r>
-        <w:t>Ở nhánh patch, Conv2d có kernel_size = stride = 7 chiếu ảnh 1×28×28 thành lưới 4×4 gồm 16 token, mỗi token 64 chiều. Ở nhánh row, Linear(28, 64) chiếu từng hàng ảnh thành 28 token. Cả hai thêm một token phân loại học được (CLS) và nhúng vị trí tuyệt đối học được; chuỗi đưa vào khối encoder có dạng B×17×64 đối với patch, B×29×64 đối với row. Sau encoder, đặc trưng CLS được chuẩn hóa và ánh xạ thành 10 logits [3], [9].</w:t>
+        <w:t>Patch rời dùng Conv2d kernel 7, stride 7 tạo lưới 4×4; hàng ảnh dùng Linear(28,64). CNN-stem gồm Conv(1→32,3×3,padding 1) → ReLU → Pool2 → Conv(32→64,3×3,padding 1) → ReLU → Pool2, tạo bản đồ 64×7×7; mỗi vị trí không gian là một token. Patch chồng lấn dùng kernel 7, stride 3, không padding, tạo lưới 8×8 và phủ hết ảnh 28×28. Cả bốn thêm CLS và nhúng vị trí học được, rồi dùng LayerNorm và Linear(64,10) trên CLS để phân loại [3], [9].</w:t>
       </w:r>
     </w:p>
     <w:p>
@@ -3097,7 +2608,7 @@
         <w:spacing w:after="100"/>
       </w:pPr>
       <w:r>
-        <w:t>Bảng 4. Hình dạng token và cấu hình encoder của E2</w:t>
+        <w:t>Bảng 4. Token và số tham số của mỗi bản MSA</w:t>
       </w:r>
     </w:p>
     <w:tbl>
@@ -3109,23 +2620,25 @@
         <w:tblLook w:val="04A0" w:firstRow="1" w:lastRow="0" w:firstColumn="1" w:lastColumn="0" w:noHBand="0" w:noVBand="1"/>
       </w:tblPr>
       <w:tblGrid>
-        <w:gridCol w:w="3402"/>
-        <w:gridCol w:w="2835"/>
-        <w:gridCol w:w="2835"/>
+        <w:gridCol w:w="2500"/>
+        <w:gridCol w:w="1500"/>
+        <w:gridCol w:w="1500"/>
+        <w:gridCol w:w="1800"/>
+        <w:gridCol w:w="1771"/>
       </w:tblGrid>
       <w:tr>
         <w:trPr>
+          <w:cantSplit/>
           <w:tblHeader/>
           <w:jc w:val="center"/>
         </w:trPr>
         <w:tc>
           <w:tcPr>
-            <w:tcW w:w="3402" w:type="dxa"/>
-            <w:vAlign w:val="center"/>
-          </w:tcPr>
-          <w:p>
-            <w:pPr>
-              <w:spacing w:before="20" w:after="20" w:line="254" w:lineRule="auto"/>
+            <w:tcW w:w="2500" w:type="dxa"/>
+          </w:tcPr>
+          <w:p>
+            <w:pPr>
+              <w:spacing w:before="40" w:after="40" w:line="254" w:lineRule="auto"/>
             </w:pPr>
             <w:r>
               <w:rPr>
@@ -3138,12 +2651,11 @@
         </w:tc>
         <w:tc>
           <w:tcPr>
-            <w:tcW w:w="2835" w:type="dxa"/>
-            <w:vAlign w:val="center"/>
-          </w:tcPr>
-          <w:p>
-            <w:pPr>
-              <w:spacing w:before="20" w:after="20" w:line="254" w:lineRule="auto"/>
+            <w:tcW w:w="1500" w:type="dxa"/>
+          </w:tcPr>
+          <w:p>
+            <w:pPr>
+              <w:spacing w:before="40" w:after="40" w:line="254" w:lineRule="auto"/>
               <w:jc w:val="center"/>
             </w:pPr>
             <w:r>
@@ -3151,18 +2663,17 @@
                 <w:b/>
                 <w:sz w:val="20"/>
               </w:rPr>
-              <w:t>Patch 7×7</w:t>
-            </w:r>
-          </w:p>
-        </w:tc>
-        <w:tc>
-          <w:tcPr>
-            <w:tcW w:w="2835" w:type="dxa"/>
-            <w:vAlign w:val="center"/>
-          </w:tcPr>
-          <w:p>
-            <w:pPr>
-              <w:spacing w:before="20" w:after="20" w:line="254" w:lineRule="auto"/>
+              <w:t>Patch</w:t>
+            </w:r>
+          </w:p>
+        </w:tc>
+        <w:tc>
+          <w:tcPr>
+            <w:tcW w:w="1500" w:type="dxa"/>
+          </w:tcPr>
+          <w:p>
+            <w:pPr>
+              <w:spacing w:before="40" w:after="40" w:line="254" w:lineRule="auto"/>
               <w:jc w:val="center"/>
             </w:pPr>
             <w:r>
@@ -3170,7 +2681,43 @@
                 <w:b/>
                 <w:sz w:val="20"/>
               </w:rPr>
-              <w:t>Theo hàng</w:t>
+              <w:t>Hàng</w:t>
+            </w:r>
+          </w:p>
+        </w:tc>
+        <w:tc>
+          <w:tcPr>
+            <w:tcW w:w="1800" w:type="dxa"/>
+          </w:tcPr>
+          <w:p>
+            <w:pPr>
+              <w:spacing w:before="40" w:after="40" w:line="254" w:lineRule="auto"/>
+              <w:jc w:val="center"/>
+            </w:pPr>
+            <w:r>
+              <w:rPr>
+                <w:b/>
+                <w:sz w:val="20"/>
+              </w:rPr>
+              <w:t>CNN-stem</w:t>
+            </w:r>
+          </w:p>
+        </w:tc>
+        <w:tc>
+          <w:tcPr>
+            <w:tcW w:w="1771" w:type="dxa"/>
+          </w:tcPr>
+          <w:p>
+            <w:pPr>
+              <w:spacing w:before="40" w:after="40" w:line="254" w:lineRule="auto"/>
+              <w:jc w:val="center"/>
+            </w:pPr>
+            <w:r>
+              <w:rPr>
+                <w:b/>
+                <w:sz w:val="20"/>
+              </w:rPr>
+              <w:t>Chồng lấn</w:t>
             </w:r>
           </w:p>
         </w:tc>
@@ -3182,12 +2729,11 @@
         </w:trPr>
         <w:tc>
           <w:tcPr>
-            <w:tcW w:w="3402" w:type="dxa"/>
-            <w:vAlign w:val="center"/>
-          </w:tcPr>
-          <w:p>
-            <w:pPr>
-              <w:spacing w:before="20" w:after="20" w:line="254" w:lineRule="auto"/>
+            <w:tcW w:w="2500" w:type="dxa"/>
+          </w:tcPr>
+          <w:p>
+            <w:pPr>
+              <w:spacing w:before="40" w:after="40" w:line="254" w:lineRule="auto"/>
             </w:pPr>
             <w:r>
               <w:rPr>
@@ -3199,12 +2745,11 @@
         </w:tc>
         <w:tc>
           <w:tcPr>
-            <w:tcW w:w="2835" w:type="dxa"/>
-            <w:vAlign w:val="center"/>
-          </w:tcPr>
-          <w:p>
-            <w:pPr>
-              <w:spacing w:before="20" w:after="20" w:line="254" w:lineRule="auto"/>
+            <w:tcW w:w="1500" w:type="dxa"/>
+          </w:tcPr>
+          <w:p>
+            <w:pPr>
+              <w:spacing w:before="40" w:after="40" w:line="254" w:lineRule="auto"/>
               <w:jc w:val="center"/>
             </w:pPr>
             <w:r>
@@ -3217,12 +2762,11 @@
         </w:tc>
         <w:tc>
           <w:tcPr>
-            <w:tcW w:w="2835" w:type="dxa"/>
-            <w:vAlign w:val="center"/>
-          </w:tcPr>
-          <w:p>
-            <w:pPr>
-              <w:spacing w:before="20" w:after="20" w:line="254" w:lineRule="auto"/>
+            <w:tcW w:w="1500" w:type="dxa"/>
+          </w:tcPr>
+          <w:p>
+            <w:pPr>
+              <w:spacing w:before="40" w:after="40" w:line="254" w:lineRule="auto"/>
               <w:jc w:val="center"/>
             </w:pPr>
             <w:r>
@@ -3230,6 +2774,40 @@
                 <w:sz w:val="20"/>
               </w:rPr>
               <w:t>28</w:t>
+            </w:r>
+          </w:p>
+        </w:tc>
+        <w:tc>
+          <w:tcPr>
+            <w:tcW w:w="1800" w:type="dxa"/>
+          </w:tcPr>
+          <w:p>
+            <w:pPr>
+              <w:spacing w:before="40" w:after="40" w:line="254" w:lineRule="auto"/>
+              <w:jc w:val="center"/>
+            </w:pPr>
+            <w:r>
+              <w:rPr>
+                <w:sz w:val="20"/>
+              </w:rPr>
+              <w:t>49</w:t>
+            </w:r>
+          </w:p>
+        </w:tc>
+        <w:tc>
+          <w:tcPr>
+            <w:tcW w:w="1771" w:type="dxa"/>
+          </w:tcPr>
+          <w:p>
+            <w:pPr>
+              <w:spacing w:before="40" w:after="40" w:line="254" w:lineRule="auto"/>
+              <w:jc w:val="center"/>
+            </w:pPr>
+            <w:r>
+              <w:rPr>
+                <w:sz w:val="20"/>
+              </w:rPr>
+              <w:t>64</w:t>
             </w:r>
           </w:p>
         </w:tc>
@@ -3241,29 +2819,27 @@
         </w:trPr>
         <w:tc>
           <w:tcPr>
-            <w:tcW w:w="3402" w:type="dxa"/>
-            <w:vAlign w:val="center"/>
-          </w:tcPr>
-          <w:p>
-            <w:pPr>
-              <w:spacing w:before="20" w:after="20" w:line="254" w:lineRule="auto"/>
-            </w:pPr>
-            <w:r>
-              <w:rPr>
-                <w:sz w:val="20"/>
-              </w:rPr>
-              <w:t>Tổng token có CLS</w:t>
-            </w:r>
-          </w:p>
-        </w:tc>
-        <w:tc>
-          <w:tcPr>
-            <w:tcW w:w="2835" w:type="dxa"/>
-            <w:vAlign w:val="center"/>
-          </w:tcPr>
-          <w:p>
-            <w:pPr>
-              <w:spacing w:before="20" w:after="20" w:line="254" w:lineRule="auto"/>
+            <w:tcW w:w="2500" w:type="dxa"/>
+          </w:tcPr>
+          <w:p>
+            <w:pPr>
+              <w:spacing w:before="40" w:after="40" w:line="254" w:lineRule="auto"/>
+            </w:pPr>
+            <w:r>
+              <w:rPr>
+                <w:sz w:val="20"/>
+              </w:rPr>
+              <w:t>Tổng có CLS</w:t>
+            </w:r>
+          </w:p>
+        </w:tc>
+        <w:tc>
+          <w:tcPr>
+            <w:tcW w:w="1500" w:type="dxa"/>
+          </w:tcPr>
+          <w:p>
+            <w:pPr>
+              <w:spacing w:before="40" w:after="40" w:line="254" w:lineRule="auto"/>
               <w:jc w:val="center"/>
             </w:pPr>
             <w:r>
@@ -3276,12 +2852,11 @@
         </w:tc>
         <w:tc>
           <w:tcPr>
-            <w:tcW w:w="2835" w:type="dxa"/>
-            <w:vAlign w:val="center"/>
-          </w:tcPr>
-          <w:p>
-            <w:pPr>
-              <w:spacing w:before="20" w:after="20" w:line="254" w:lineRule="auto"/>
+            <w:tcW w:w="1500" w:type="dxa"/>
+          </w:tcPr>
+          <w:p>
+            <w:pPr>
+              <w:spacing w:before="40" w:after="40" w:line="254" w:lineRule="auto"/>
               <w:jc w:val="center"/>
             </w:pPr>
             <w:r>
@@ -3289,6 +2864,40 @@
                 <w:sz w:val="20"/>
               </w:rPr>
               <w:t>29</w:t>
+            </w:r>
+          </w:p>
+        </w:tc>
+        <w:tc>
+          <w:tcPr>
+            <w:tcW w:w="1800" w:type="dxa"/>
+          </w:tcPr>
+          <w:p>
+            <w:pPr>
+              <w:spacing w:before="40" w:after="40" w:line="254" w:lineRule="auto"/>
+              <w:jc w:val="center"/>
+            </w:pPr>
+            <w:r>
+              <w:rPr>
+                <w:sz w:val="20"/>
+              </w:rPr>
+              <w:t>50</w:t>
+            </w:r>
+          </w:p>
+        </w:tc>
+        <w:tc>
+          <w:tcPr>
+            <w:tcW w:w="1771" w:type="dxa"/>
+          </w:tcPr>
+          <w:p>
+            <w:pPr>
+              <w:spacing w:before="40" w:after="40" w:line="254" w:lineRule="auto"/>
+              <w:jc w:val="center"/>
+            </w:pPr>
+            <w:r>
+              <w:rPr>
+                <w:sz w:val="20"/>
+              </w:rPr>
+              <w:t>65</w:t>
             </w:r>
           </w:p>
         </w:tc>
@@ -3300,54 +2909,85 @@
         </w:trPr>
         <w:tc>
           <w:tcPr>
-            <w:tcW w:w="3402" w:type="dxa"/>
-            <w:vAlign w:val="center"/>
-          </w:tcPr>
-          <w:p>
-            <w:pPr>
-              <w:spacing w:before="20" w:after="20" w:line="254" w:lineRule="auto"/>
-            </w:pPr>
-            <w:r>
-              <w:rPr>
-                <w:sz w:val="20"/>
-              </w:rPr>
-              <w:t>Kích thước embedding</w:t>
-            </w:r>
-          </w:p>
-        </w:tc>
-        <w:tc>
-          <w:tcPr>
-            <w:tcW w:w="2835" w:type="dxa"/>
-            <w:vAlign w:val="center"/>
-          </w:tcPr>
-          <w:p>
-            <w:pPr>
-              <w:spacing w:before="20" w:after="20" w:line="254" w:lineRule="auto"/>
-              <w:jc w:val="center"/>
-            </w:pPr>
-            <w:r>
-              <w:rPr>
-                <w:sz w:val="20"/>
-              </w:rPr>
-              <w:t>64</w:t>
-            </w:r>
-          </w:p>
-        </w:tc>
-        <w:tc>
-          <w:tcPr>
-            <w:tcW w:w="2835" w:type="dxa"/>
-            <w:vAlign w:val="center"/>
-          </w:tcPr>
-          <w:p>
-            <w:pPr>
-              <w:spacing w:before="20" w:after="20" w:line="254" w:lineRule="auto"/>
-              <w:jc w:val="center"/>
-            </w:pPr>
-            <w:r>
-              <w:rPr>
-                <w:sz w:val="20"/>
-              </w:rPr>
-              <w:t>64</w:t>
+            <w:tcW w:w="2500" w:type="dxa"/>
+          </w:tcPr>
+          <w:p>
+            <w:pPr>
+              <w:spacing w:before="40" w:after="40" w:line="254" w:lineRule="auto"/>
+            </w:pPr>
+            <w:r>
+              <w:rPr>
+                <w:sz w:val="20"/>
+              </w:rPr>
+              <w:t>Tham số mỗi bản</w:t>
+            </w:r>
+          </w:p>
+        </w:tc>
+        <w:tc>
+          <w:tcPr>
+            <w:tcW w:w="1500" w:type="dxa"/>
+          </w:tcPr>
+          <w:p>
+            <w:pPr>
+              <w:spacing w:before="40" w:after="40" w:line="254" w:lineRule="auto"/>
+              <w:jc w:val="center"/>
+            </w:pPr>
+            <w:r>
+              <w:rPr>
+                <w:sz w:val="20"/>
+              </w:rPr>
+              <w:t>38.602</w:t>
+            </w:r>
+          </w:p>
+        </w:tc>
+        <w:tc>
+          <w:tcPr>
+            <w:tcW w:w="1500" w:type="dxa"/>
+          </w:tcPr>
+          <w:p>
+            <w:pPr>
+              <w:spacing w:before="40" w:after="40" w:line="254" w:lineRule="auto"/>
+              <w:jc w:val="center"/>
+            </w:pPr>
+            <w:r>
+              <w:rPr>
+                <w:sz w:val="20"/>
+              </w:rPr>
+              <w:t>38.026</w:t>
+            </w:r>
+          </w:p>
+        </w:tc>
+        <w:tc>
+          <w:tcPr>
+            <w:tcW w:w="1800" w:type="dxa"/>
+          </w:tcPr>
+          <w:p>
+            <w:pPr>
+              <w:spacing w:before="40" w:after="40" w:line="254" w:lineRule="auto"/>
+              <w:jc w:val="center"/>
+            </w:pPr>
+            <w:r>
+              <w:rPr>
+                <w:sz w:val="20"/>
+              </w:rPr>
+              <w:t>56.330</w:t>
+            </w:r>
+          </w:p>
+        </w:tc>
+        <w:tc>
+          <w:tcPr>
+            <w:tcW w:w="1771" w:type="dxa"/>
+          </w:tcPr>
+          <w:p>
+            <w:pPr>
+              <w:spacing w:before="40" w:after="40" w:line="254" w:lineRule="auto"/>
+              <w:jc w:val="center"/>
+            </w:pPr>
+            <w:r>
+              <w:rPr>
+                <w:sz w:val="20"/>
+              </w:rPr>
+              <w:t>41.674</w:t>
             </w:r>
           </w:p>
         </w:tc>
@@ -3359,54 +2999,85 @@
         </w:trPr>
         <w:tc>
           <w:tcPr>
-            <w:tcW w:w="3402" w:type="dxa"/>
-            <w:vAlign w:val="center"/>
-          </w:tcPr>
-          <w:p>
-            <w:pPr>
-              <w:spacing w:before="20" w:after="20" w:line="254" w:lineRule="auto"/>
-            </w:pPr>
-            <w:r>
-              <w:rPr>
-                <w:sz w:val="20"/>
-              </w:rPr>
-              <w:t>Số head</w:t>
-            </w:r>
-          </w:p>
-        </w:tc>
-        <w:tc>
-          <w:tcPr>
-            <w:tcW w:w="2835" w:type="dxa"/>
-            <w:vAlign w:val="center"/>
-          </w:tcPr>
-          <w:p>
-            <w:pPr>
-              <w:spacing w:before="20" w:after="20" w:line="254" w:lineRule="auto"/>
-              <w:jc w:val="center"/>
-            </w:pPr>
-            <w:r>
-              <w:rPr>
-                <w:sz w:val="20"/>
-              </w:rPr>
-              <w:t>4</w:t>
-            </w:r>
-          </w:p>
-        </w:tc>
-        <w:tc>
-          <w:tcPr>
-            <w:tcW w:w="2835" w:type="dxa"/>
-            <w:vAlign w:val="center"/>
-          </w:tcPr>
-          <w:p>
-            <w:pPr>
-              <w:spacing w:before="20" w:after="20" w:line="254" w:lineRule="auto"/>
-              <w:jc w:val="center"/>
-            </w:pPr>
-            <w:r>
-              <w:rPr>
-                <w:sz w:val="20"/>
-              </w:rPr>
-              <w:t>4</w:t>
+            <w:tcW w:w="2500" w:type="dxa"/>
+          </w:tcPr>
+          <w:p>
+            <w:pPr>
+              <w:spacing w:before="40" w:after="40" w:line="254" w:lineRule="auto"/>
+            </w:pPr>
+            <w:r>
+              <w:rPr>
+                <w:sz w:val="20"/>
+              </w:rPr>
+              <w:t>Embedding / head</w:t>
+            </w:r>
+          </w:p>
+        </w:tc>
+        <w:tc>
+          <w:tcPr>
+            <w:tcW w:w="1500" w:type="dxa"/>
+          </w:tcPr>
+          <w:p>
+            <w:pPr>
+              <w:spacing w:before="40" w:after="40" w:line="254" w:lineRule="auto"/>
+              <w:jc w:val="center"/>
+            </w:pPr>
+            <w:r>
+              <w:rPr>
+                <w:sz w:val="20"/>
+              </w:rPr>
+              <w:t>64 / 4</w:t>
+            </w:r>
+          </w:p>
+        </w:tc>
+        <w:tc>
+          <w:tcPr>
+            <w:tcW w:w="1500" w:type="dxa"/>
+          </w:tcPr>
+          <w:p>
+            <w:pPr>
+              <w:spacing w:before="40" w:after="40" w:line="254" w:lineRule="auto"/>
+              <w:jc w:val="center"/>
+            </w:pPr>
+            <w:r>
+              <w:rPr>
+                <w:sz w:val="20"/>
+              </w:rPr>
+              <w:t>64 / 4</w:t>
+            </w:r>
+          </w:p>
+        </w:tc>
+        <w:tc>
+          <w:tcPr>
+            <w:tcW w:w="1800" w:type="dxa"/>
+          </w:tcPr>
+          <w:p>
+            <w:pPr>
+              <w:spacing w:before="40" w:after="40" w:line="254" w:lineRule="auto"/>
+              <w:jc w:val="center"/>
+            </w:pPr>
+            <w:r>
+              <w:rPr>
+                <w:sz w:val="20"/>
+              </w:rPr>
+              <w:t>64 / 4</w:t>
+            </w:r>
+          </w:p>
+        </w:tc>
+        <w:tc>
+          <w:tcPr>
+            <w:tcW w:w="1771" w:type="dxa"/>
+          </w:tcPr>
+          <w:p>
+            <w:pPr>
+              <w:spacing w:before="40" w:after="40" w:line="254" w:lineRule="auto"/>
+              <w:jc w:val="center"/>
+            </w:pPr>
+            <w:r>
+              <w:rPr>
+                <w:sz w:val="20"/>
+              </w:rPr>
+              <w:t>64 / 4</w:t>
             </w:r>
           </w:p>
         </w:tc>
@@ -3418,182 +3089,90 @@
         </w:trPr>
         <w:tc>
           <w:tcPr>
-            <w:tcW w:w="3402" w:type="dxa"/>
-            <w:vAlign w:val="center"/>
-          </w:tcPr>
-          <w:p>
-            <w:pPr>
-              <w:spacing w:before="20" w:after="20" w:line="254" w:lineRule="auto"/>
-            </w:pPr>
-            <w:r>
-              <w:rPr>
-                <w:sz w:val="20"/>
-              </w:rPr>
-              <w:t>Độ rộng mỗi head</w:t>
-            </w:r>
-          </w:p>
-        </w:tc>
-        <w:tc>
-          <w:tcPr>
-            <w:tcW w:w="2835" w:type="dxa"/>
-            <w:vAlign w:val="center"/>
-          </w:tcPr>
-          <w:p>
-            <w:pPr>
-              <w:spacing w:before="20" w:after="20" w:line="254" w:lineRule="auto"/>
-              <w:jc w:val="center"/>
-            </w:pPr>
-            <w:r>
-              <w:rPr>
-                <w:sz w:val="20"/>
-              </w:rPr>
-              <w:t>16</w:t>
-            </w:r>
-          </w:p>
-        </w:tc>
-        <w:tc>
-          <w:tcPr>
-            <w:tcW w:w="2835" w:type="dxa"/>
-            <w:vAlign w:val="center"/>
-          </w:tcPr>
-          <w:p>
-            <w:pPr>
-              <w:spacing w:before="20" w:after="20" w:line="254" w:lineRule="auto"/>
-              <w:jc w:val="center"/>
-            </w:pPr>
-            <w:r>
-              <w:rPr>
-                <w:sz w:val="20"/>
-              </w:rPr>
-              <w:t>16</w:t>
-            </w:r>
-          </w:p>
-        </w:tc>
-      </w:tr>
-      <w:tr>
-        <w:trPr>
-          <w:cantSplit/>
-          <w:jc w:val="center"/>
-        </w:trPr>
-        <w:tc>
-          <w:tcPr>
-            <w:tcW w:w="3402" w:type="dxa"/>
-            <w:vAlign w:val="center"/>
-          </w:tcPr>
-          <w:p>
-            <w:pPr>
-              <w:spacing w:before="20" w:after="20" w:line="254" w:lineRule="auto"/>
-            </w:pPr>
-            <w:r>
-              <w:rPr>
-                <w:sz w:val="20"/>
-              </w:rPr>
-              <w:t>FFN</w:t>
-            </w:r>
-          </w:p>
-        </w:tc>
-        <w:tc>
-          <w:tcPr>
-            <w:tcW w:w="2835" w:type="dxa"/>
-            <w:vAlign w:val="center"/>
-          </w:tcPr>
-          <w:p>
-            <w:pPr>
-              <w:spacing w:before="20" w:after="20" w:line="254" w:lineRule="auto"/>
-              <w:jc w:val="center"/>
-            </w:pPr>
-            <w:r>
-              <w:rPr>
-                <w:sz w:val="20"/>
-              </w:rPr>
-              <w:t>64 → 128 → 64</w:t>
-            </w:r>
-          </w:p>
-        </w:tc>
-        <w:tc>
-          <w:tcPr>
-            <w:tcW w:w="2835" w:type="dxa"/>
-            <w:vAlign w:val="center"/>
-          </w:tcPr>
-          <w:p>
-            <w:pPr>
-              <w:spacing w:before="20" w:after="20" w:line="254" w:lineRule="auto"/>
-              <w:jc w:val="center"/>
-            </w:pPr>
-            <w:r>
-              <w:rPr>
-                <w:sz w:val="20"/>
-              </w:rPr>
-              <w:t>64 → 128 → 64</w:t>
-            </w:r>
-          </w:p>
-        </w:tc>
-      </w:tr>
-      <w:tr>
-        <w:trPr>
-          <w:cantSplit/>
-          <w:jc w:val="center"/>
-        </w:trPr>
-        <w:tc>
-          <w:tcPr>
-            <w:tcW w:w="3402" w:type="dxa"/>
-            <w:vAlign w:val="center"/>
-          </w:tcPr>
-          <w:p>
-            <w:pPr>
-              <w:spacing w:before="20" w:after="20" w:line="254" w:lineRule="auto"/>
-            </w:pPr>
-            <w:r>
-              <w:rPr>
-                <w:sz w:val="20"/>
-              </w:rPr>
-              <w:t>Số block</w:t>
-            </w:r>
-          </w:p>
-        </w:tc>
-        <w:tc>
-          <w:tcPr>
-            <w:tcW w:w="2835" w:type="dxa"/>
-            <w:vAlign w:val="center"/>
-          </w:tcPr>
-          <w:p>
-            <w:pPr>
-              <w:spacing w:before="20" w:after="20" w:line="254" w:lineRule="auto"/>
-              <w:jc w:val="center"/>
-            </w:pPr>
-            <w:r>
-              <w:rPr>
-                <w:sz w:val="20"/>
-              </w:rPr>
-              <w:t>1 (pre-norm)</w:t>
-            </w:r>
-          </w:p>
-        </w:tc>
-        <w:tc>
-          <w:tcPr>
-            <w:tcW w:w="2835" w:type="dxa"/>
-            <w:vAlign w:val="center"/>
-          </w:tcPr>
-          <w:p>
-            <w:pPr>
-              <w:spacing w:before="20" w:after="20" w:line="254" w:lineRule="auto"/>
-              <w:jc w:val="center"/>
-            </w:pPr>
-            <w:r>
-              <w:rPr>
-                <w:sz w:val="20"/>
-              </w:rPr>
-              <w:t>1 (pre-norm)</w:t>
+            <w:tcW w:w="2500" w:type="dxa"/>
+          </w:tcPr>
+          <w:p>
+            <w:pPr>
+              <w:spacing w:before="40" w:after="40" w:line="254" w:lineRule="auto"/>
+            </w:pPr>
+            <w:r>
+              <w:rPr>
+                <w:sz w:val="20"/>
+              </w:rPr>
+              <w:t>FFN / số block</w:t>
+            </w:r>
+          </w:p>
+        </w:tc>
+        <w:tc>
+          <w:tcPr>
+            <w:tcW w:w="1500" w:type="dxa"/>
+          </w:tcPr>
+          <w:p>
+            <w:pPr>
+              <w:spacing w:before="40" w:after="40" w:line="254" w:lineRule="auto"/>
+              <w:jc w:val="center"/>
+            </w:pPr>
+            <w:r>
+              <w:rPr>
+                <w:sz w:val="20"/>
+              </w:rPr>
+              <w:t>128 / 1</w:t>
+            </w:r>
+          </w:p>
+        </w:tc>
+        <w:tc>
+          <w:tcPr>
+            <w:tcW w:w="1500" w:type="dxa"/>
+          </w:tcPr>
+          <w:p>
+            <w:pPr>
+              <w:spacing w:before="40" w:after="40" w:line="254" w:lineRule="auto"/>
+              <w:jc w:val="center"/>
+            </w:pPr>
+            <w:r>
+              <w:rPr>
+                <w:sz w:val="20"/>
+              </w:rPr>
+              <w:t>128 / 1</w:t>
+            </w:r>
+          </w:p>
+        </w:tc>
+        <w:tc>
+          <w:tcPr>
+            <w:tcW w:w="1800" w:type="dxa"/>
+          </w:tcPr>
+          <w:p>
+            <w:pPr>
+              <w:spacing w:before="40" w:after="40" w:line="254" w:lineRule="auto"/>
+              <w:jc w:val="center"/>
+            </w:pPr>
+            <w:r>
+              <w:rPr>
+                <w:sz w:val="20"/>
+              </w:rPr>
+              <w:t>128 / 1</w:t>
+            </w:r>
+          </w:p>
+        </w:tc>
+        <w:tc>
+          <w:tcPr>
+            <w:tcW w:w="1771" w:type="dxa"/>
+          </w:tcPr>
+          <w:p>
+            <w:pPr>
+              <w:spacing w:before="40" w:after="40" w:line="254" w:lineRule="auto"/>
+              <w:jc w:val="center"/>
+            </w:pPr>
+            <w:r>
+              <w:rPr>
+                <w:sz w:val="20"/>
+              </w:rPr>
+              <w:t>128 / 1</w:t>
             </w:r>
           </w:p>
         </w:tc>
       </w:tr>
     </w:tbl>
-    <w:p>
-      <w:pPr>
-        <w:spacing w:after="0"/>
-      </w:pPr>
-    </w:p>
     <w:p>
       <w:pPr>
         <w:pStyle w:val="Heading2"/>
@@ -3606,31 +3185,7 @@
         <w:rPr>
           <w:rFonts w:ascii="Times New Roman" w:hAnsi="Times New Roman" w:cs="Times New Roman"/>
         </w:rPr>
-        <w:t>3.2. Công th</w:t>
-      </w:r>
-      <w:r>
-        <w:rPr>
-          <w:rFonts w:ascii="Times New Roman" w:hAnsi="Times New Roman" w:cs="Times New Roman"/>
-        </w:rPr>
-        <w:t>ứ</w:t>
-      </w:r>
-      <w:r>
-        <w:rPr>
-          <w:rFonts w:ascii="Times New Roman" w:hAnsi="Times New Roman" w:cs="Times New Roman"/>
-        </w:rPr>
-        <w:t>c và cơ ch</w:t>
-      </w:r>
-      <w:r>
-        <w:rPr>
-          <w:rFonts w:ascii="Times New Roman" w:hAnsi="Times New Roman" w:cs="Times New Roman"/>
-        </w:rPr>
-        <w:t>ế</w:t>
-      </w:r>
-      <w:r>
-        <w:rPr>
-          <w:rFonts w:ascii="Times New Roman" w:hAnsi="Times New Roman" w:cs="Times New Roman"/>
-        </w:rPr>
-        <w:t xml:space="preserve"> MSA</w:t>
+        <w:t>3.2. Công thức và cơ chế MSA</w:t>
       </w:r>
     </w:p>
     <w:p>
@@ -3638,7 +3193,7 @@
         <w:jc w:val="both"/>
       </w:pPr>
       <w:r>
-        <w:t>Với chuỗi X ∈ ℝᴮˣᴺˣ⁶⁴, các phép chiếu tuyến tính tạo Q = XW_Q, K = XW_K và V = XW_V. Sau khi chia bốn head, mỗi Qᵢ, Kᵢ, Vᵢ có kích thước B×N×16. Ở head i, attention được tính bằng Aᵢ = softmax(QᵢKᵢᵀ/√16), đầu ra Hᵢ = AᵢVᵢ. Ghép bốn Hᵢ và chiếu tuyến tính sẽ trở về B×N×64. Bản custom triển khai rõ reshape, permute, phép nhân ma trận và softmax, không gọi nn.MultiheadAttention; bản PyTorch sử dụng nn.MultiheadAttention(batch_first=True, need_weights=False) [3], [10].</w:t>
+        <w:t>Với X có dạng B×N×64, phép chiếu tuyến tính tạo Q, K, V rồi chia thành bốn head, mỗi head rộng 16. Ở head i, Aᵢ = softmax(QᵢKᵢᵀ/√16), Hᵢ = Dropout(Aᵢ)Vᵢ; các Hᵢ được ghép và chiếu về B×N×64. Bản tự viết dùng Linear, reshape/permute, nhân ma trận và softmax; không gọi nn.MultiheadAttention hoặc nn.TransformerEncoder. Bản PyTorch gọi nn.MultiheadAttention với batch_first=True và need_weights=False [3], [10].</w:t>
       </w:r>
     </w:p>
     <w:p>
@@ -3646,8 +3201,11 @@
         <w:jc w:val="both"/>
       </w:pPr>
       <w:r>
+        <w:t xml:space="preserve">Encoder chung có một block tiền chuẩn hóa: X₁ = X + Dropout(MSA(LayerNorm(X))); X₂ = X₁ + FFN(LayerNorm(X₁)). FFN rộng 64→128→64, dùng GELU; dropout có xác suất 0,1. Cả hai bản dùng cùng vị trí </w:t>
+      </w:r>
+      <w:r>
         <w:lastRenderedPageBreak/>
-        <w:t>Một Transformer Encoder Block sử dụng tiền chuẩn hóa: X₁ = X + Dropout(MSA(LayerNorm(X))), X₂ = X₁ + FFN(LayerNorm(X₁)). FFN gồm hai phép chiếu 64→128→64, kích hoạt GELU và dropout. Với token CLS, ma trận attention ở mỗi head có 17² = 289 phần tử cho patch và 29² = 841 phần tử cho row, nếu không tính chiều batch/head. Khác biệt bậc hai này mô tả riêng phần ma trận attention, không thể đồng nhất với tổng thời gian huấn luyện vì còn overhead, kernel và các tầng khác [3], [10].</w:t>
+        <w:t>dropout, gồm dropout attention và nhánh residual. Với CLS, số phần tử ma trận attention mỗi head lần lượt là 289, 841, 2.500 và 4.225. Đây là chi phí riêng phần attention, không đồng nhất với thời gian toàn bộ mạng [3], [10].</w:t>
       </w:r>
     </w:p>
     <w:p>
@@ -3662,65 +3220,25 @@
         <w:rPr>
           <w:rFonts w:ascii="Times New Roman" w:hAnsi="Times New Roman" w:cs="Times New Roman"/>
         </w:rPr>
-        <w:t>3.3. K</w:t>
-      </w:r>
-      <w:r>
-        <w:rPr>
-          <w:rFonts w:ascii="Times New Roman" w:hAnsi="Times New Roman" w:cs="Times New Roman"/>
-        </w:rPr>
-        <w:t>ế</w:t>
-      </w:r>
-      <w:r>
-        <w:rPr>
-          <w:rFonts w:ascii="Times New Roman" w:hAnsi="Times New Roman" w:cs="Times New Roman"/>
-        </w:rPr>
-        <w:t>t qu</w:t>
-      </w:r>
-      <w:r>
-        <w:rPr>
-          <w:rFonts w:ascii="Times New Roman" w:hAnsi="Times New Roman" w:cs="Times New Roman"/>
-        </w:rPr>
-        <w:t>ả</w:t>
-      </w:r>
-      <w:r>
-        <w:rPr>
-          <w:rFonts w:ascii="Times New Roman" w:hAnsi="Times New Roman" w:cs="Times New Roman"/>
-        </w:rPr>
-        <w:t xml:space="preserve"> th</w:t>
-      </w:r>
-      <w:r>
-        <w:rPr>
-          <w:rFonts w:ascii="Times New Roman" w:hAnsi="Times New Roman" w:cs="Times New Roman"/>
-        </w:rPr>
-        <w:t>ự</w:t>
-      </w:r>
-      <w:r>
-        <w:rPr>
-          <w:rFonts w:ascii="Times New Roman" w:hAnsi="Times New Roman" w:cs="Times New Roman"/>
-        </w:rPr>
-        <w:t>c nghi</w:t>
-      </w:r>
-      <w:r>
-        <w:rPr>
-          <w:rFonts w:ascii="Times New Roman" w:hAnsi="Times New Roman" w:cs="Times New Roman"/>
-        </w:rPr>
-        <w:t>ệ</w:t>
-      </w:r>
-      <w:r>
-        <w:rPr>
-          <w:rFonts w:ascii="Times New Roman" w:hAnsi="Times New Roman" w:cs="Times New Roman"/>
-        </w:rPr>
-        <w:t>m</w:t>
+        <w:t>3.3. Kiểm chứng MSA và kiểm soát thực nghiệm</w:t>
       </w:r>
     </w:p>
     <w:p>
       <w:pPr>
+        <w:jc w:val="both"/>
+      </w:pPr>
+      <w:r>
+        <w:t>Trước khi huấn luyện, mỗi cặp được sao chép toàn bộ trọng số, gồm tokenizer, CLS, nhúng vị trí, LayerNorm, FFN, head và QKV/output projection. Kiểm tra dùng đầu vào tổng hợp, đối chiếu đầu ra attention, gradient đầu vào và tham số; ở classifier còn xét logits suy luận, logits/loss khi train nhưng tắt dropout, cùng gradient toàn bộ tham số. CPU float64 kiểm tra thêm một bước Adam; CUDA float32 kiểm tra đầu ra và gradient trên thiết bị huấn luyện [3], [5].</w:t>
+      </w:r>
+    </w:p>
+    <w:p>
+      <w:pPr>
         <w:pStyle w:val="Caption"/>
         <w:keepNext/>
         <w:spacing w:after="100"/>
       </w:pPr>
       <w:r>
-        <w:t>Bảng 5. Kết quả E2: MSA và biểu diễn token</w:t>
+        <w:t>Bảng 5. Kiểm chứng tương đương tại cùng trọng số</w:t>
       </w:r>
     </w:p>
     <w:tbl>
@@ -3732,128 +3250,85 @@
         <w:tblLook w:val="04A0" w:firstRow="1" w:lastRow="0" w:firstColumn="1" w:lastColumn="0" w:noHBand="0" w:noVBand="1"/>
       </w:tblPr>
       <w:tblGrid>
-        <w:gridCol w:w="2098"/>
-        <w:gridCol w:w="1417"/>
-        <w:gridCol w:w="1474"/>
-        <w:gridCol w:w="1304"/>
-        <w:gridCol w:w="1531"/>
-        <w:gridCol w:w="1247"/>
+        <w:gridCol w:w="2350"/>
+        <w:gridCol w:w="2300"/>
+        <w:gridCol w:w="2300"/>
+        <w:gridCol w:w="2121"/>
       </w:tblGrid>
       <w:tr>
         <w:trPr>
+          <w:cantSplit/>
           <w:tblHeader/>
           <w:jc w:val="center"/>
         </w:trPr>
         <w:tc>
           <w:tcPr>
-            <w:tcW w:w="2098" w:type="dxa"/>
-            <w:vAlign w:val="center"/>
-          </w:tcPr>
-          <w:p>
-            <w:pPr>
-              <w:spacing w:before="20" w:after="20" w:line="254" w:lineRule="auto"/>
+            <w:tcW w:w="2350" w:type="dxa"/>
+          </w:tcPr>
+          <w:p>
+            <w:pPr>
+              <w:spacing w:before="40" w:after="40" w:line="254" w:lineRule="auto"/>
             </w:pPr>
             <w:r>
               <w:rPr>
                 <w:b/>
-                <w:sz w:val="19"/>
-              </w:rPr>
-              <w:t>Cấu hình</w:t>
-            </w:r>
-          </w:p>
-        </w:tc>
-        <w:tc>
-          <w:tcPr>
-            <w:tcW w:w="1417" w:type="dxa"/>
-            <w:vAlign w:val="center"/>
-          </w:tcPr>
-          <w:p>
-            <w:pPr>
-              <w:spacing w:before="20" w:after="20" w:line="254" w:lineRule="auto"/>
+                <w:sz w:val="20"/>
+              </w:rPr>
+              <w:t>Tokenizer</w:t>
+            </w:r>
+          </w:p>
+        </w:tc>
+        <w:tc>
+          <w:tcPr>
+            <w:tcW w:w="2300" w:type="dxa"/>
+          </w:tcPr>
+          <w:p>
+            <w:pPr>
+              <w:spacing w:before="40" w:after="40" w:line="254" w:lineRule="auto"/>
               <w:jc w:val="center"/>
             </w:pPr>
             <w:r>
               <w:rPr>
                 <w:b/>
-                <w:sz w:val="19"/>
-              </w:rPr>
-              <w:t>Test accuracy</w:t>
-            </w:r>
-          </w:p>
-        </w:tc>
-        <w:tc>
-          <w:tcPr>
-            <w:tcW w:w="1474" w:type="dxa"/>
-            <w:vAlign w:val="center"/>
-          </w:tcPr>
-          <w:p>
-            <w:pPr>
-              <w:spacing w:before="20" w:after="20" w:line="254" w:lineRule="auto"/>
+                <w:sz w:val="20"/>
+              </w:rPr>
+              <w:t>CPU float64</w:t>
+            </w:r>
+          </w:p>
+        </w:tc>
+        <w:tc>
+          <w:tcPr>
+            <w:tcW w:w="2300" w:type="dxa"/>
+          </w:tcPr>
+          <w:p>
+            <w:pPr>
+              <w:spacing w:before="40" w:after="40" w:line="254" w:lineRule="auto"/>
               <w:jc w:val="center"/>
             </w:pPr>
             <w:r>
               <w:rPr>
                 <w:b/>
-                <w:sz w:val="19"/>
-              </w:rPr>
-              <w:t>Macro-F1</w:t>
-            </w:r>
-          </w:p>
-        </w:tc>
-        <w:tc>
-          <w:tcPr>
-            <w:tcW w:w="1304" w:type="dxa"/>
-            <w:vAlign w:val="center"/>
-          </w:tcPr>
-          <w:p>
-            <w:pPr>
-              <w:spacing w:before="20" w:after="20" w:line="254" w:lineRule="auto"/>
+                <w:sz w:val="20"/>
+              </w:rPr>
+              <w:t>CUDA float32</w:t>
+            </w:r>
+          </w:p>
+        </w:tc>
+        <w:tc>
+          <w:tcPr>
+            <w:tcW w:w="2121" w:type="dxa"/>
+          </w:tcPr>
+          <w:p>
+            <w:pPr>
+              <w:spacing w:before="40" w:after="40" w:line="254" w:lineRule="auto"/>
               <w:jc w:val="center"/>
             </w:pPr>
             <w:r>
               <w:rPr>
                 <w:b/>
-                <w:sz w:val="19"/>
-              </w:rPr>
-              <w:t>Tham số</w:t>
-            </w:r>
-          </w:p>
-        </w:tc>
-        <w:tc>
-          <w:tcPr>
-            <w:tcW w:w="1531" w:type="dxa"/>
-            <w:vAlign w:val="center"/>
-          </w:tcPr>
-          <w:p>
-            <w:pPr>
-              <w:spacing w:before="20" w:after="20" w:line="254" w:lineRule="auto"/>
-              <w:jc w:val="center"/>
-            </w:pPr>
-            <w:r>
-              <w:rPr>
-                <w:b/>
-                <w:sz w:val="19"/>
-              </w:rPr>
-              <w:t>Huấn luyện</w:t>
-            </w:r>
-          </w:p>
-        </w:tc>
-        <w:tc>
-          <w:tcPr>
-            <w:tcW w:w="1247" w:type="dxa"/>
-            <w:vAlign w:val="center"/>
-          </w:tcPr>
-          <w:p>
-            <w:pPr>
-              <w:spacing w:before="20" w:after="20" w:line="254" w:lineRule="auto"/>
-              <w:jc w:val="center"/>
-            </w:pPr>
-            <w:r>
-              <w:rPr>
-                <w:b/>
-                <w:sz w:val="19"/>
-              </w:rPr>
-              <w:t>Epoch tốt nhất</w:t>
+                <w:sz w:val="20"/>
+              </w:rPr>
+              <w:t>Kết quả</w:t>
             </w:r>
           </w:p>
         </w:tc>
@@ -3865,108 +3340,68 @@
         </w:trPr>
         <w:tc>
           <w:tcPr>
-            <w:tcW w:w="2098" w:type="dxa"/>
-            <w:vAlign w:val="center"/>
-          </w:tcPr>
-          <w:p>
-            <w:pPr>
-              <w:spacing w:before="20" w:after="20" w:line="254" w:lineRule="auto"/>
-            </w:pPr>
-            <w:r>
-              <w:rPr>
-                <w:sz w:val="19"/>
-              </w:rPr>
-              <w:t>Tự viết · patch</w:t>
-            </w:r>
-          </w:p>
-        </w:tc>
-        <w:tc>
-          <w:tcPr>
-            <w:tcW w:w="1417" w:type="dxa"/>
-            <w:vAlign w:val="center"/>
-          </w:tcPr>
-          <w:p>
-            <w:pPr>
-              <w:spacing w:before="20" w:after="20" w:line="254" w:lineRule="auto"/>
-              <w:jc w:val="center"/>
-            </w:pPr>
-            <w:r>
-              <w:rPr>
-                <w:sz w:val="19"/>
-              </w:rPr>
-              <w:t>95,63%</w:t>
-            </w:r>
-          </w:p>
-        </w:tc>
-        <w:tc>
-          <w:tcPr>
-            <w:tcW w:w="1474" w:type="dxa"/>
-            <w:vAlign w:val="center"/>
-          </w:tcPr>
-          <w:p>
-            <w:pPr>
-              <w:spacing w:before="20" w:after="20" w:line="254" w:lineRule="auto"/>
-              <w:jc w:val="center"/>
-            </w:pPr>
-            <w:r>
-              <w:rPr>
-                <w:sz w:val="19"/>
-              </w:rPr>
-              <w:t>0,955523</w:t>
-            </w:r>
-          </w:p>
-        </w:tc>
-        <w:tc>
-          <w:tcPr>
-            <w:tcW w:w="1304" w:type="dxa"/>
-            <w:vAlign w:val="center"/>
-          </w:tcPr>
-          <w:p>
-            <w:pPr>
-              <w:spacing w:before="20" w:after="20" w:line="254" w:lineRule="auto"/>
-              <w:jc w:val="center"/>
-            </w:pPr>
-            <w:r>
-              <w:rPr>
-                <w:sz w:val="19"/>
-              </w:rPr>
-              <w:t>38.602</w:t>
-            </w:r>
-          </w:p>
-        </w:tc>
-        <w:tc>
-          <w:tcPr>
-            <w:tcW w:w="1531" w:type="dxa"/>
-            <w:vAlign w:val="center"/>
-          </w:tcPr>
-          <w:p>
-            <w:pPr>
-              <w:spacing w:before="20" w:after="20" w:line="254" w:lineRule="auto"/>
-              <w:jc w:val="center"/>
-            </w:pPr>
-            <w:r>
-              <w:rPr>
-                <w:sz w:val="19"/>
-              </w:rPr>
-              <w:t>660,6 s</w:t>
-            </w:r>
-          </w:p>
-        </w:tc>
-        <w:tc>
-          <w:tcPr>
-            <w:tcW w:w="1247" w:type="dxa"/>
-            <w:vAlign w:val="center"/>
-          </w:tcPr>
-          <w:p>
-            <w:pPr>
-              <w:spacing w:before="20" w:after="20" w:line="254" w:lineRule="auto"/>
-              <w:jc w:val="center"/>
-            </w:pPr>
-            <w:r>
-              <w:rPr>
-                <w:sz w:val="19"/>
-              </w:rPr>
-              <w:t>14</w:t>
+            <w:tcW w:w="2350" w:type="dxa"/>
+          </w:tcPr>
+          <w:p>
+            <w:pPr>
+              <w:spacing w:before="40" w:after="40" w:line="254" w:lineRule="auto"/>
+            </w:pPr>
+            <w:r>
+              <w:rPr>
+                <w:sz w:val="20"/>
+              </w:rPr>
+              <w:t>Patch</w:t>
+            </w:r>
+          </w:p>
+        </w:tc>
+        <w:tc>
+          <w:tcPr>
+            <w:tcW w:w="2300" w:type="dxa"/>
+          </w:tcPr>
+          <w:p>
+            <w:pPr>
+              <w:spacing w:before="40" w:after="40" w:line="254" w:lineRule="auto"/>
+              <w:jc w:val="center"/>
+            </w:pPr>
+            <w:r>
+              <w:rPr>
+                <w:sz w:val="20"/>
+              </w:rPr>
+              <w:t>7,11E-15</w:t>
+            </w:r>
+          </w:p>
+        </w:tc>
+        <w:tc>
+          <w:tcPr>
+            <w:tcW w:w="2300" w:type="dxa"/>
+          </w:tcPr>
+          <w:p>
+            <w:pPr>
+              <w:spacing w:before="40" w:after="40" w:line="254" w:lineRule="auto"/>
+              <w:jc w:val="center"/>
+            </w:pPr>
+            <w:r>
+              <w:rPr>
+                <w:sz w:val="20"/>
+              </w:rPr>
+              <w:t>1,91E-06</w:t>
+            </w:r>
+          </w:p>
+        </w:tc>
+        <w:tc>
+          <w:tcPr>
+            <w:tcW w:w="2121" w:type="dxa"/>
+          </w:tcPr>
+          <w:p>
+            <w:pPr>
+              <w:spacing w:before="40" w:after="40" w:line="254" w:lineRule="auto"/>
+              <w:jc w:val="center"/>
+            </w:pPr>
+            <w:r>
+              <w:rPr>
+                <w:sz w:val="20"/>
+              </w:rPr>
+              <w:t>PASS / PASS</w:t>
             </w:r>
           </w:p>
         </w:tc>
@@ -3978,108 +3413,68 @@
         </w:trPr>
         <w:tc>
           <w:tcPr>
-            <w:tcW w:w="2098" w:type="dxa"/>
-            <w:vAlign w:val="center"/>
-          </w:tcPr>
-          <w:p>
-            <w:pPr>
-              <w:spacing w:before="20" w:after="20" w:line="254" w:lineRule="auto"/>
-            </w:pPr>
-            <w:r>
-              <w:rPr>
-                <w:sz w:val="19"/>
-              </w:rPr>
-              <w:t>PyTorch · patch</w:t>
-            </w:r>
-          </w:p>
-        </w:tc>
-        <w:tc>
-          <w:tcPr>
-            <w:tcW w:w="1417" w:type="dxa"/>
-            <w:vAlign w:val="center"/>
-          </w:tcPr>
-          <w:p>
-            <w:pPr>
-              <w:spacing w:before="20" w:after="20" w:line="254" w:lineRule="auto"/>
-              <w:jc w:val="center"/>
-            </w:pPr>
-            <w:r>
-              <w:rPr>
-                <w:sz w:val="19"/>
-              </w:rPr>
-              <w:t>96,66%</w:t>
-            </w:r>
-          </w:p>
-        </w:tc>
-        <w:tc>
-          <w:tcPr>
-            <w:tcW w:w="1474" w:type="dxa"/>
-            <w:vAlign w:val="center"/>
-          </w:tcPr>
-          <w:p>
-            <w:pPr>
-              <w:spacing w:before="20" w:after="20" w:line="254" w:lineRule="auto"/>
-              <w:jc w:val="center"/>
-            </w:pPr>
-            <w:r>
-              <w:rPr>
-                <w:sz w:val="19"/>
-              </w:rPr>
-              <w:t>0,966205</w:t>
-            </w:r>
-          </w:p>
-        </w:tc>
-        <w:tc>
-          <w:tcPr>
-            <w:tcW w:w="1304" w:type="dxa"/>
-            <w:vAlign w:val="center"/>
-          </w:tcPr>
-          <w:p>
-            <w:pPr>
-              <w:spacing w:before="20" w:after="20" w:line="254" w:lineRule="auto"/>
-              <w:jc w:val="center"/>
-            </w:pPr>
-            <w:r>
-              <w:rPr>
-                <w:sz w:val="19"/>
-              </w:rPr>
-              <w:t>38.602</w:t>
-            </w:r>
-          </w:p>
-        </w:tc>
-        <w:tc>
-          <w:tcPr>
-            <w:tcW w:w="1531" w:type="dxa"/>
-            <w:vAlign w:val="center"/>
-          </w:tcPr>
-          <w:p>
-            <w:pPr>
-              <w:spacing w:before="20" w:after="20" w:line="254" w:lineRule="auto"/>
-              <w:jc w:val="center"/>
-            </w:pPr>
-            <w:r>
-              <w:rPr>
-                <w:sz w:val="19"/>
-              </w:rPr>
-              <w:t>650,8 s</w:t>
-            </w:r>
-          </w:p>
-        </w:tc>
-        <w:tc>
-          <w:tcPr>
-            <w:tcW w:w="1247" w:type="dxa"/>
-            <w:vAlign w:val="center"/>
-          </w:tcPr>
-          <w:p>
-            <w:pPr>
-              <w:spacing w:before="20" w:after="20" w:line="254" w:lineRule="auto"/>
-              <w:jc w:val="center"/>
-            </w:pPr>
-            <w:r>
-              <w:rPr>
-                <w:sz w:val="19"/>
-              </w:rPr>
-              <w:t>16</w:t>
+            <w:tcW w:w="2350" w:type="dxa"/>
+          </w:tcPr>
+          <w:p>
+            <w:pPr>
+              <w:spacing w:before="40" w:after="40" w:line="254" w:lineRule="auto"/>
+            </w:pPr>
+            <w:r>
+              <w:rPr>
+                <w:sz w:val="20"/>
+              </w:rPr>
+              <w:t>Hàng</w:t>
+            </w:r>
+          </w:p>
+        </w:tc>
+        <w:tc>
+          <w:tcPr>
+            <w:tcW w:w="2300" w:type="dxa"/>
+          </w:tcPr>
+          <w:p>
+            <w:pPr>
+              <w:spacing w:before="40" w:after="40" w:line="254" w:lineRule="auto"/>
+              <w:jc w:val="center"/>
+            </w:pPr>
+            <w:r>
+              <w:rPr>
+                <w:sz w:val="20"/>
+              </w:rPr>
+              <w:t>3,55E-15</w:t>
+            </w:r>
+          </w:p>
+        </w:tc>
+        <w:tc>
+          <w:tcPr>
+            <w:tcW w:w="2300" w:type="dxa"/>
+          </w:tcPr>
+          <w:p>
+            <w:pPr>
+              <w:spacing w:before="40" w:after="40" w:line="254" w:lineRule="auto"/>
+              <w:jc w:val="center"/>
+            </w:pPr>
+            <w:r>
+              <w:rPr>
+                <w:sz w:val="20"/>
+              </w:rPr>
+              <w:t>2,86E-06</w:t>
+            </w:r>
+          </w:p>
+        </w:tc>
+        <w:tc>
+          <w:tcPr>
+            <w:tcW w:w="2121" w:type="dxa"/>
+          </w:tcPr>
+          <w:p>
+            <w:pPr>
+              <w:spacing w:before="40" w:after="40" w:line="254" w:lineRule="auto"/>
+              <w:jc w:val="center"/>
+            </w:pPr>
+            <w:r>
+              <w:rPr>
+                <w:sz w:val="20"/>
+              </w:rPr>
+              <w:t>PASS / PASS</w:t>
             </w:r>
           </w:p>
         </w:tc>
@@ -4091,108 +3486,141 @@
         </w:trPr>
         <w:tc>
           <w:tcPr>
-            <w:tcW w:w="2098" w:type="dxa"/>
-            <w:vAlign w:val="center"/>
-          </w:tcPr>
-          <w:p>
-            <w:pPr>
-              <w:spacing w:before="20" w:after="20" w:line="254" w:lineRule="auto"/>
-            </w:pPr>
-            <w:r>
-              <w:rPr>
-                <w:sz w:val="19"/>
-              </w:rPr>
-              <w:t>Tự viết · hàng</w:t>
-            </w:r>
-          </w:p>
-        </w:tc>
-        <w:tc>
-          <w:tcPr>
-            <w:tcW w:w="1417" w:type="dxa"/>
-            <w:vAlign w:val="center"/>
-          </w:tcPr>
-          <w:p>
-            <w:pPr>
-              <w:spacing w:before="20" w:after="20" w:line="254" w:lineRule="auto"/>
-              <w:jc w:val="center"/>
-            </w:pPr>
-            <w:r>
-              <w:rPr>
-                <w:sz w:val="19"/>
-              </w:rPr>
-              <w:t>97,40%</w:t>
-            </w:r>
-          </w:p>
-        </w:tc>
-        <w:tc>
-          <w:tcPr>
-            <w:tcW w:w="1474" w:type="dxa"/>
-            <w:vAlign w:val="center"/>
-          </w:tcPr>
-          <w:p>
-            <w:pPr>
-              <w:spacing w:before="20" w:after="20" w:line="254" w:lineRule="auto"/>
-              <w:jc w:val="center"/>
-            </w:pPr>
-            <w:r>
-              <w:rPr>
-                <w:sz w:val="19"/>
-              </w:rPr>
-              <w:t>0,973801</w:t>
-            </w:r>
-          </w:p>
-        </w:tc>
-        <w:tc>
-          <w:tcPr>
-            <w:tcW w:w="1304" w:type="dxa"/>
-            <w:vAlign w:val="center"/>
-          </w:tcPr>
-          <w:p>
-            <w:pPr>
-              <w:spacing w:before="20" w:after="20" w:line="254" w:lineRule="auto"/>
-              <w:jc w:val="center"/>
-            </w:pPr>
-            <w:r>
-              <w:rPr>
-                <w:sz w:val="19"/>
-              </w:rPr>
-              <w:t>38.026</w:t>
-            </w:r>
-          </w:p>
-        </w:tc>
-        <w:tc>
-          <w:tcPr>
-            <w:tcW w:w="1531" w:type="dxa"/>
-            <w:vAlign w:val="center"/>
-          </w:tcPr>
-          <w:p>
-            <w:pPr>
-              <w:spacing w:before="20" w:after="20" w:line="254" w:lineRule="auto"/>
-              <w:jc w:val="center"/>
-            </w:pPr>
-            <w:r>
-              <w:rPr>
-                <w:sz w:val="19"/>
-              </w:rPr>
-              <w:t>637,4 s</w:t>
-            </w:r>
-          </w:p>
-        </w:tc>
-        <w:tc>
-          <w:tcPr>
-            <w:tcW w:w="1247" w:type="dxa"/>
-            <w:vAlign w:val="center"/>
-          </w:tcPr>
-          <w:p>
-            <w:pPr>
-              <w:spacing w:before="20" w:after="20" w:line="254" w:lineRule="auto"/>
-              <w:jc w:val="center"/>
-            </w:pPr>
-            <w:r>
-              <w:rPr>
-                <w:sz w:val="19"/>
-              </w:rPr>
-              <w:t>19</w:t>
+            <w:tcW w:w="2350" w:type="dxa"/>
+          </w:tcPr>
+          <w:p>
+            <w:pPr>
+              <w:spacing w:before="40" w:after="40" w:line="254" w:lineRule="auto"/>
+            </w:pPr>
+            <w:r>
+              <w:rPr>
+                <w:sz w:val="20"/>
+              </w:rPr>
+              <w:t>CNN-stem</w:t>
+            </w:r>
+          </w:p>
+        </w:tc>
+        <w:tc>
+          <w:tcPr>
+            <w:tcW w:w="2300" w:type="dxa"/>
+          </w:tcPr>
+          <w:p>
+            <w:pPr>
+              <w:spacing w:before="40" w:after="40" w:line="254" w:lineRule="auto"/>
+              <w:jc w:val="center"/>
+            </w:pPr>
+            <w:r>
+              <w:rPr>
+                <w:sz w:val="20"/>
+              </w:rPr>
+              <w:t>7,11E-15</w:t>
+            </w:r>
+          </w:p>
+        </w:tc>
+        <w:tc>
+          <w:tcPr>
+            <w:tcW w:w="2300" w:type="dxa"/>
+          </w:tcPr>
+          <w:p>
+            <w:pPr>
+              <w:spacing w:before="40" w:after="40" w:line="254" w:lineRule="auto"/>
+              <w:jc w:val="center"/>
+            </w:pPr>
+            <w:r>
+              <w:rPr>
+                <w:sz w:val="20"/>
+              </w:rPr>
+              <w:t>3,81E-06</w:t>
+            </w:r>
+          </w:p>
+        </w:tc>
+        <w:tc>
+          <w:tcPr>
+            <w:tcW w:w="2121" w:type="dxa"/>
+          </w:tcPr>
+          <w:p>
+            <w:pPr>
+              <w:spacing w:before="40" w:after="40" w:line="254" w:lineRule="auto"/>
+              <w:jc w:val="center"/>
+            </w:pPr>
+            <w:r>
+              <w:rPr>
+                <w:sz w:val="20"/>
+              </w:rPr>
+              <w:t>PASS / PASS</w:t>
+            </w:r>
+          </w:p>
+        </w:tc>
+      </w:tr>
+      <w:tr>
+        <w:trPr>
+          <w:cantSplit/>
+          <w:jc w:val="center"/>
+        </w:trPr>
+        <w:tc>
+          <w:tcPr>
+            <w:tcW w:w="2350" w:type="dxa"/>
+          </w:tcPr>
+          <w:p>
+            <w:pPr>
+              <w:spacing w:before="40" w:after="40" w:line="254" w:lineRule="auto"/>
+            </w:pPr>
+            <w:r>
+              <w:rPr>
+                <w:sz w:val="20"/>
+              </w:rPr>
+              <w:t>Chồng lấn</w:t>
+            </w:r>
+          </w:p>
+        </w:tc>
+        <w:tc>
+          <w:tcPr>
+            <w:tcW w:w="2300" w:type="dxa"/>
+          </w:tcPr>
+          <w:p>
+            <w:pPr>
+              <w:spacing w:before="40" w:after="40" w:line="254" w:lineRule="auto"/>
+              <w:jc w:val="center"/>
+            </w:pPr>
+            <w:r>
+              <w:rPr>
+                <w:sz w:val="20"/>
+              </w:rPr>
+              <w:t>8,88E-15</w:t>
+            </w:r>
+          </w:p>
+        </w:tc>
+        <w:tc>
+          <w:tcPr>
+            <w:tcW w:w="2300" w:type="dxa"/>
+          </w:tcPr>
+          <w:p>
+            <w:pPr>
+              <w:spacing w:before="40" w:after="40" w:line="254" w:lineRule="auto"/>
+              <w:jc w:val="center"/>
+            </w:pPr>
+            <w:r>
+              <w:rPr>
+                <w:sz w:val="20"/>
+              </w:rPr>
+              <w:t>3,81E-06</w:t>
+            </w:r>
+          </w:p>
+        </w:tc>
+        <w:tc>
+          <w:tcPr>
+            <w:tcW w:w="2121" w:type="dxa"/>
+          </w:tcPr>
+          <w:p>
+            <w:pPr>
+              <w:spacing w:before="40" w:after="40" w:line="254" w:lineRule="auto"/>
+              <w:jc w:val="center"/>
+            </w:pPr>
+            <w:r>
+              <w:rPr>
+                <w:sz w:val="20"/>
+              </w:rPr>
+              <w:t>PASS / PASS</w:t>
             </w:r>
           </w:p>
         </w:tc>
@@ -4200,20 +3628,1715 @@
     </w:tbl>
     <w:p>
       <w:pPr>
-        <w:spacing w:after="0"/>
-      </w:pPr>
-    </w:p>
-    <w:p>
-      <w:pPr>
         <w:jc w:val="both"/>
       </w:pPr>
       <w:r>
-        <w:t>Hai mô hình patch cùng 38.602 tham số, nhưng pytorch_patch đạt 96,66% trên tập kiểm tra, cao hơn custom_patch (95,63%) 1,03 điểm phần trăm. So với custom_patch, custom_row đạt 97,40%, tăng 1,77 điểm phần trăm dù ít hơn 576 tham số. Thời gian đo được của custom_row là 637,4 giây, ngắn hơn custom_patch (660,6 giây); bởi vậy không thể suy ra chuỗi nhiều token hơn nhất thiết chạy chậm hơn trong thực nghiệm này [5].</w:t>
+        <w:t>Cả tám trường hợp đều PASS. Ngưỡng CPU là atol = 10⁻¹⁰, rtol = 10⁻⁸; CUDA là atol = 2×10⁻⁵, rtol = 2×10⁻⁴. Sai số bảng là cực đại tuyệt đối trong các mục đã ghi, không thay thế điều kiện so sánh kết hợp atol/rtol. Mỗi tokenizer kiểm tra 20 tensor tham số, riêng CNN-stem là 22. Đây là bằng chứng số học hữu hạn, không phải chứng minh cho mọi đầu vào [3], [5].</w:t>
       </w:r>
     </w:p>
     <w:p>
       <w:pPr>
+        <w:jc w:val="both"/>
+      </w:pPr>
+      <w:r>
+        <w:t>Khi train thật, hai mô hình trong mỗi cặp có cùng hash khởi tạo; seed huấn luyện và generator của bộ nạp dữ liệu được reset để có cùng thứ tự batch. Dropout cùng xác suất và vị trí nhưng không ép mặt nạ trùng nhau giữa các kernel, nên quỹ đạo tối ưu có thể khác. Bộ kết quả ghi nhận Tesla P100-PCIE-16GB, PyTorch 2.2.1+cu118 và CUDA 11.8; hash nguồn và split đã được đối chiếu. Checkpoint được chọn theo validation, test không dùng để chọn lại cấu hình [3], [5].</w:t>
+      </w:r>
+    </w:p>
+    <w:p>
+      <w:pPr>
+        <w:pStyle w:val="Heading2"/>
+        <w:spacing w:before="160" w:after="120"/>
+        <w:rPr>
+          <w:rFonts w:ascii="Times New Roman" w:hAnsi="Times New Roman" w:cs="Times New Roman"/>
+        </w:rPr>
+      </w:pPr>
+      <w:r>
+        <w:rPr>
+          <w:rFonts w:ascii="Times New Roman" w:hAnsi="Times New Roman" w:cs="Times New Roman"/>
+        </w:rPr>
+        <w:t>3.4. Kết quả và hai phép so sánh</w:t>
+      </w:r>
+    </w:p>
+    <w:p>
+      <w:pPr>
+        <w:pStyle w:val="Caption"/>
         <w:keepNext/>
+        <w:spacing w:after="100"/>
+      </w:pPr>
+      <w:r>
+        <w:t>Bảng 6. Kết quả E2 với 100 epoch, kích thước lô 256</w:t>
+      </w:r>
+    </w:p>
+    <w:tbl>
+      <w:tblPr>
+        <w:tblStyle w:val="TableGrid"/>
+        <w:tblW w:w="0" w:type="auto"/>
+        <w:jc w:val="center"/>
+        <w:tblLayout w:type="fixed"/>
+        <w:tblLook w:val="04A0" w:firstRow="1" w:lastRow="0" w:firstColumn="1" w:lastColumn="0" w:noHBand="0" w:noVBand="1"/>
+      </w:tblPr>
+      <w:tblGrid>
+        <w:gridCol w:w="2250"/>
+        <w:gridCol w:w="1100"/>
+        <w:gridCol w:w="1100"/>
+        <w:gridCol w:w="1300"/>
+        <w:gridCol w:w="1000"/>
+        <w:gridCol w:w="1300"/>
+        <w:gridCol w:w="1021"/>
+      </w:tblGrid>
+      <w:tr>
+        <w:trPr>
+          <w:cantSplit/>
+          <w:tblHeader/>
+          <w:jc w:val="center"/>
+        </w:trPr>
+        <w:tc>
+          <w:tcPr>
+            <w:tcW w:w="2250" w:type="dxa"/>
+          </w:tcPr>
+          <w:p>
+            <w:pPr>
+              <w:spacing w:before="40" w:after="40" w:line="254" w:lineRule="auto"/>
+            </w:pPr>
+            <w:r>
+              <w:rPr>
+                <w:b/>
+                <w:sz w:val="20"/>
+              </w:rPr>
+              <w:t>Cấu hình</w:t>
+            </w:r>
+          </w:p>
+        </w:tc>
+        <w:tc>
+          <w:tcPr>
+            <w:tcW w:w="1100" w:type="dxa"/>
+          </w:tcPr>
+          <w:p>
+            <w:pPr>
+              <w:spacing w:before="40" w:after="40" w:line="254" w:lineRule="auto"/>
+              <w:jc w:val="center"/>
+            </w:pPr>
+            <w:r>
+              <w:rPr>
+                <w:b/>
+                <w:sz w:val="20"/>
+              </w:rPr>
+              <w:t>Val tốt nhất</w:t>
+            </w:r>
+          </w:p>
+        </w:tc>
+        <w:tc>
+          <w:tcPr>
+            <w:tcW w:w="1100" w:type="dxa"/>
+          </w:tcPr>
+          <w:p>
+            <w:pPr>
+              <w:spacing w:before="40" w:after="40" w:line="254" w:lineRule="auto"/>
+              <w:jc w:val="center"/>
+            </w:pPr>
+            <w:r>
+              <w:rPr>
+                <w:b/>
+                <w:sz w:val="20"/>
+              </w:rPr>
+              <w:t>Test accuracy</w:t>
+            </w:r>
+          </w:p>
+        </w:tc>
+        <w:tc>
+          <w:tcPr>
+            <w:tcW w:w="1300" w:type="dxa"/>
+          </w:tcPr>
+          <w:p>
+            <w:pPr>
+              <w:spacing w:before="40" w:after="40" w:line="254" w:lineRule="auto"/>
+              <w:jc w:val="center"/>
+            </w:pPr>
+            <w:r>
+              <w:rPr>
+                <w:b/>
+                <w:sz w:val="20"/>
+              </w:rPr>
+              <w:t>F1 macro</w:t>
+            </w:r>
+          </w:p>
+        </w:tc>
+        <w:tc>
+          <w:tcPr>
+            <w:tcW w:w="1000" w:type="dxa"/>
+          </w:tcPr>
+          <w:p>
+            <w:pPr>
+              <w:spacing w:before="40" w:after="40" w:line="254" w:lineRule="auto"/>
+              <w:jc w:val="center"/>
+            </w:pPr>
+            <w:r>
+              <w:rPr>
+                <w:b/>
+                <w:sz w:val="20"/>
+              </w:rPr>
+              <w:t>Tham số</w:t>
+            </w:r>
+          </w:p>
+        </w:tc>
+        <w:tc>
+          <w:tcPr>
+            <w:tcW w:w="1300" w:type="dxa"/>
+          </w:tcPr>
+          <w:p>
+            <w:pPr>
+              <w:spacing w:before="40" w:after="40" w:line="254" w:lineRule="auto"/>
+              <w:jc w:val="center"/>
+            </w:pPr>
+            <w:r>
+              <w:rPr>
+                <w:b/>
+                <w:sz w:val="20"/>
+              </w:rPr>
+              <w:t>Train + val (s)</w:t>
+            </w:r>
+          </w:p>
+        </w:tc>
+        <w:tc>
+          <w:tcPr>
+            <w:tcW w:w="1021" w:type="dxa"/>
+          </w:tcPr>
+          <w:p>
+            <w:pPr>
+              <w:spacing w:before="40" w:after="40" w:line="254" w:lineRule="auto"/>
+              <w:jc w:val="center"/>
+            </w:pPr>
+            <w:r>
+              <w:rPr>
+                <w:b/>
+                <w:sz w:val="20"/>
+              </w:rPr>
+              <w:t>Epoch tốt nhất</w:t>
+            </w:r>
+          </w:p>
+        </w:tc>
+      </w:tr>
+      <w:tr>
+        <w:trPr>
+          <w:cantSplit/>
+          <w:jc w:val="center"/>
+        </w:trPr>
+        <w:tc>
+          <w:tcPr>
+            <w:tcW w:w="2250" w:type="dxa"/>
+          </w:tcPr>
+          <w:p>
+            <w:pPr>
+              <w:spacing w:before="40" w:after="40" w:line="254" w:lineRule="auto"/>
+            </w:pPr>
+            <w:r>
+              <w:rPr>
+                <w:sz w:val="20"/>
+              </w:rPr>
+              <w:t>Tự viết · Patch</w:t>
+            </w:r>
+          </w:p>
+        </w:tc>
+        <w:tc>
+          <w:tcPr>
+            <w:tcW w:w="1100" w:type="dxa"/>
+          </w:tcPr>
+          <w:p>
+            <w:pPr>
+              <w:spacing w:before="40" w:after="40" w:line="254" w:lineRule="auto"/>
+              <w:jc w:val="center"/>
+            </w:pPr>
+            <w:r>
+              <w:rPr>
+                <w:sz w:val="20"/>
+              </w:rPr>
+              <w:t>97,48%</w:t>
+            </w:r>
+          </w:p>
+        </w:tc>
+        <w:tc>
+          <w:tcPr>
+            <w:tcW w:w="1100" w:type="dxa"/>
+          </w:tcPr>
+          <w:p>
+            <w:pPr>
+              <w:spacing w:before="40" w:after="40" w:line="254" w:lineRule="auto"/>
+              <w:jc w:val="center"/>
+            </w:pPr>
+            <w:r>
+              <w:rPr>
+                <w:sz w:val="20"/>
+              </w:rPr>
+              <w:t>97,59%</w:t>
+            </w:r>
+          </w:p>
+        </w:tc>
+        <w:tc>
+          <w:tcPr>
+            <w:tcW w:w="1300" w:type="dxa"/>
+          </w:tcPr>
+          <w:p>
+            <w:pPr>
+              <w:spacing w:before="40" w:after="40" w:line="254" w:lineRule="auto"/>
+              <w:jc w:val="center"/>
+            </w:pPr>
+            <w:r>
+              <w:rPr>
+                <w:sz w:val="20"/>
+              </w:rPr>
+              <w:t>0,975703</w:t>
+            </w:r>
+          </w:p>
+        </w:tc>
+        <w:tc>
+          <w:tcPr>
+            <w:tcW w:w="1000" w:type="dxa"/>
+          </w:tcPr>
+          <w:p>
+            <w:pPr>
+              <w:spacing w:before="40" w:after="40" w:line="254" w:lineRule="auto"/>
+              <w:jc w:val="center"/>
+            </w:pPr>
+            <w:r>
+              <w:rPr>
+                <w:sz w:val="20"/>
+              </w:rPr>
+              <w:t>38.602</w:t>
+            </w:r>
+          </w:p>
+        </w:tc>
+        <w:tc>
+          <w:tcPr>
+            <w:tcW w:w="1300" w:type="dxa"/>
+          </w:tcPr>
+          <w:p>
+            <w:pPr>
+              <w:spacing w:before="40" w:after="40" w:line="254" w:lineRule="auto"/>
+              <w:jc w:val="center"/>
+            </w:pPr>
+            <w:r>
+              <w:rPr>
+                <w:sz w:val="20"/>
+              </w:rPr>
+              <w:t>738,8</w:t>
+            </w:r>
+          </w:p>
+        </w:tc>
+        <w:tc>
+          <w:tcPr>
+            <w:tcW w:w="1021" w:type="dxa"/>
+          </w:tcPr>
+          <w:p>
+            <w:pPr>
+              <w:spacing w:before="40" w:after="40" w:line="254" w:lineRule="auto"/>
+              <w:jc w:val="center"/>
+            </w:pPr>
+            <w:r>
+              <w:rPr>
+                <w:sz w:val="20"/>
+              </w:rPr>
+              <w:t>98</w:t>
+            </w:r>
+          </w:p>
+        </w:tc>
+      </w:tr>
+      <w:tr>
+        <w:trPr>
+          <w:cantSplit/>
+          <w:jc w:val="center"/>
+        </w:trPr>
+        <w:tc>
+          <w:tcPr>
+            <w:tcW w:w="2250" w:type="dxa"/>
+          </w:tcPr>
+          <w:p>
+            <w:pPr>
+              <w:spacing w:before="40" w:after="40" w:line="254" w:lineRule="auto"/>
+            </w:pPr>
+            <w:r>
+              <w:rPr>
+                <w:sz w:val="20"/>
+              </w:rPr>
+              <w:lastRenderedPageBreak/>
+              <w:t>PyTorch · Patch</w:t>
+            </w:r>
+          </w:p>
+        </w:tc>
+        <w:tc>
+          <w:tcPr>
+            <w:tcW w:w="1100" w:type="dxa"/>
+          </w:tcPr>
+          <w:p>
+            <w:pPr>
+              <w:spacing w:before="40" w:after="40" w:line="254" w:lineRule="auto"/>
+              <w:jc w:val="center"/>
+            </w:pPr>
+            <w:r>
+              <w:rPr>
+                <w:sz w:val="20"/>
+              </w:rPr>
+              <w:t>97,13%</w:t>
+            </w:r>
+          </w:p>
+        </w:tc>
+        <w:tc>
+          <w:tcPr>
+            <w:tcW w:w="1100" w:type="dxa"/>
+          </w:tcPr>
+          <w:p>
+            <w:pPr>
+              <w:spacing w:before="40" w:after="40" w:line="254" w:lineRule="auto"/>
+              <w:jc w:val="center"/>
+            </w:pPr>
+            <w:r>
+              <w:rPr>
+                <w:sz w:val="20"/>
+              </w:rPr>
+              <w:t>97,05%</w:t>
+            </w:r>
+          </w:p>
+        </w:tc>
+        <w:tc>
+          <w:tcPr>
+            <w:tcW w:w="1300" w:type="dxa"/>
+          </w:tcPr>
+          <w:p>
+            <w:pPr>
+              <w:spacing w:before="40" w:after="40" w:line="254" w:lineRule="auto"/>
+              <w:jc w:val="center"/>
+            </w:pPr>
+            <w:r>
+              <w:rPr>
+                <w:sz w:val="20"/>
+              </w:rPr>
+              <w:t>0,970280</w:t>
+            </w:r>
+          </w:p>
+        </w:tc>
+        <w:tc>
+          <w:tcPr>
+            <w:tcW w:w="1000" w:type="dxa"/>
+          </w:tcPr>
+          <w:p>
+            <w:pPr>
+              <w:spacing w:before="40" w:after="40" w:line="254" w:lineRule="auto"/>
+              <w:jc w:val="center"/>
+            </w:pPr>
+            <w:r>
+              <w:rPr>
+                <w:sz w:val="20"/>
+              </w:rPr>
+              <w:t>38.602</w:t>
+            </w:r>
+          </w:p>
+        </w:tc>
+        <w:tc>
+          <w:tcPr>
+            <w:tcW w:w="1300" w:type="dxa"/>
+          </w:tcPr>
+          <w:p>
+            <w:pPr>
+              <w:spacing w:before="40" w:after="40" w:line="254" w:lineRule="auto"/>
+              <w:jc w:val="center"/>
+            </w:pPr>
+            <w:r>
+              <w:rPr>
+                <w:sz w:val="20"/>
+              </w:rPr>
+              <w:t>733,0</w:t>
+            </w:r>
+          </w:p>
+        </w:tc>
+        <w:tc>
+          <w:tcPr>
+            <w:tcW w:w="1021" w:type="dxa"/>
+          </w:tcPr>
+          <w:p>
+            <w:pPr>
+              <w:spacing w:before="40" w:after="40" w:line="254" w:lineRule="auto"/>
+              <w:jc w:val="center"/>
+            </w:pPr>
+            <w:r>
+              <w:rPr>
+                <w:sz w:val="20"/>
+              </w:rPr>
+              <w:t>55</w:t>
+            </w:r>
+          </w:p>
+        </w:tc>
+      </w:tr>
+      <w:tr>
+        <w:trPr>
+          <w:cantSplit/>
+          <w:jc w:val="center"/>
+        </w:trPr>
+        <w:tc>
+          <w:tcPr>
+            <w:tcW w:w="2250" w:type="dxa"/>
+          </w:tcPr>
+          <w:p>
+            <w:pPr>
+              <w:spacing w:before="40" w:after="40" w:line="254" w:lineRule="auto"/>
+            </w:pPr>
+            <w:r>
+              <w:rPr>
+                <w:sz w:val="20"/>
+              </w:rPr>
+              <w:t>Tự viết · Hàng</w:t>
+            </w:r>
+          </w:p>
+        </w:tc>
+        <w:tc>
+          <w:tcPr>
+            <w:tcW w:w="1100" w:type="dxa"/>
+          </w:tcPr>
+          <w:p>
+            <w:pPr>
+              <w:spacing w:before="40" w:after="40" w:line="254" w:lineRule="auto"/>
+              <w:jc w:val="center"/>
+            </w:pPr>
+            <w:r>
+              <w:rPr>
+                <w:sz w:val="20"/>
+              </w:rPr>
+              <w:t>98,05%</w:t>
+            </w:r>
+          </w:p>
+        </w:tc>
+        <w:tc>
+          <w:tcPr>
+            <w:tcW w:w="1100" w:type="dxa"/>
+          </w:tcPr>
+          <w:p>
+            <w:pPr>
+              <w:spacing w:before="40" w:after="40" w:line="254" w:lineRule="auto"/>
+              <w:jc w:val="center"/>
+            </w:pPr>
+            <w:r>
+              <w:rPr>
+                <w:sz w:val="20"/>
+              </w:rPr>
+              <w:t>98,04%</w:t>
+            </w:r>
+          </w:p>
+        </w:tc>
+        <w:tc>
+          <w:tcPr>
+            <w:tcW w:w="1300" w:type="dxa"/>
+          </w:tcPr>
+          <w:p>
+            <w:pPr>
+              <w:spacing w:before="40" w:after="40" w:line="254" w:lineRule="auto"/>
+              <w:jc w:val="center"/>
+            </w:pPr>
+            <w:r>
+              <w:rPr>
+                <w:sz w:val="20"/>
+              </w:rPr>
+              <w:t>0,980230</w:t>
+            </w:r>
+          </w:p>
+        </w:tc>
+        <w:tc>
+          <w:tcPr>
+            <w:tcW w:w="1000" w:type="dxa"/>
+          </w:tcPr>
+          <w:p>
+            <w:pPr>
+              <w:spacing w:before="40" w:after="40" w:line="254" w:lineRule="auto"/>
+              <w:jc w:val="center"/>
+            </w:pPr>
+            <w:r>
+              <w:rPr>
+                <w:sz w:val="20"/>
+              </w:rPr>
+              <w:t>38.026</w:t>
+            </w:r>
+          </w:p>
+        </w:tc>
+        <w:tc>
+          <w:tcPr>
+            <w:tcW w:w="1300" w:type="dxa"/>
+          </w:tcPr>
+          <w:p>
+            <w:pPr>
+              <w:spacing w:before="40" w:after="40" w:line="254" w:lineRule="auto"/>
+              <w:jc w:val="center"/>
+            </w:pPr>
+            <w:r>
+              <w:rPr>
+                <w:sz w:val="20"/>
+              </w:rPr>
+              <w:t>750,6</w:t>
+            </w:r>
+          </w:p>
+        </w:tc>
+        <w:tc>
+          <w:tcPr>
+            <w:tcW w:w="1021" w:type="dxa"/>
+          </w:tcPr>
+          <w:p>
+            <w:pPr>
+              <w:spacing w:before="40" w:after="40" w:line="254" w:lineRule="auto"/>
+              <w:jc w:val="center"/>
+            </w:pPr>
+            <w:r>
+              <w:rPr>
+                <w:sz w:val="20"/>
+              </w:rPr>
+              <w:t>83</w:t>
+            </w:r>
+          </w:p>
+        </w:tc>
+      </w:tr>
+      <w:tr>
+        <w:trPr>
+          <w:cantSplit/>
+          <w:jc w:val="center"/>
+        </w:trPr>
+        <w:tc>
+          <w:tcPr>
+            <w:tcW w:w="2250" w:type="dxa"/>
+          </w:tcPr>
+          <w:p>
+            <w:pPr>
+              <w:spacing w:before="40" w:after="40" w:line="254" w:lineRule="auto"/>
+            </w:pPr>
+            <w:r>
+              <w:rPr>
+                <w:sz w:val="20"/>
+              </w:rPr>
+              <w:t>PyTorch · Hàng</w:t>
+            </w:r>
+          </w:p>
+        </w:tc>
+        <w:tc>
+          <w:tcPr>
+            <w:tcW w:w="1100" w:type="dxa"/>
+          </w:tcPr>
+          <w:p>
+            <w:pPr>
+              <w:spacing w:before="40" w:after="40" w:line="254" w:lineRule="auto"/>
+              <w:jc w:val="center"/>
+            </w:pPr>
+            <w:r>
+              <w:rPr>
+                <w:sz w:val="20"/>
+              </w:rPr>
+              <w:t>98,15%</w:t>
+            </w:r>
+          </w:p>
+        </w:tc>
+        <w:tc>
+          <w:tcPr>
+            <w:tcW w:w="1100" w:type="dxa"/>
+          </w:tcPr>
+          <w:p>
+            <w:pPr>
+              <w:spacing w:before="40" w:after="40" w:line="254" w:lineRule="auto"/>
+              <w:jc w:val="center"/>
+            </w:pPr>
+            <w:r>
+              <w:rPr>
+                <w:sz w:val="20"/>
+              </w:rPr>
+              <w:t>98,24%</w:t>
+            </w:r>
+          </w:p>
+        </w:tc>
+        <w:tc>
+          <w:tcPr>
+            <w:tcW w:w="1300" w:type="dxa"/>
+          </w:tcPr>
+          <w:p>
+            <w:pPr>
+              <w:spacing w:before="40" w:after="40" w:line="254" w:lineRule="auto"/>
+              <w:jc w:val="center"/>
+            </w:pPr>
+            <w:r>
+              <w:rPr>
+                <w:sz w:val="20"/>
+              </w:rPr>
+              <w:t>0,982280</w:t>
+            </w:r>
+          </w:p>
+        </w:tc>
+        <w:tc>
+          <w:tcPr>
+            <w:tcW w:w="1000" w:type="dxa"/>
+          </w:tcPr>
+          <w:p>
+            <w:pPr>
+              <w:spacing w:before="40" w:after="40" w:line="254" w:lineRule="auto"/>
+              <w:jc w:val="center"/>
+            </w:pPr>
+            <w:r>
+              <w:rPr>
+                <w:sz w:val="20"/>
+              </w:rPr>
+              <w:t>38.026</w:t>
+            </w:r>
+          </w:p>
+        </w:tc>
+        <w:tc>
+          <w:tcPr>
+            <w:tcW w:w="1300" w:type="dxa"/>
+          </w:tcPr>
+          <w:p>
+            <w:pPr>
+              <w:spacing w:before="40" w:after="40" w:line="254" w:lineRule="auto"/>
+              <w:jc w:val="center"/>
+            </w:pPr>
+            <w:r>
+              <w:rPr>
+                <w:sz w:val="20"/>
+              </w:rPr>
+              <w:t>751,3</w:t>
+            </w:r>
+          </w:p>
+        </w:tc>
+        <w:tc>
+          <w:tcPr>
+            <w:tcW w:w="1021" w:type="dxa"/>
+          </w:tcPr>
+          <w:p>
+            <w:pPr>
+              <w:spacing w:before="40" w:after="40" w:line="254" w:lineRule="auto"/>
+              <w:jc w:val="center"/>
+            </w:pPr>
+            <w:r>
+              <w:rPr>
+                <w:sz w:val="20"/>
+              </w:rPr>
+              <w:t>97</w:t>
+            </w:r>
+          </w:p>
+        </w:tc>
+      </w:tr>
+      <w:tr>
+        <w:trPr>
+          <w:cantSplit/>
+          <w:jc w:val="center"/>
+        </w:trPr>
+        <w:tc>
+          <w:tcPr>
+            <w:tcW w:w="2250" w:type="dxa"/>
+          </w:tcPr>
+          <w:p>
+            <w:pPr>
+              <w:spacing w:before="40" w:after="40" w:line="254" w:lineRule="auto"/>
+            </w:pPr>
+            <w:r>
+              <w:rPr>
+                <w:sz w:val="20"/>
+              </w:rPr>
+              <w:t>Tự viết · CNN-stem</w:t>
+            </w:r>
+          </w:p>
+        </w:tc>
+        <w:tc>
+          <w:tcPr>
+            <w:tcW w:w="1100" w:type="dxa"/>
+          </w:tcPr>
+          <w:p>
+            <w:pPr>
+              <w:spacing w:before="40" w:after="40" w:line="254" w:lineRule="auto"/>
+              <w:jc w:val="center"/>
+            </w:pPr>
+            <w:r>
+              <w:rPr>
+                <w:sz w:val="20"/>
+              </w:rPr>
+              <w:t>99,32%</w:t>
+            </w:r>
+          </w:p>
+        </w:tc>
+        <w:tc>
+          <w:tcPr>
+            <w:tcW w:w="1100" w:type="dxa"/>
+          </w:tcPr>
+          <w:p>
+            <w:pPr>
+              <w:spacing w:before="40" w:after="40" w:line="254" w:lineRule="auto"/>
+              <w:jc w:val="center"/>
+            </w:pPr>
+            <w:r>
+              <w:rPr>
+                <w:sz w:val="20"/>
+              </w:rPr>
+              <w:t>99,28%</w:t>
+            </w:r>
+          </w:p>
+        </w:tc>
+        <w:tc>
+          <w:tcPr>
+            <w:tcW w:w="1300" w:type="dxa"/>
+          </w:tcPr>
+          <w:p>
+            <w:pPr>
+              <w:spacing w:before="40" w:after="40" w:line="254" w:lineRule="auto"/>
+              <w:jc w:val="center"/>
+            </w:pPr>
+            <w:r>
+              <w:rPr>
+                <w:sz w:val="20"/>
+              </w:rPr>
+              <w:t>0,992767</w:t>
+            </w:r>
+          </w:p>
+        </w:tc>
+        <w:tc>
+          <w:tcPr>
+            <w:tcW w:w="1000" w:type="dxa"/>
+          </w:tcPr>
+          <w:p>
+            <w:pPr>
+              <w:spacing w:before="40" w:after="40" w:line="254" w:lineRule="auto"/>
+              <w:jc w:val="center"/>
+            </w:pPr>
+            <w:r>
+              <w:rPr>
+                <w:sz w:val="20"/>
+              </w:rPr>
+              <w:t>56.330</w:t>
+            </w:r>
+          </w:p>
+        </w:tc>
+        <w:tc>
+          <w:tcPr>
+            <w:tcW w:w="1300" w:type="dxa"/>
+          </w:tcPr>
+          <w:p>
+            <w:pPr>
+              <w:spacing w:before="40" w:after="40" w:line="254" w:lineRule="auto"/>
+              <w:jc w:val="center"/>
+            </w:pPr>
+            <w:r>
+              <w:rPr>
+                <w:sz w:val="20"/>
+              </w:rPr>
+              <w:t>763,6</w:t>
+            </w:r>
+          </w:p>
+        </w:tc>
+        <w:tc>
+          <w:tcPr>
+            <w:tcW w:w="1021" w:type="dxa"/>
+          </w:tcPr>
+          <w:p>
+            <w:pPr>
+              <w:spacing w:before="40" w:after="40" w:line="254" w:lineRule="auto"/>
+              <w:jc w:val="center"/>
+            </w:pPr>
+            <w:r>
+              <w:rPr>
+                <w:sz w:val="20"/>
+              </w:rPr>
+              <w:t>82</w:t>
+            </w:r>
+          </w:p>
+        </w:tc>
+      </w:tr>
+      <w:tr>
+        <w:trPr>
+          <w:cantSplit/>
+          <w:jc w:val="center"/>
+        </w:trPr>
+        <w:tc>
+          <w:tcPr>
+            <w:tcW w:w="2250" w:type="dxa"/>
+          </w:tcPr>
+          <w:p>
+            <w:pPr>
+              <w:spacing w:before="40" w:after="40" w:line="254" w:lineRule="auto"/>
+            </w:pPr>
+            <w:r>
+              <w:rPr>
+                <w:sz w:val="20"/>
+              </w:rPr>
+              <w:t>PyTorch · CNN-stem</w:t>
+            </w:r>
+          </w:p>
+        </w:tc>
+        <w:tc>
+          <w:tcPr>
+            <w:tcW w:w="1100" w:type="dxa"/>
+          </w:tcPr>
+          <w:p>
+            <w:pPr>
+              <w:spacing w:before="40" w:after="40" w:line="254" w:lineRule="auto"/>
+              <w:jc w:val="center"/>
+            </w:pPr>
+            <w:r>
+              <w:rPr>
+                <w:sz w:val="20"/>
+              </w:rPr>
+              <w:t>99,28%</w:t>
+            </w:r>
+          </w:p>
+        </w:tc>
+        <w:tc>
+          <w:tcPr>
+            <w:tcW w:w="1100" w:type="dxa"/>
+          </w:tcPr>
+          <w:p>
+            <w:pPr>
+              <w:spacing w:before="40" w:after="40" w:line="254" w:lineRule="auto"/>
+              <w:jc w:val="center"/>
+            </w:pPr>
+            <w:r>
+              <w:rPr>
+                <w:sz w:val="20"/>
+              </w:rPr>
+              <w:t>99,28%</w:t>
+            </w:r>
+          </w:p>
+        </w:tc>
+        <w:tc>
+          <w:tcPr>
+            <w:tcW w:w="1300" w:type="dxa"/>
+          </w:tcPr>
+          <w:p>
+            <w:pPr>
+              <w:spacing w:before="40" w:after="40" w:line="254" w:lineRule="auto"/>
+              <w:jc w:val="center"/>
+            </w:pPr>
+            <w:r>
+              <w:rPr>
+                <w:sz w:val="20"/>
+              </w:rPr>
+              <w:t>0,992781</w:t>
+            </w:r>
+          </w:p>
+        </w:tc>
+        <w:tc>
+          <w:tcPr>
+            <w:tcW w:w="1000" w:type="dxa"/>
+          </w:tcPr>
+          <w:p>
+            <w:pPr>
+              <w:spacing w:before="40" w:after="40" w:line="254" w:lineRule="auto"/>
+              <w:jc w:val="center"/>
+            </w:pPr>
+            <w:r>
+              <w:rPr>
+                <w:sz w:val="20"/>
+              </w:rPr>
+              <w:t>56.330</w:t>
+            </w:r>
+          </w:p>
+        </w:tc>
+        <w:tc>
+          <w:tcPr>
+            <w:tcW w:w="1300" w:type="dxa"/>
+          </w:tcPr>
+          <w:p>
+            <w:pPr>
+              <w:spacing w:before="40" w:after="40" w:line="254" w:lineRule="auto"/>
+              <w:jc w:val="center"/>
+            </w:pPr>
+            <w:r>
+              <w:rPr>
+                <w:sz w:val="20"/>
+              </w:rPr>
+              <w:t>827,2</w:t>
+            </w:r>
+          </w:p>
+        </w:tc>
+        <w:tc>
+          <w:tcPr>
+            <w:tcW w:w="1021" w:type="dxa"/>
+          </w:tcPr>
+          <w:p>
+            <w:pPr>
+              <w:spacing w:before="40" w:after="40" w:line="254" w:lineRule="auto"/>
+              <w:jc w:val="center"/>
+            </w:pPr>
+            <w:r>
+              <w:rPr>
+                <w:sz w:val="20"/>
+              </w:rPr>
+              <w:t>59</w:t>
+            </w:r>
+          </w:p>
+        </w:tc>
+      </w:tr>
+      <w:tr>
+        <w:trPr>
+          <w:cantSplit/>
+          <w:jc w:val="center"/>
+        </w:trPr>
+        <w:tc>
+          <w:tcPr>
+            <w:tcW w:w="2250" w:type="dxa"/>
+          </w:tcPr>
+          <w:p>
+            <w:pPr>
+              <w:spacing w:before="40" w:after="40" w:line="254" w:lineRule="auto"/>
+            </w:pPr>
+            <w:r>
+              <w:rPr>
+                <w:sz w:val="20"/>
+              </w:rPr>
+              <w:t>Tự viết · Chồng lấn</w:t>
+            </w:r>
+          </w:p>
+        </w:tc>
+        <w:tc>
+          <w:tcPr>
+            <w:tcW w:w="1100" w:type="dxa"/>
+          </w:tcPr>
+          <w:p>
+            <w:pPr>
+              <w:spacing w:before="40" w:after="40" w:line="254" w:lineRule="auto"/>
+              <w:jc w:val="center"/>
+            </w:pPr>
+            <w:r>
+              <w:rPr>
+                <w:sz w:val="20"/>
+              </w:rPr>
+              <w:t>98,47%</w:t>
+            </w:r>
+          </w:p>
+        </w:tc>
+        <w:tc>
+          <w:tcPr>
+            <w:tcW w:w="1100" w:type="dxa"/>
+          </w:tcPr>
+          <w:p>
+            <w:pPr>
+              <w:spacing w:before="40" w:after="40" w:line="254" w:lineRule="auto"/>
+              <w:jc w:val="center"/>
+            </w:pPr>
+            <w:r>
+              <w:rPr>
+                <w:sz w:val="20"/>
+              </w:rPr>
+              <w:t>98,53%</w:t>
+            </w:r>
+          </w:p>
+        </w:tc>
+        <w:tc>
+          <w:tcPr>
+            <w:tcW w:w="1300" w:type="dxa"/>
+          </w:tcPr>
+          <w:p>
+            <w:pPr>
+              <w:spacing w:before="40" w:after="40" w:line="254" w:lineRule="auto"/>
+              <w:jc w:val="center"/>
+            </w:pPr>
+            <w:r>
+              <w:rPr>
+                <w:sz w:val="20"/>
+              </w:rPr>
+              <w:t>0,985199</w:t>
+            </w:r>
+          </w:p>
+        </w:tc>
+        <w:tc>
+          <w:tcPr>
+            <w:tcW w:w="1000" w:type="dxa"/>
+          </w:tcPr>
+          <w:p>
+            <w:pPr>
+              <w:spacing w:before="40" w:after="40" w:line="254" w:lineRule="auto"/>
+              <w:jc w:val="center"/>
+            </w:pPr>
+            <w:r>
+              <w:rPr>
+                <w:sz w:val="20"/>
+              </w:rPr>
+              <w:t>41.674</w:t>
+            </w:r>
+          </w:p>
+        </w:tc>
+        <w:tc>
+          <w:tcPr>
+            <w:tcW w:w="1300" w:type="dxa"/>
+          </w:tcPr>
+          <w:p>
+            <w:pPr>
+              <w:spacing w:before="40" w:after="40" w:line="254" w:lineRule="auto"/>
+              <w:jc w:val="center"/>
+            </w:pPr>
+            <w:r>
+              <w:rPr>
+                <w:sz w:val="20"/>
+              </w:rPr>
+              <w:t>739,7</w:t>
+            </w:r>
+          </w:p>
+        </w:tc>
+        <w:tc>
+          <w:tcPr>
+            <w:tcW w:w="1021" w:type="dxa"/>
+          </w:tcPr>
+          <w:p>
+            <w:pPr>
+              <w:spacing w:before="40" w:after="40" w:line="254" w:lineRule="auto"/>
+              <w:jc w:val="center"/>
+            </w:pPr>
+            <w:r>
+              <w:rPr>
+                <w:sz w:val="20"/>
+              </w:rPr>
+              <w:t>97</w:t>
+            </w:r>
+          </w:p>
+        </w:tc>
+      </w:tr>
+      <w:tr>
+        <w:trPr>
+          <w:cantSplit/>
+          <w:jc w:val="center"/>
+        </w:trPr>
+        <w:tc>
+          <w:tcPr>
+            <w:tcW w:w="2250" w:type="dxa"/>
+          </w:tcPr>
+          <w:p>
+            <w:pPr>
+              <w:spacing w:before="40" w:after="40" w:line="254" w:lineRule="auto"/>
+            </w:pPr>
+            <w:r>
+              <w:rPr>
+                <w:sz w:val="20"/>
+              </w:rPr>
+              <w:t>PyTorch · Chồng lấn</w:t>
+            </w:r>
+          </w:p>
+        </w:tc>
+        <w:tc>
+          <w:tcPr>
+            <w:tcW w:w="1100" w:type="dxa"/>
+          </w:tcPr>
+          <w:p>
+            <w:pPr>
+              <w:spacing w:before="40" w:after="40" w:line="254" w:lineRule="auto"/>
+              <w:jc w:val="center"/>
+            </w:pPr>
+            <w:r>
+              <w:rPr>
+                <w:sz w:val="20"/>
+              </w:rPr>
+              <w:t>98,45%</w:t>
+            </w:r>
+          </w:p>
+        </w:tc>
+        <w:tc>
+          <w:tcPr>
+            <w:tcW w:w="1100" w:type="dxa"/>
+          </w:tcPr>
+          <w:p>
+            <w:pPr>
+              <w:spacing w:before="40" w:after="40" w:line="254" w:lineRule="auto"/>
+              <w:jc w:val="center"/>
+            </w:pPr>
+            <w:r>
+              <w:rPr>
+                <w:sz w:val="20"/>
+              </w:rPr>
+              <w:t>98,33%</w:t>
+            </w:r>
+          </w:p>
+        </w:tc>
+        <w:tc>
+          <w:tcPr>
+            <w:tcW w:w="1300" w:type="dxa"/>
+          </w:tcPr>
+          <w:p>
+            <w:pPr>
+              <w:spacing w:before="40" w:after="40" w:line="254" w:lineRule="auto"/>
+              <w:jc w:val="center"/>
+            </w:pPr>
+            <w:r>
+              <w:rPr>
+                <w:sz w:val="20"/>
+              </w:rPr>
+              <w:t>0,983174</w:t>
+            </w:r>
+          </w:p>
+        </w:tc>
+        <w:tc>
+          <w:tcPr>
+            <w:tcW w:w="1000" w:type="dxa"/>
+          </w:tcPr>
+          <w:p>
+            <w:pPr>
+              <w:spacing w:before="40" w:after="40" w:line="254" w:lineRule="auto"/>
+              <w:jc w:val="center"/>
+            </w:pPr>
+            <w:r>
+              <w:rPr>
+                <w:sz w:val="20"/>
+              </w:rPr>
+              <w:t>41.674</w:t>
+            </w:r>
+          </w:p>
+        </w:tc>
+        <w:tc>
+          <w:tcPr>
+            <w:tcW w:w="1300" w:type="dxa"/>
+          </w:tcPr>
+          <w:p>
+            <w:pPr>
+              <w:spacing w:before="40" w:after="40" w:line="254" w:lineRule="auto"/>
+              <w:jc w:val="center"/>
+            </w:pPr>
+            <w:r>
+              <w:rPr>
+                <w:sz w:val="20"/>
+              </w:rPr>
+              <w:t>737,4</w:t>
+            </w:r>
+          </w:p>
+        </w:tc>
+        <w:tc>
+          <w:tcPr>
+            <w:tcW w:w="1021" w:type="dxa"/>
+          </w:tcPr>
+          <w:p>
+            <w:pPr>
+              <w:spacing w:before="40" w:after="40" w:line="254" w:lineRule="auto"/>
+              <w:jc w:val="center"/>
+            </w:pPr>
+            <w:r>
+              <w:rPr>
+                <w:sz w:val="20"/>
+              </w:rPr>
+              <w:t>82</w:t>
+            </w:r>
+          </w:p>
+        </w:tc>
+      </w:tr>
+    </w:tbl>
+    <w:p>
+      <w:pPr>
+        <w:jc w:val="both"/>
+      </w:pPr>
+      <w:r>
+        <w:t>CNN-stem dẫn đầu trong từng bản MSA, cùng đạt test accuracy 99,28% và sai 72 ảnh; F1 macro lần lượt 0,992767 và 0,992781. Patch chồng lấn đạt 98,53%/98,33%, hàng ảnh 98,04%/98,24%, patch rời 97,59%/97,05% (tự viết/PyTorch). Cùng số ảnh đúng không có nghĩa hai mô hình sai đúng cùng các ảnh [5].</w:t>
+      </w:r>
+    </w:p>
+    <w:p>
+      <w:pPr>
+        <w:pStyle w:val="Caption"/>
+        <w:keepNext/>
+        <w:spacing w:after="100"/>
+      </w:pPr>
+      <w:r>
+        <w:t>Bảng 7. PyTorch so với tự viết trong từng tokenizer</w:t>
+      </w:r>
+    </w:p>
+    <w:tbl>
+      <w:tblPr>
+        <w:tblStyle w:val="TableGrid"/>
+        <w:tblW w:w="0" w:type="auto"/>
+        <w:jc w:val="center"/>
+        <w:tblLayout w:type="fixed"/>
+        <w:tblLook w:val="04A0" w:firstRow="1" w:lastRow="0" w:firstColumn="1" w:lastColumn="0" w:noHBand="0" w:noVBand="1"/>
+      </w:tblPr>
+      <w:tblGrid>
+        <w:gridCol w:w="2200"/>
+        <w:gridCol w:w="1771"/>
+        <w:gridCol w:w="1700"/>
+        <w:gridCol w:w="1700"/>
+        <w:gridCol w:w="1700"/>
+      </w:tblGrid>
+      <w:tr>
+        <w:trPr>
+          <w:cantSplit/>
+          <w:tblHeader/>
+          <w:jc w:val="center"/>
+        </w:trPr>
+        <w:tc>
+          <w:tcPr>
+            <w:tcW w:w="2200" w:type="dxa"/>
+          </w:tcPr>
+          <w:p>
+            <w:pPr>
+              <w:spacing w:before="40" w:after="40" w:line="254" w:lineRule="auto"/>
+            </w:pPr>
+            <w:r>
+              <w:rPr>
+                <w:b/>
+                <w:sz w:val="20"/>
+              </w:rPr>
+              <w:t>Tokenizer</w:t>
+            </w:r>
+          </w:p>
+        </w:tc>
+        <w:tc>
+          <w:tcPr>
+            <w:tcW w:w="1771" w:type="dxa"/>
+          </w:tcPr>
+          <w:p>
+            <w:pPr>
+              <w:spacing w:before="40" w:after="40" w:line="254" w:lineRule="auto"/>
+              <w:jc w:val="center"/>
+            </w:pPr>
+            <w:r>
+              <w:rPr>
+                <w:b/>
+                <w:sz w:val="20"/>
+              </w:rPr>
+              <w:t>Δ accuracy (đpt)</w:t>
+            </w:r>
+          </w:p>
+        </w:tc>
+        <w:tc>
+          <w:tcPr>
+            <w:tcW w:w="1700" w:type="dxa"/>
+          </w:tcPr>
+          <w:p>
+            <w:pPr>
+              <w:spacing w:before="40" w:after="40" w:line="254" w:lineRule="auto"/>
+              <w:jc w:val="center"/>
+            </w:pPr>
+            <w:r>
+              <w:rPr>
+                <w:b/>
+                <w:sz w:val="20"/>
+              </w:rPr>
+              <w:t>Tự viết (s)</w:t>
+            </w:r>
+          </w:p>
+        </w:tc>
+        <w:tc>
+          <w:tcPr>
+            <w:tcW w:w="1700" w:type="dxa"/>
+          </w:tcPr>
+          <w:p>
+            <w:pPr>
+              <w:spacing w:before="40" w:after="40" w:line="254" w:lineRule="auto"/>
+              <w:jc w:val="center"/>
+            </w:pPr>
+            <w:r>
+              <w:rPr>
+                <w:b/>
+                <w:sz w:val="20"/>
+              </w:rPr>
+              <w:t>PyTorch (s)</w:t>
+            </w:r>
+          </w:p>
+        </w:tc>
+        <w:tc>
+          <w:tcPr>
+            <w:tcW w:w="1700" w:type="dxa"/>
+          </w:tcPr>
+          <w:p>
+            <w:pPr>
+              <w:spacing w:before="40" w:after="40" w:line="254" w:lineRule="auto"/>
+              <w:jc w:val="center"/>
+            </w:pPr>
+            <w:r>
+              <w:rPr>
+                <w:b/>
+                <w:sz w:val="20"/>
+              </w:rPr>
+              <w:t>Tỷ số thời gian</w:t>
+            </w:r>
+          </w:p>
+        </w:tc>
+      </w:tr>
+      <w:tr>
+        <w:trPr>
+          <w:cantSplit/>
+          <w:jc w:val="center"/>
+        </w:trPr>
+        <w:tc>
+          <w:tcPr>
+            <w:tcW w:w="2200" w:type="dxa"/>
+          </w:tcPr>
+          <w:p>
+            <w:pPr>
+              <w:spacing w:before="40" w:after="40" w:line="254" w:lineRule="auto"/>
+            </w:pPr>
+            <w:r>
+              <w:rPr>
+                <w:sz w:val="20"/>
+              </w:rPr>
+              <w:t>Patch</w:t>
+            </w:r>
+          </w:p>
+        </w:tc>
+        <w:tc>
+          <w:tcPr>
+            <w:tcW w:w="1771" w:type="dxa"/>
+          </w:tcPr>
+          <w:p>
+            <w:pPr>
+              <w:spacing w:before="40" w:after="40" w:line="254" w:lineRule="auto"/>
+              <w:jc w:val="center"/>
+            </w:pPr>
+            <w:r>
+              <w:rPr>
+                <w:sz w:val="20"/>
+              </w:rPr>
+              <w:t>-0,54</w:t>
+            </w:r>
+          </w:p>
+        </w:tc>
+        <w:tc>
+          <w:tcPr>
+            <w:tcW w:w="1700" w:type="dxa"/>
+          </w:tcPr>
+          <w:p>
+            <w:pPr>
+              <w:spacing w:before="40" w:after="40" w:line="254" w:lineRule="auto"/>
+              <w:jc w:val="center"/>
+            </w:pPr>
+            <w:r>
+              <w:rPr>
+                <w:sz w:val="20"/>
+              </w:rPr>
+              <w:t>738,8</w:t>
+            </w:r>
+          </w:p>
+        </w:tc>
+        <w:tc>
+          <w:tcPr>
+            <w:tcW w:w="1700" w:type="dxa"/>
+          </w:tcPr>
+          <w:p>
+            <w:pPr>
+              <w:spacing w:before="40" w:after="40" w:line="254" w:lineRule="auto"/>
+              <w:jc w:val="center"/>
+            </w:pPr>
+            <w:r>
+              <w:rPr>
+                <w:sz w:val="20"/>
+              </w:rPr>
+              <w:t>733,0</w:t>
+            </w:r>
+          </w:p>
+        </w:tc>
+        <w:tc>
+          <w:tcPr>
+            <w:tcW w:w="1700" w:type="dxa"/>
+          </w:tcPr>
+          <w:p>
+            <w:pPr>
+              <w:spacing w:before="40" w:after="40" w:line="254" w:lineRule="auto"/>
+              <w:jc w:val="center"/>
+            </w:pPr>
+            <w:r>
+              <w:rPr>
+                <w:sz w:val="20"/>
+              </w:rPr>
+              <w:t>0,9922</w:t>
+            </w:r>
+          </w:p>
+        </w:tc>
+      </w:tr>
+      <w:tr>
+        <w:trPr>
+          <w:cantSplit/>
+          <w:jc w:val="center"/>
+        </w:trPr>
+        <w:tc>
+          <w:tcPr>
+            <w:tcW w:w="2200" w:type="dxa"/>
+          </w:tcPr>
+          <w:p>
+            <w:pPr>
+              <w:spacing w:before="40" w:after="40" w:line="254" w:lineRule="auto"/>
+            </w:pPr>
+            <w:r>
+              <w:rPr>
+                <w:sz w:val="20"/>
+              </w:rPr>
+              <w:t>Hàng</w:t>
+            </w:r>
+          </w:p>
+        </w:tc>
+        <w:tc>
+          <w:tcPr>
+            <w:tcW w:w="1771" w:type="dxa"/>
+          </w:tcPr>
+          <w:p>
+            <w:pPr>
+              <w:spacing w:before="40" w:after="40" w:line="254" w:lineRule="auto"/>
+              <w:jc w:val="center"/>
+            </w:pPr>
+            <w:r>
+              <w:rPr>
+                <w:sz w:val="20"/>
+              </w:rPr>
+              <w:t>0,20</w:t>
+            </w:r>
+          </w:p>
+        </w:tc>
+        <w:tc>
+          <w:tcPr>
+            <w:tcW w:w="1700" w:type="dxa"/>
+          </w:tcPr>
+          <w:p>
+            <w:pPr>
+              <w:spacing w:before="40" w:after="40" w:line="254" w:lineRule="auto"/>
+              <w:jc w:val="center"/>
+            </w:pPr>
+            <w:r>
+              <w:rPr>
+                <w:sz w:val="20"/>
+              </w:rPr>
+              <w:t>750,6</w:t>
+            </w:r>
+          </w:p>
+        </w:tc>
+        <w:tc>
+          <w:tcPr>
+            <w:tcW w:w="1700" w:type="dxa"/>
+          </w:tcPr>
+          <w:p>
+            <w:pPr>
+              <w:spacing w:before="40" w:after="40" w:line="254" w:lineRule="auto"/>
+              <w:jc w:val="center"/>
+            </w:pPr>
+            <w:r>
+              <w:rPr>
+                <w:sz w:val="20"/>
+              </w:rPr>
+              <w:t>751,3</w:t>
+            </w:r>
+          </w:p>
+        </w:tc>
+        <w:tc>
+          <w:tcPr>
+            <w:tcW w:w="1700" w:type="dxa"/>
+          </w:tcPr>
+          <w:p>
+            <w:pPr>
+              <w:spacing w:before="40" w:after="40" w:line="254" w:lineRule="auto"/>
+              <w:jc w:val="center"/>
+            </w:pPr>
+            <w:r>
+              <w:rPr>
+                <w:sz w:val="20"/>
+              </w:rPr>
+              <w:t>1,0010</w:t>
+            </w:r>
+          </w:p>
+        </w:tc>
+      </w:tr>
+      <w:tr>
+        <w:trPr>
+          <w:cantSplit/>
+          <w:jc w:val="center"/>
+        </w:trPr>
+        <w:tc>
+          <w:tcPr>
+            <w:tcW w:w="2200" w:type="dxa"/>
+          </w:tcPr>
+          <w:p>
+            <w:pPr>
+              <w:spacing w:before="40" w:after="40" w:line="254" w:lineRule="auto"/>
+            </w:pPr>
+            <w:r>
+              <w:rPr>
+                <w:sz w:val="20"/>
+              </w:rPr>
+              <w:t>CNN-stem</w:t>
+            </w:r>
+          </w:p>
+        </w:tc>
+        <w:tc>
+          <w:tcPr>
+            <w:tcW w:w="1771" w:type="dxa"/>
+          </w:tcPr>
+          <w:p>
+            <w:pPr>
+              <w:spacing w:before="40" w:after="40" w:line="254" w:lineRule="auto"/>
+              <w:jc w:val="center"/>
+            </w:pPr>
+            <w:r>
+              <w:rPr>
+                <w:sz w:val="20"/>
+              </w:rPr>
+              <w:t>0,00</w:t>
+            </w:r>
+          </w:p>
+        </w:tc>
+        <w:tc>
+          <w:tcPr>
+            <w:tcW w:w="1700" w:type="dxa"/>
+          </w:tcPr>
+          <w:p>
+            <w:pPr>
+              <w:spacing w:before="40" w:after="40" w:line="254" w:lineRule="auto"/>
+              <w:jc w:val="center"/>
+            </w:pPr>
+            <w:r>
+              <w:rPr>
+                <w:sz w:val="20"/>
+              </w:rPr>
+              <w:t>763,6</w:t>
+            </w:r>
+          </w:p>
+        </w:tc>
+        <w:tc>
+          <w:tcPr>
+            <w:tcW w:w="1700" w:type="dxa"/>
+          </w:tcPr>
+          <w:p>
+            <w:pPr>
+              <w:spacing w:before="40" w:after="40" w:line="254" w:lineRule="auto"/>
+              <w:jc w:val="center"/>
+            </w:pPr>
+            <w:r>
+              <w:rPr>
+                <w:sz w:val="20"/>
+              </w:rPr>
+              <w:t>827,2</w:t>
+            </w:r>
+          </w:p>
+        </w:tc>
+        <w:tc>
+          <w:tcPr>
+            <w:tcW w:w="1700" w:type="dxa"/>
+          </w:tcPr>
+          <w:p>
+            <w:pPr>
+              <w:spacing w:before="40" w:after="40" w:line="254" w:lineRule="auto"/>
+              <w:jc w:val="center"/>
+            </w:pPr>
+            <w:r>
+              <w:rPr>
+                <w:sz w:val="20"/>
+              </w:rPr>
+              <w:t>1,0834</w:t>
+            </w:r>
+          </w:p>
+        </w:tc>
+      </w:tr>
+      <w:tr>
+        <w:trPr>
+          <w:cantSplit/>
+          <w:jc w:val="center"/>
+        </w:trPr>
+        <w:tc>
+          <w:tcPr>
+            <w:tcW w:w="2200" w:type="dxa"/>
+          </w:tcPr>
+          <w:p>
+            <w:pPr>
+              <w:spacing w:before="40" w:after="40" w:line="254" w:lineRule="auto"/>
+            </w:pPr>
+            <w:r>
+              <w:rPr>
+                <w:sz w:val="20"/>
+              </w:rPr>
+              <w:t>Chồng lấn</w:t>
+            </w:r>
+          </w:p>
+        </w:tc>
+        <w:tc>
+          <w:tcPr>
+            <w:tcW w:w="1771" w:type="dxa"/>
+          </w:tcPr>
+          <w:p>
+            <w:pPr>
+              <w:spacing w:before="40" w:after="40" w:line="254" w:lineRule="auto"/>
+              <w:jc w:val="center"/>
+            </w:pPr>
+            <w:r>
+              <w:rPr>
+                <w:sz w:val="20"/>
+              </w:rPr>
+              <w:t>-0,20</w:t>
+            </w:r>
+          </w:p>
+        </w:tc>
+        <w:tc>
+          <w:tcPr>
+            <w:tcW w:w="1700" w:type="dxa"/>
+          </w:tcPr>
+          <w:p>
+            <w:pPr>
+              <w:spacing w:before="40" w:after="40" w:line="254" w:lineRule="auto"/>
+              <w:jc w:val="center"/>
+            </w:pPr>
+            <w:r>
+              <w:rPr>
+                <w:sz w:val="20"/>
+              </w:rPr>
+              <w:t>739,7</w:t>
+            </w:r>
+          </w:p>
+        </w:tc>
+        <w:tc>
+          <w:tcPr>
+            <w:tcW w:w="1700" w:type="dxa"/>
+          </w:tcPr>
+          <w:p>
+            <w:pPr>
+              <w:spacing w:before="40" w:after="40" w:line="254" w:lineRule="auto"/>
+              <w:jc w:val="center"/>
+            </w:pPr>
+            <w:r>
+              <w:rPr>
+                <w:sz w:val="20"/>
+              </w:rPr>
+              <w:t>737,4</w:t>
+            </w:r>
+          </w:p>
+        </w:tc>
+        <w:tc>
+          <w:tcPr>
+            <w:tcW w:w="1700" w:type="dxa"/>
+          </w:tcPr>
+          <w:p>
+            <w:pPr>
+              <w:spacing w:before="40" w:after="40" w:line="254" w:lineRule="auto"/>
+              <w:jc w:val="center"/>
+            </w:pPr>
+            <w:r>
+              <w:rPr>
+                <w:sz w:val="20"/>
+              </w:rPr>
+              <w:t>0,9969</w:t>
+            </w:r>
+          </w:p>
+        </w:tc>
+      </w:tr>
+    </w:tbl>
+    <w:p>
+      <w:pPr>
+        <w:jc w:val="both"/>
+      </w:pPr>
+      <w:r>
+        <w:t>Chênh accuracy PyTorch trừ tự viết nằm từ −0,54 đến +0,20 điểm phần trăm, không theo một chiều cố định. Với CNN-stem, thời gian PyTorch cao hơn khoảng 8,34%; ba cặp còn lại có tỷ số gần 1 trong lượt đo này. Không từ đó kết luận một hiện thực luôn nhanh hoặc chính xác hơn. Kiểm chứng số học và so sánh huấn luyện trả lời hai câu hỏi khác nhau [3], [5].</w:t>
+      </w:r>
+    </w:p>
+    <w:p>
+      <w:pPr>
+        <w:jc w:val="both"/>
+      </w:pPr>
+      <w:r>
+        <w:t>Trong cùng bản MSA, CNN-stem hơn patch rời 1,69 điểm phần trăm ở bản tự viết và 2,23 ở PyTorch; patch chồng lấn hơn patch rời 0,94 và 1,28 điểm phần trăm. CNN-stem đồng thời bổ sung CNN và tăng capacity; overlap thay đổi số token cùng nhúng vị trí. Vì vậy đây là so sánh các cấu hình biểu diễn, chưa tách được tác động nhân quả của từng yếu tố. Đo thời gian một lượt cũng chưa đủ suy ra quy luật tỷ lệ theo số token [3], [5].</w:t>
+      </w:r>
+    </w:p>
+    <w:p>
+      <w:pPr>
+        <w:pStyle w:val="Heading2"/>
+        <w:pageBreakBefore/>
+        <w:spacing w:before="160" w:after="120"/>
+        <w:rPr>
+          <w:rFonts w:ascii="Times New Roman" w:hAnsi="Times New Roman" w:cs="Times New Roman"/>
+        </w:rPr>
+      </w:pPr>
+      <w:r>
+        <w:rPr>
+          <w:rFonts w:ascii="Times New Roman" w:hAnsi="Times New Roman" w:cs="Times New Roman"/>
+        </w:rPr>
+        <w:lastRenderedPageBreak/>
+        <w:t>3.5. Đường cong huấn luyện và xác thực</w:t>
+      </w:r>
+    </w:p>
+    <w:p>
+      <w:pPr>
+        <w:keepNext/>
+        <w:keepLines/>
         <w:spacing w:before="100" w:after="20"/>
         <w:jc w:val="center"/>
       </w:pPr>
@@ -4221,12 +5344,11 @@
         <w:rPr>
           <w:noProof/>
         </w:rPr>
-        <w:lastRenderedPageBreak/>
         <w:drawing>
           <wp:inline distT="0" distB="0" distL="0" distR="0" wp14:anchorId="2EB757F7" wp14:editId="4AB658E0">
-            <wp:extent cx="5688000" cy="3142590"/>
+            <wp:extent cx="5760720" cy="4954219"/>
             <wp:effectExtent l="0" t="0" r="0" b="0"/>
-            <wp:docPr id="3" name="Picture 3"/>
+            <wp:docPr id="103" name="E2 figure 3" descr="E2 results figure 3"/>
             <wp:cNvGraphicFramePr>
               <a:graphicFrameLocks xmlns:a="http://schemas.openxmlformats.org/drawingml/2006/main" noChangeAspect="1"/>
             </wp:cNvGraphicFramePr>
@@ -4246,7 +5368,7 @@
                   <pic:spPr>
                     <a:xfrm>
                       <a:off x="0" y="0"/>
-                      <a:ext cx="5688000" cy="3142590"/>
+                      <a:ext cx="5760720" cy="4954219"/>
                     </a:xfrm>
                     <a:prstGeom prst="rect">
                       <a:avLst/>
@@ -4267,130 +5389,14 @@
         <w:jc w:val="center"/>
       </w:pPr>
       <w:r>
-        <w:t>Hình 3. Đường cong huấn luyện và xác thực của ba cấu hình E2, dựng trực tiếp từ lịch sử thực nghiệm [6].</w:t>
+        <w:t>Hình 3. Đường cong E2: patch và hàng ảnh, mỗi nhóm gồm tự viết và PyTorch. Nét liền: huấn luyện; nét đứt: xác thực; 100 epoch [6].</w:t>
       </w:r>
     </w:p>
     <w:p>
       <w:pPr>
-        <w:jc w:val="both"/>
-      </w:pPr>
-      <w:r>
-        <w:t>Các mô hình cùng giảm loss mạnh ở đầu quá trình và sau đó tiến tới vùng dao động nhẹ. Với custom_patch, validation accuracy duy trì cao hơn train accuracy khá rõ, phù hợp với khác biệt chế độ dropout đã nêu ở Chương 1. Cả ba mô hình được giữ trạng thái tại epoch tốt nhất theo độ chính xác xác thực, không mặc định sử dụng epoch 20 (lần lượt ở epoch 14, 16 và 19) [5], [6].</w:t>
-      </w:r>
-    </w:p>
-    <w:p>
-      <w:pPr>
-        <w:pStyle w:val="Heading2"/>
-        <w:spacing w:before="160" w:after="120"/>
-        <w:rPr>
-          <w:rFonts w:ascii="Times New Roman" w:hAnsi="Times New Roman" w:cs="Times New Roman"/>
-        </w:rPr>
-      </w:pPr>
-      <w:r>
-        <w:rPr>
-          <w:rFonts w:ascii="Times New Roman" w:hAnsi="Times New Roman" w:cs="Times New Roman"/>
-        </w:rPr>
-        <w:t>3.4. Gi</w:t>
-      </w:r>
-      <w:r>
-        <w:rPr>
-          <w:rFonts w:ascii="Times New Roman" w:hAnsi="Times New Roman" w:cs="Times New Roman"/>
-        </w:rPr>
-        <w:t>ớ</w:t>
-      </w:r>
-      <w:r>
-        <w:rPr>
-          <w:rFonts w:ascii="Times New Roman" w:hAnsi="Times New Roman" w:cs="Times New Roman"/>
-        </w:rPr>
-        <w:t>i h</w:t>
-      </w:r>
-      <w:r>
-        <w:rPr>
-          <w:rFonts w:ascii="Times New Roman" w:hAnsi="Times New Roman" w:cs="Times New Roman"/>
-        </w:rPr>
-        <w:t>ạ</w:t>
-      </w:r>
-      <w:r>
-        <w:rPr>
-          <w:rFonts w:ascii="Times New Roman" w:hAnsi="Times New Roman" w:cs="Times New Roman"/>
-        </w:rPr>
-        <w:t>n c</w:t>
-      </w:r>
-      <w:r>
-        <w:rPr>
-          <w:rFonts w:ascii="Times New Roman" w:hAnsi="Times New Roman" w:cs="Times New Roman"/>
-        </w:rPr>
-        <w:t>ủ</w:t>
-      </w:r>
-      <w:r>
-        <w:rPr>
-          <w:rFonts w:ascii="Times New Roman" w:hAnsi="Times New Roman" w:cs="Times New Roman"/>
-        </w:rPr>
-        <w:t>a phép đ</w:t>
-      </w:r>
-      <w:r>
-        <w:rPr>
-          <w:rFonts w:ascii="Times New Roman" w:hAnsi="Times New Roman" w:cs="Times New Roman"/>
-        </w:rPr>
-        <w:t>ố</w:t>
-      </w:r>
-      <w:r>
-        <w:rPr>
-          <w:rFonts w:ascii="Times New Roman" w:hAnsi="Times New Roman" w:cs="Times New Roman"/>
-        </w:rPr>
-        <w:t>i chi</w:t>
-      </w:r>
-      <w:r>
-        <w:rPr>
-          <w:rFonts w:ascii="Times New Roman" w:hAnsi="Times New Roman" w:cs="Times New Roman"/>
-        </w:rPr>
-        <w:t>ế</w:t>
-      </w:r>
-      <w:r>
-        <w:rPr>
-          <w:rFonts w:ascii="Times New Roman" w:hAnsi="Times New Roman" w:cs="Times New Roman"/>
-        </w:rPr>
-        <w:t>u MSA và phân tích l</w:t>
-      </w:r>
-      <w:r>
-        <w:rPr>
-          <w:rFonts w:ascii="Times New Roman" w:hAnsi="Times New Roman" w:cs="Times New Roman"/>
-        </w:rPr>
-        <w:t>ỗ</w:t>
-      </w:r>
-      <w:r>
-        <w:rPr>
-          <w:rFonts w:ascii="Times New Roman" w:hAnsi="Times New Roman" w:cs="Times New Roman"/>
-        </w:rPr>
-        <w:t>i</w:t>
-      </w:r>
-    </w:p>
-    <w:p>
-      <w:pPr>
-        <w:jc w:val="both"/>
-      </w:pPr>
-      <w:r>
-        <w:t>Ở phiên bản E2 tạo ra các số liệu lịch sử, custom có dropout sau output projection trước dropout của block, còn wrapper PyTorch không có lớp tương ứng; khởi tạo in_proj_weight và qkv Linear cũng khác, seed không reset trước từng mô hình. Vì vậy chênh lệch chỉ phản ánh hai cấu hình đã chạy, chưa tách riêng ảnh hưởng của cách hiện thực MSA. Pipeline E2 mới đã đồng nhất dropout và thêm kiểm tra cùng trọng số, nhưng không thể áp dụng kết quả kiểm tra đó ngược lại để coi các lượt lịch sử là một phép đối chiếu đã</w:t>
-      </w:r>
-      <w:r>
-        <w:t xml:space="preserve"> kiểm soát [3].</w:t>
-      </w:r>
-    </w:p>
-    <w:p>
-      <w:pPr>
-        <w:jc w:val="both"/>
-      </w:pPr>
-      <w:r>
-        <w:t xml:space="preserve">Trong ma trận custom_patch, 41 mẫu số 9 bị nhận thành 4 và 39 mẫu số 3 thành 5; với custom_row, 27 mẫu số 4 thành 9 và 17 mẫu số 7 thành 2 (xem Phụ lục A). Hình lỗi dưới đây cho thấy chữ số có nét biến dạng hoặc ranh giới thị giác mơ hồ. Dữ liệu hiện </w:t>
-      </w:r>
-      <w:r>
-        <w:lastRenderedPageBreak/>
-        <w:t>tại không đủ để quy các lỗi ấy cho một head chú ý cụ thể vì không lưu bản đồ attention của từng ảnh [5].</w:t>
-      </w:r>
-    </w:p>
-    <w:p>
-      <w:pPr>
         <w:keepNext/>
+        <w:keepLines/>
+        <w:pageBreakBefore/>
         <w:spacing w:before="100" w:after="20"/>
         <w:jc w:val="center"/>
       </w:pPr>
@@ -4398,11 +5404,12 @@
         <w:rPr>
           <w:noProof/>
         </w:rPr>
+        <w:lastRenderedPageBreak/>
         <w:drawing>
-          <wp:inline distT="0" distB="0" distL="0" distR="0" wp14:anchorId="507C616A" wp14:editId="4EB209C1">
-            <wp:extent cx="5328000" cy="2212907"/>
+          <wp:inline distT="0" distB="0" distL="0" distR="0" wp14:anchorId="2EB757F7" wp14:editId="4AB658E0">
+            <wp:extent cx="5760720" cy="4954219"/>
             <wp:effectExtent l="0" t="0" r="0" b="0"/>
-            <wp:docPr id="4" name="Picture 4"/>
+            <wp:docPr id="115" name="E2 figure 15" descr="E2 results figure 15"/>
             <wp:cNvGraphicFramePr>
               <a:graphicFrameLocks xmlns:a="http://schemas.openxmlformats.org/drawingml/2006/main" noChangeAspect="1"/>
             </wp:cNvGraphicFramePr>
@@ -4410,7 +5417,7 @@
               <a:graphicData uri="http://schemas.openxmlformats.org/drawingml/2006/picture">
                 <pic:pic xmlns:pic="http://schemas.openxmlformats.org/drawingml/2006/picture">
                   <pic:nvPicPr>
-                    <pic:cNvPr id="0" name="wrong_E2custom.png"/>
+                    <pic:cNvPr id="0" name="curves_E2.png"/>
                     <pic:cNvPicPr/>
                   </pic:nvPicPr>
                   <pic:blipFill>
@@ -4422,7 +5429,7 @@
                   <pic:spPr>
                     <a:xfrm>
                       <a:off x="0" y="0"/>
-                      <a:ext cx="5328000" cy="2212907"/>
+                      <a:ext cx="5760720" cy="4954219"/>
                     </a:xfrm>
                     <a:prstGeom prst="rect">
                       <a:avLst/>
@@ -4443,7 +5450,109 @@
         <w:jc w:val="center"/>
       </w:pPr>
       <w:r>
-        <w:t>Hình 4. Một phần mẫu dự đoán sai của custom_patch (10 mẫu đầu trong danh sách lỗi gốc).</w:t>
+        <w:t>Hình 4. Đường cong E2: CNN-stem và patch chồng lấn, hai bản MSA. Quy ước nét như Hình 3 [6].</w:t>
+      </w:r>
+    </w:p>
+    <w:p>
+      <w:pPr>
+        <w:jc w:val="both"/>
+      </w:pPr>
+      <w:r>
+        <w:t>Cả tám lượt đều giảm loss mạnh ban đầu. Đến epoch 100, training loss của hai bản CNN-stem khoảng 0,0133/0,0116, validation loss khoảng 0,0325/0,0331; khoảng cách này gợi ý mức quá khớp trong lượt chạy. Với patch rời, train accuracy cuối khoảng 95,7%, thấp hơn validation; cần xét khác biệt dropout giữa train/eval như Chương 1, không coi đó là bằng chứng rò rỉ dữ liệu. Best epoch lần lượt là 98/55 (patch), 83/97 (hàng), 82/59 (CNN-stem), 97/82 (overlap), nên test không mặc định dùng epoch 100 [5], [6].</w:t>
+      </w:r>
+    </w:p>
+    <w:p>
+      <w:pPr>
+        <w:pStyle w:val="Heading2"/>
+        <w:spacing w:before="160" w:after="120"/>
+        <w:rPr>
+          <w:rFonts w:ascii="Times New Roman" w:hAnsi="Times New Roman" w:cs="Times New Roman"/>
+        </w:rPr>
+      </w:pPr>
+      <w:r>
+        <w:rPr>
+          <w:rFonts w:ascii="Times New Roman" w:hAnsi="Times New Roman" w:cs="Times New Roman"/>
+        </w:rPr>
+        <w:t>3.6. Phân tích lỗi và giới hạn diễn giải</w:t>
+      </w:r>
+    </w:p>
+    <w:p>
+      <w:pPr>
+        <w:jc w:val="both"/>
+      </w:pPr>
+      <w:r>
+        <w:t xml:space="preserve">Từ dự đoán trên 10.000 ảnh test, số lỗi tự viết/PyTorch lần lượt là 241/295 (patch), 196/176 (hàng), 72/72 (CNN-stem), 147/167 (overlap). Ở custom_patch, nhầm 7→2 và 3→5 đều 15 ảnh; custom_row nhầm 3→5 ở 15 ảnh. CNN-stem tự viết còn 8 lỗi </w:t>
+      </w:r>
+      <w:r>
+        <w:lastRenderedPageBreak/>
+        <w:t>4→9, còn bản PyTorch có 5 lỗi 9→4 và 5 lỗi 7→1. Ma trận của đủ tám mô hình được trình bày ở Phụ lục A [5].</w:t>
+      </w:r>
+    </w:p>
+    <w:p>
+      <w:pPr>
+        <w:keepNext/>
+        <w:keepLines/>
+        <w:spacing w:before="100" w:after="20"/>
+        <w:jc w:val="center"/>
+      </w:pPr>
+      <w:r>
+        <w:rPr>
+          <w:noProof/>
+        </w:rPr>
+        <w:drawing>
+          <wp:inline distT="0" distB="0" distL="0" distR="0" wp14:anchorId="2EB757F7" wp14:editId="4AB658E0">
+            <wp:extent cx="5760720" cy="2595524"/>
+            <wp:effectExtent l="0" t="0" r="0" b="0"/>
+            <wp:docPr id="104" name="E2 figure 4" descr="E2 results figure 4"/>
+            <wp:cNvGraphicFramePr>
+              <a:graphicFrameLocks xmlns:a="http://schemas.openxmlformats.org/drawingml/2006/main" noChangeAspect="1"/>
+            </wp:cNvGraphicFramePr>
+            <a:graphic xmlns:a="http://schemas.openxmlformats.org/drawingml/2006/main">
+              <a:graphicData uri="http://schemas.openxmlformats.org/drawingml/2006/picture">
+                <pic:pic xmlns:pic="http://schemas.openxmlformats.org/drawingml/2006/picture">
+                  <pic:nvPicPr>
+                    <pic:cNvPr id="0" name="curves_E2.png"/>
+                    <pic:cNvPicPr/>
+                  </pic:nvPicPr>
+                  <pic:blipFill>
+                    <a:blip r:embed="rId12"/>
+                    <a:stretch>
+                      <a:fillRect/>
+                    </a:stretch>
+                  </pic:blipFill>
+                  <pic:spPr>
+                    <a:xfrm>
+                      <a:off x="0" y="0"/>
+                      <a:ext cx="5760720" cy="2595524"/>
+                    </a:xfrm>
+                    <a:prstGeom prst="rect">
+                      <a:avLst/>
+                    </a:prstGeom>
+                  </pic:spPr>
+                </pic:pic>
+              </a:graphicData>
+            </a:graphic>
+          </wp:inline>
+        </w:drawing>
+      </w:r>
+    </w:p>
+    <w:p>
+      <w:pPr>
+        <w:pStyle w:val="Caption"/>
+        <w:keepLines/>
+        <w:spacing w:after="180"/>
+        <w:jc w:val="center"/>
+      </w:pPr>
+      <w:r>
+        <w:t>Hình 5. Mười lỗi đầu của custom_patch mới theo thứ tự test; true/pred là nhãn thật/dự đoán. Hình minh họa định tính, không lấy mẫu ngẫu nhiên [5].</w:t>
+      </w:r>
+    </w:p>
+    <w:p>
+      <w:pPr>
+        <w:jc w:val="both"/>
+      </w:pPr>
+      <w:r>
+        <w:t>Các mẫu cho thấy một số nét viết dễ gây nhầm giữa chữ số, nhưng chưa xác định được nguyên nhân từng dự đoán. Không có bản đồ attention theo ảnh để quy lỗi cho một head cụ thể. Một seed, một bộ dữ liệu và số liệu thời gian chưa kiểm soát tải cạnh tranh giới hạn việc khái quát kết luận [3], [5].</w:t>
       </w:r>
     </w:p>
     <w:p>
@@ -4455,37 +5564,13 @@
           <w:rFonts w:ascii="Times New Roman" w:hAnsi="Times New Roman" w:cs="Times New Roman"/>
         </w:rPr>
       </w:pPr>
-      <w:bookmarkStart w:id="4" w:name="_Toc243061796"/>
+      <w:bookmarkStart w:id="4" w:name="_Toc243066914"/>
       <w:r>
         <w:rPr>
           <w:rFonts w:ascii="Times New Roman" w:hAnsi="Times New Roman" w:cs="Times New Roman"/>
         </w:rPr>
         <w:lastRenderedPageBreak/>
-        <w:t>CHƯƠNG 4. E3 – LSTM VÀ GRU TRÊN CHU</w:t>
-      </w:r>
-      <w:r>
-        <w:rPr>
-          <w:rFonts w:ascii="Times New Roman" w:hAnsi="Times New Roman" w:cs="Times New Roman"/>
-        </w:rPr>
-        <w:t>Ỗ</w:t>
-      </w:r>
-      <w:r>
-        <w:rPr>
-          <w:rFonts w:ascii="Times New Roman" w:hAnsi="Times New Roman" w:cs="Times New Roman"/>
-        </w:rPr>
-        <w:t xml:space="preserve">I </w:t>
-      </w:r>
-      <w:r>
-        <w:rPr>
-          <w:rFonts w:ascii="Times New Roman" w:hAnsi="Times New Roman" w:cs="Times New Roman"/>
-        </w:rPr>
-        <w:t>Ả</w:t>
-      </w:r>
-      <w:r>
-        <w:rPr>
-          <w:rFonts w:ascii="Times New Roman" w:hAnsi="Times New Roman" w:cs="Times New Roman"/>
-        </w:rPr>
-        <w:t>NH</w:t>
+        <w:t>CHƯƠNG 4. E3 – LSTM VÀ GRU TRÊN CHUỖI ẢNH</w:t>
       </w:r>
       <w:bookmarkEnd w:id="4"/>
     </w:p>
@@ -4501,55 +5586,7 @@
         <w:rPr>
           <w:rFonts w:ascii="Times New Roman" w:hAnsi="Times New Roman" w:cs="Times New Roman"/>
         </w:rPr>
-        <w:t>4.1. Bi</w:t>
-      </w:r>
-      <w:r>
-        <w:rPr>
-          <w:rFonts w:ascii="Times New Roman" w:hAnsi="Times New Roman" w:cs="Times New Roman"/>
-        </w:rPr>
-        <w:t>ế</w:t>
-      </w:r>
-      <w:r>
-        <w:rPr>
-          <w:rFonts w:ascii="Times New Roman" w:hAnsi="Times New Roman" w:cs="Times New Roman"/>
-        </w:rPr>
-        <w:t>n đ</w:t>
-      </w:r>
-      <w:r>
-        <w:rPr>
-          <w:rFonts w:ascii="Times New Roman" w:hAnsi="Times New Roman" w:cs="Times New Roman"/>
-        </w:rPr>
-        <w:t>ổ</w:t>
-      </w:r>
-      <w:r>
-        <w:rPr>
-          <w:rFonts w:ascii="Times New Roman" w:hAnsi="Times New Roman" w:cs="Times New Roman"/>
-        </w:rPr>
-        <w:t xml:space="preserve">i </w:t>
-      </w:r>
-      <w:r>
-        <w:rPr>
-          <w:rFonts w:ascii="Times New Roman" w:hAnsi="Times New Roman" w:cs="Times New Roman"/>
-        </w:rPr>
-        <w:t>ả</w:t>
-      </w:r>
-      <w:r>
-        <w:rPr>
-          <w:rFonts w:ascii="Times New Roman" w:hAnsi="Times New Roman" w:cs="Times New Roman"/>
-        </w:rPr>
-        <w:t>nh thành chu</w:t>
-      </w:r>
-      <w:r>
-        <w:rPr>
-          <w:rFonts w:ascii="Times New Roman" w:hAnsi="Times New Roman" w:cs="Times New Roman"/>
-        </w:rPr>
-        <w:t>ỗ</w:t>
-      </w:r>
-      <w:r>
-        <w:rPr>
-          <w:rFonts w:ascii="Times New Roman" w:hAnsi="Times New Roman" w:cs="Times New Roman"/>
-        </w:rPr>
-        <w:t>i</w:t>
+        <w:t>4.1. Biến đổi ảnh thành chuỗi</w:t>
       </w:r>
     </w:p>
     <w:p>
@@ -4580,73 +5617,7 @@
         <w:rPr>
           <w:rFonts w:ascii="Times New Roman" w:hAnsi="Times New Roman" w:cs="Times New Roman"/>
         </w:rPr>
-        <w:t>4.2. Tr</w:t>
-      </w:r>
-      <w:r>
-        <w:rPr>
-          <w:rFonts w:ascii="Times New Roman" w:hAnsi="Times New Roman" w:cs="Times New Roman"/>
-        </w:rPr>
-        <w:t>ạ</w:t>
-      </w:r>
-      <w:r>
-        <w:rPr>
-          <w:rFonts w:ascii="Times New Roman" w:hAnsi="Times New Roman" w:cs="Times New Roman"/>
-        </w:rPr>
-        <w:t xml:space="preserve">ng thái </w:t>
-      </w:r>
-      <w:r>
-        <w:rPr>
-          <w:rFonts w:ascii="Times New Roman" w:hAnsi="Times New Roman" w:cs="Times New Roman"/>
-        </w:rPr>
-        <w:t>ẩ</w:t>
-      </w:r>
-      <w:r>
-        <w:rPr>
-          <w:rFonts w:ascii="Times New Roman" w:hAnsi="Times New Roman" w:cs="Times New Roman"/>
-        </w:rPr>
-        <w:t>n, cơ ch</w:t>
-      </w:r>
-      <w:r>
-        <w:rPr>
-          <w:rFonts w:ascii="Times New Roman" w:hAnsi="Times New Roman" w:cs="Times New Roman"/>
-        </w:rPr>
-        <w:t>ế</w:t>
-      </w:r>
-      <w:r>
-        <w:rPr>
-          <w:rFonts w:ascii="Times New Roman" w:hAnsi="Times New Roman" w:cs="Times New Roman"/>
-        </w:rPr>
-        <w:t xml:space="preserve"> c</w:t>
-      </w:r>
-      <w:r>
-        <w:rPr>
-          <w:rFonts w:ascii="Times New Roman" w:hAnsi="Times New Roman" w:cs="Times New Roman"/>
-        </w:rPr>
-        <w:t>ổ</w:t>
-      </w:r>
-      <w:r>
-        <w:rPr>
-          <w:rFonts w:ascii="Times New Roman" w:hAnsi="Times New Roman" w:cs="Times New Roman"/>
-        </w:rPr>
-        <w:t>ng và s</w:t>
-      </w:r>
-      <w:r>
-        <w:rPr>
-          <w:rFonts w:ascii="Times New Roman" w:hAnsi="Times New Roman" w:cs="Times New Roman"/>
-        </w:rPr>
-        <w:t>ố</w:t>
-      </w:r>
-      <w:r>
-        <w:rPr>
-          <w:rFonts w:ascii="Times New Roman" w:hAnsi="Times New Roman" w:cs="Times New Roman"/>
-        </w:rPr>
-        <w:t xml:space="preserve"> tham s</w:t>
-      </w:r>
-      <w:r>
-        <w:rPr>
-          <w:rFonts w:ascii="Times New Roman" w:hAnsi="Times New Roman" w:cs="Times New Roman"/>
-        </w:rPr>
-        <w:t>ố</w:t>
+        <w:t>4.2. Trạng thái ẩn, cơ chế cổng và số tham số</w:t>
       </w:r>
     </w:p>
     <w:p>
@@ -4677,55 +5648,7 @@
         <w:rPr>
           <w:rFonts w:ascii="Times New Roman" w:hAnsi="Times New Roman" w:cs="Times New Roman"/>
         </w:rPr>
-        <w:t>4.3. K</w:t>
-      </w:r>
-      <w:r>
-        <w:rPr>
-          <w:rFonts w:ascii="Times New Roman" w:hAnsi="Times New Roman" w:cs="Times New Roman"/>
-        </w:rPr>
-        <w:t>ế</w:t>
-      </w:r>
-      <w:r>
-        <w:rPr>
-          <w:rFonts w:ascii="Times New Roman" w:hAnsi="Times New Roman" w:cs="Times New Roman"/>
-        </w:rPr>
-        <w:t>t qu</w:t>
-      </w:r>
-      <w:r>
-        <w:rPr>
-          <w:rFonts w:ascii="Times New Roman" w:hAnsi="Times New Roman" w:cs="Times New Roman"/>
-        </w:rPr>
-        <w:t>ả</w:t>
-      </w:r>
-      <w:r>
-        <w:rPr>
-          <w:rFonts w:ascii="Times New Roman" w:hAnsi="Times New Roman" w:cs="Times New Roman"/>
-        </w:rPr>
-        <w:t xml:space="preserve"> LSTM, GRU và các mô hình đ</w:t>
-      </w:r>
-      <w:r>
-        <w:rPr>
-          <w:rFonts w:ascii="Times New Roman" w:hAnsi="Times New Roman" w:cs="Times New Roman"/>
-        </w:rPr>
-        <w:t>ố</w:t>
-      </w:r>
-      <w:r>
-        <w:rPr>
-          <w:rFonts w:ascii="Times New Roman" w:hAnsi="Times New Roman" w:cs="Times New Roman"/>
-        </w:rPr>
-        <w:t>i ch</w:t>
-      </w:r>
-      <w:r>
-        <w:rPr>
-          <w:rFonts w:ascii="Times New Roman" w:hAnsi="Times New Roman" w:cs="Times New Roman"/>
-        </w:rPr>
-        <w:t>ứ</w:t>
-      </w:r>
-      <w:r>
-        <w:rPr>
-          <w:rFonts w:ascii="Times New Roman" w:hAnsi="Times New Roman" w:cs="Times New Roman"/>
-        </w:rPr>
-        <w:t>ng</w:t>
+        <w:t>4.3. Kết quả LSTM, GRU và các mô hình đối chứng</w:t>
       </w:r>
     </w:p>
     <w:p>
@@ -4735,7 +5658,7 @@
         <w:spacing w:after="100"/>
       </w:pPr>
       <w:r>
-        <w:t>Bảng 6. Kết quả sáu cấu hình E3</w:t>
+        <w:t>Bảng 8. Kết quả sáu cấu hình E3</w:t>
       </w:r>
     </w:p>
     <w:tbl>
@@ -5586,43 +6509,7 @@
         <w:rPr>
           <w:rFonts w:ascii="Times New Roman" w:hAnsi="Times New Roman" w:cs="Times New Roman"/>
         </w:rPr>
-        <w:t>4.4. Đư</w:t>
-      </w:r>
-      <w:r>
-        <w:rPr>
-          <w:rFonts w:ascii="Times New Roman" w:hAnsi="Times New Roman" w:cs="Times New Roman"/>
-        </w:rPr>
-        <w:t>ờ</w:t>
-      </w:r>
-      <w:r>
-        <w:rPr>
-          <w:rFonts w:ascii="Times New Roman" w:hAnsi="Times New Roman" w:cs="Times New Roman"/>
-        </w:rPr>
-        <w:t>ng cong và l</w:t>
-      </w:r>
-      <w:r>
-        <w:rPr>
-          <w:rFonts w:ascii="Times New Roman" w:hAnsi="Times New Roman" w:cs="Times New Roman"/>
-        </w:rPr>
-        <w:t>ỗ</w:t>
-      </w:r>
-      <w:r>
-        <w:rPr>
-          <w:rFonts w:ascii="Times New Roman" w:hAnsi="Times New Roman" w:cs="Times New Roman"/>
-        </w:rPr>
-        <w:t>i d</w:t>
-      </w:r>
-      <w:r>
-        <w:rPr>
-          <w:rFonts w:ascii="Times New Roman" w:hAnsi="Times New Roman" w:cs="Times New Roman"/>
-        </w:rPr>
-        <w:t>ự</w:t>
-      </w:r>
-      <w:r>
-        <w:rPr>
-          <w:rFonts w:ascii="Times New Roman" w:hAnsi="Times New Roman" w:cs="Times New Roman"/>
-        </w:rPr>
-        <w:t xml:space="preserve"> đoán</w:t>
+        <w:t>4.4. Đường cong và lỗi dự đoán</w:t>
       </w:r>
     </w:p>
     <w:p>
@@ -5648,65 +6535,6 @@
                 <pic:pic xmlns:pic="http://schemas.openxmlformats.org/drawingml/2006/picture">
                   <pic:nvPicPr>
                     <pic:cNvPr id="0" name="curves_E3a.png"/>
-                    <pic:cNvPicPr/>
-                  </pic:nvPicPr>
-                  <pic:blipFill>
-                    <a:blip r:embed="rId12"/>
-                    <a:stretch>
-                      <a:fillRect/>
-                    </a:stretch>
-                  </pic:blipFill>
-                  <pic:spPr>
-                    <a:xfrm>
-                      <a:off x="0" y="0"/>
-                      <a:ext cx="5688000" cy="3142590"/>
-                    </a:xfrm>
-                    <a:prstGeom prst="rect">
-                      <a:avLst/>
-                    </a:prstGeom>
-                  </pic:spPr>
-                </pic:pic>
-              </a:graphicData>
-            </a:graphic>
-          </wp:inline>
-        </w:drawing>
-      </w:r>
-    </w:p>
-    <w:p>
-      <w:pPr>
-        <w:pStyle w:val="Caption"/>
-        <w:keepLines/>
-        <w:spacing w:after="180"/>
-        <w:jc w:val="center"/>
-      </w:pPr>
-      <w:r>
-        <w:t>Hình 5. Đường cong E3: LSTM theo hàng, GRU theo hàng và LSTM theo patch, nguồn [6].</w:t>
-      </w:r>
-    </w:p>
-    <w:p>
-      <w:pPr>
-        <w:keepNext/>
-        <w:spacing w:before="100" w:after="20"/>
-        <w:jc w:val="center"/>
-      </w:pPr>
-      <w:r>
-        <w:rPr>
-          <w:noProof/>
-        </w:rPr>
-        <w:lastRenderedPageBreak/>
-        <w:drawing>
-          <wp:inline distT="0" distB="0" distL="0" distR="0" wp14:anchorId="6D183EBE" wp14:editId="562BED2B">
-            <wp:extent cx="5688000" cy="3142590"/>
-            <wp:effectExtent l="0" t="0" r="0" b="0"/>
-            <wp:docPr id="6" name="Picture 6"/>
-            <wp:cNvGraphicFramePr>
-              <a:graphicFrameLocks xmlns:a="http://schemas.openxmlformats.org/drawingml/2006/main" noChangeAspect="1"/>
-            </wp:cNvGraphicFramePr>
-            <a:graphic xmlns:a="http://schemas.openxmlformats.org/drawingml/2006/main">
-              <a:graphicData uri="http://schemas.openxmlformats.org/drawingml/2006/picture">
-                <pic:pic xmlns:pic="http://schemas.openxmlformats.org/drawingml/2006/picture">
-                  <pic:nvPicPr>
-                    <pic:cNvPr id="0" name="curves_E3b.png"/>
                     <pic:cNvPicPr/>
                   </pic:nvPicPr>
                   <pic:blipFill>
@@ -5739,7 +6567,66 @@
         <w:jc w:val="center"/>
       </w:pPr>
       <w:r>
-        <w:t>Hình 6. Đường cong E3: GRU theo patch cùng MLP/CNN đối chứng, nguồn [6].</w:t>
+        <w:t>Hình 6. Đường cong E3: LSTM theo hàng, GRU theo hàng và LSTM theo patch, nguồn [6].</w:t>
+      </w:r>
+    </w:p>
+    <w:p>
+      <w:pPr>
+        <w:keepNext/>
+        <w:spacing w:before="100" w:after="20"/>
+        <w:jc w:val="center"/>
+      </w:pPr>
+      <w:r>
+        <w:rPr>
+          <w:noProof/>
+        </w:rPr>
+        <w:lastRenderedPageBreak/>
+        <w:drawing>
+          <wp:inline distT="0" distB="0" distL="0" distR="0" wp14:anchorId="6D183EBE" wp14:editId="562BED2B">
+            <wp:extent cx="5688000" cy="3142590"/>
+            <wp:effectExtent l="0" t="0" r="0" b="0"/>
+            <wp:docPr id="6" name="Picture 6"/>
+            <wp:cNvGraphicFramePr>
+              <a:graphicFrameLocks xmlns:a="http://schemas.openxmlformats.org/drawingml/2006/main" noChangeAspect="1"/>
+            </wp:cNvGraphicFramePr>
+            <a:graphic xmlns:a="http://schemas.openxmlformats.org/drawingml/2006/main">
+              <a:graphicData uri="http://schemas.openxmlformats.org/drawingml/2006/picture">
+                <pic:pic xmlns:pic="http://schemas.openxmlformats.org/drawingml/2006/picture">
+                  <pic:nvPicPr>
+                    <pic:cNvPr id="0" name="curves_E3b.png"/>
+                    <pic:cNvPicPr/>
+                  </pic:nvPicPr>
+                  <pic:blipFill>
+                    <a:blip r:embed="rId14"/>
+                    <a:stretch>
+                      <a:fillRect/>
+                    </a:stretch>
+                  </pic:blipFill>
+                  <pic:spPr>
+                    <a:xfrm>
+                      <a:off x="0" y="0"/>
+                      <a:ext cx="5688000" cy="3142590"/>
+                    </a:xfrm>
+                    <a:prstGeom prst="rect">
+                      <a:avLst/>
+                    </a:prstGeom>
+                  </pic:spPr>
+                </pic:pic>
+              </a:graphicData>
+            </a:graphic>
+          </wp:inline>
+        </w:drawing>
+      </w:r>
+    </w:p>
+    <w:p>
+      <w:pPr>
+        <w:pStyle w:val="Caption"/>
+        <w:keepLines/>
+        <w:spacing w:after="180"/>
+        <w:jc w:val="center"/>
+      </w:pPr>
+      <w:r>
+        <w:t>Hình 7. Đường cong E3: GRU theo patch cùng MLP/CNN đối chứng, nguồn [6].</w:t>
       </w:r>
     </w:p>
     <w:p>
@@ -5785,7 +6672,7 @@
                     <pic:cNvPicPr/>
                   </pic:nvPicPr>
                   <pic:blipFill>
-                    <a:blip r:embed="rId14"/>
+                    <a:blip r:embed="rId15"/>
                     <a:stretch>
                       <a:fillRect/>
                     </a:stretch>
@@ -5814,7 +6701,7 @@
         <w:jc w:val="center"/>
       </w:pPr>
       <w:r>
-        <w:t>Hình 7. Mười mẫu lỗi đầu của GRU theo hàng được lấy từ hình gốc, không chọn ngẫu nhiên [4].</w:t>
+        <w:t>Hình 8. Mười mẫu lỗi đầu của GRU theo hàng được lấy từ hình gốc, không chọn ngẫu nhiên [4].</w:t>
       </w:r>
     </w:p>
     <w:p>
@@ -5826,61 +6713,13 @@
           <w:rFonts w:ascii="Times New Roman" w:hAnsi="Times New Roman" w:cs="Times New Roman"/>
         </w:rPr>
       </w:pPr>
-      <w:bookmarkStart w:id="5" w:name="_Toc243061797"/>
+      <w:bookmarkStart w:id="5" w:name="_Toc243066915"/>
       <w:r>
         <w:rPr>
           <w:rFonts w:ascii="Times New Roman" w:hAnsi="Times New Roman" w:cs="Times New Roman"/>
         </w:rPr>
         <w:lastRenderedPageBreak/>
-        <w:t>CHƯƠNG 5. SO SÁNH T</w:t>
-      </w:r>
-      <w:r>
-        <w:rPr>
-          <w:rFonts w:ascii="Times New Roman" w:hAnsi="Times New Roman" w:cs="Times New Roman"/>
-        </w:rPr>
-        <w:t>Ổ</w:t>
-      </w:r>
-      <w:r>
-        <w:rPr>
-          <w:rFonts w:ascii="Times New Roman" w:hAnsi="Times New Roman" w:cs="Times New Roman"/>
-        </w:rPr>
-        <w:t>NG H</w:t>
-      </w:r>
-      <w:r>
-        <w:rPr>
-          <w:rFonts w:ascii="Times New Roman" w:hAnsi="Times New Roman" w:cs="Times New Roman"/>
-        </w:rPr>
-        <w:t>Ợ</w:t>
-      </w:r>
-      <w:r>
-        <w:rPr>
-          <w:rFonts w:ascii="Times New Roman" w:hAnsi="Times New Roman" w:cs="Times New Roman"/>
-        </w:rPr>
-        <w:t>P VÀ TH</w:t>
-      </w:r>
-      <w:r>
-        <w:rPr>
-          <w:rFonts w:ascii="Times New Roman" w:hAnsi="Times New Roman" w:cs="Times New Roman"/>
-        </w:rPr>
-        <w:t>Ả</w:t>
-      </w:r>
-      <w:r>
-        <w:rPr>
-          <w:rFonts w:ascii="Times New Roman" w:hAnsi="Times New Roman" w:cs="Times New Roman"/>
-        </w:rPr>
-        <w:t>O LU</w:t>
-      </w:r>
-      <w:r>
-        <w:rPr>
-          <w:rFonts w:ascii="Times New Roman" w:hAnsi="Times New Roman" w:cs="Times New Roman"/>
-        </w:rPr>
-        <w:t>Ậ</w:t>
-      </w:r>
-      <w:r>
-        <w:rPr>
-          <w:rFonts w:ascii="Times New Roman" w:hAnsi="Times New Roman" w:cs="Times New Roman"/>
-        </w:rPr>
-        <w:t>N</w:t>
+        <w:t>CHƯƠNG 5. SO SÁNH TỔNG HỢP VÀ THẢO LUẬN</w:t>
       </w:r>
       <w:bookmarkEnd w:id="5"/>
     </w:p>
@@ -5896,55 +6735,7 @@
         <w:rPr>
           <w:rFonts w:ascii="Times New Roman" w:hAnsi="Times New Roman" w:cs="Times New Roman"/>
         </w:rPr>
-        <w:t>5.1. Đ</w:t>
-      </w:r>
-      <w:r>
-        <w:rPr>
-          <w:rFonts w:ascii="Times New Roman" w:hAnsi="Times New Roman" w:cs="Times New Roman"/>
-        </w:rPr>
-        <w:t>ố</w:t>
-      </w:r>
-      <w:r>
-        <w:rPr>
-          <w:rFonts w:ascii="Times New Roman" w:hAnsi="Times New Roman" w:cs="Times New Roman"/>
-        </w:rPr>
-        <w:t>i chi</w:t>
-      </w:r>
-      <w:r>
-        <w:rPr>
-          <w:rFonts w:ascii="Times New Roman" w:hAnsi="Times New Roman" w:cs="Times New Roman"/>
-        </w:rPr>
-        <w:t>ế</w:t>
-      </w:r>
-      <w:r>
-        <w:rPr>
-          <w:rFonts w:ascii="Times New Roman" w:hAnsi="Times New Roman" w:cs="Times New Roman"/>
-        </w:rPr>
-        <w:t>u toàn b</w:t>
-      </w:r>
-      <w:r>
-        <w:rPr>
-          <w:rFonts w:ascii="Times New Roman" w:hAnsi="Times New Roman" w:cs="Times New Roman"/>
-        </w:rPr>
-        <w:t>ộ</w:t>
-      </w:r>
-      <w:r>
-        <w:rPr>
-          <w:rFonts w:ascii="Times New Roman" w:hAnsi="Times New Roman" w:cs="Times New Roman"/>
-        </w:rPr>
-        <w:t xml:space="preserve"> 12 c</w:t>
-      </w:r>
-      <w:r>
-        <w:rPr>
-          <w:rFonts w:ascii="Times New Roman" w:hAnsi="Times New Roman" w:cs="Times New Roman"/>
-        </w:rPr>
-        <w:t>ấ</w:t>
-      </w:r>
-      <w:r>
-        <w:rPr>
-          <w:rFonts w:ascii="Times New Roman" w:hAnsi="Times New Roman" w:cs="Times New Roman"/>
-        </w:rPr>
-        <w:t>u hình</w:t>
+        <w:t>5.1. Đối chiếu 17 cấu hình</w:t>
       </w:r>
     </w:p>
     <w:p>
@@ -5954,7 +6745,7 @@
         <w:spacing w:after="100"/>
       </w:pPr>
       <w:r>
-        <w:t>Bảng 7. Chỉ số test của 12 cấu hình với ngân sách huấn luyện khác nhau</w:t>
+        <w:t>Bảng 9. Chỉ số test của 17 cấu hình theo từng lượt huấn luyện</w:t>
       </w:r>
     </w:p>
     <w:tbl>
@@ -6411,7 +7202,7 @@
               <w:rPr>
                 <w:sz w:val="20"/>
               </w:rPr>
-              <w:t>95,63%</w:t>
+              <w:t>97,59%</w:t>
             </w:r>
           </w:p>
         </w:tc>
@@ -6429,7 +7220,7 @@
               <w:rPr>
                 <w:sz w:val="20"/>
               </w:rPr>
-              <w:t>0,955523</w:t>
+              <w:t>0,975703</w:t>
             </w:r>
           </w:p>
         </w:tc>
@@ -6447,7 +7238,7 @@
               <w:rPr>
                 <w:sz w:val="20"/>
               </w:rPr>
-              <w:t>0,14395</w:t>
+              <w:t>0,07868</w:t>
             </w:r>
           </w:p>
         </w:tc>
@@ -6506,7 +7297,7 @@
               <w:rPr>
                 <w:sz w:val="20"/>
               </w:rPr>
-              <w:t>96,66%</w:t>
+              <w:t>97,05%</w:t>
             </w:r>
           </w:p>
         </w:tc>
@@ -6524,7 +7315,7 @@
               <w:rPr>
                 <w:sz w:val="20"/>
               </w:rPr>
-              <w:t>0,966205</w:t>
+              <w:t>0,970280</w:t>
             </w:r>
           </w:p>
         </w:tc>
@@ -6542,7 +7333,7 @@
               <w:rPr>
                 <w:sz w:val="20"/>
               </w:rPr>
-              <w:t>0,10740</w:t>
+              <w:t>0,09693</w:t>
             </w:r>
           </w:p>
         </w:tc>
@@ -6601,7 +7392,7 @@
               <w:rPr>
                 <w:sz w:val="20"/>
               </w:rPr>
-              <w:t>97,40%</w:t>
+              <w:t>98,04%</w:t>
             </w:r>
           </w:p>
         </w:tc>
@@ -6619,7 +7410,7 @@
               <w:rPr>
                 <w:sz w:val="20"/>
               </w:rPr>
-              <w:t>0,973801</w:t>
+              <w:t>0,980230</w:t>
             </w:r>
           </w:p>
         </w:tc>
@@ -6637,7 +7428,7 @@
               <w:rPr>
                 <w:sz w:val="20"/>
               </w:rPr>
-              <w:t>0,08666</w:t>
+              <w:t>0,06553</w:t>
             </w:r>
           </w:p>
         </w:tc>
@@ -6660,7 +7451,7 @@
               <w:rPr>
                 <w:sz w:val="20"/>
               </w:rPr>
-              <w:t>E3</w:t>
+              <w:t>E2</w:t>
             </w:r>
           </w:p>
         </w:tc>
@@ -6678,7 +7469,7 @@
               <w:rPr>
                 <w:sz w:val="20"/>
               </w:rPr>
-              <w:t>lstm_row</w:t>
+              <w:t>pytorch_row</w:t>
             </w:r>
           </w:p>
         </w:tc>
@@ -6696,7 +7487,7 @@
               <w:rPr>
                 <w:sz w:val="20"/>
               </w:rPr>
-              <w:t>98,69%</w:t>
+              <w:t>98,24%</w:t>
             </w:r>
           </w:p>
         </w:tc>
@@ -6714,7 +7505,7 @@
               <w:rPr>
                 <w:sz w:val="20"/>
               </w:rPr>
-              <w:t>0,986827</w:t>
+              <w:t>0,982280</w:t>
             </w:r>
           </w:p>
         </w:tc>
@@ -6732,7 +7523,7 @@
               <w:rPr>
                 <w:sz w:val="20"/>
               </w:rPr>
-              <w:t>0,04165</w:t>
+              <w:t>0,05759</w:t>
             </w:r>
           </w:p>
         </w:tc>
@@ -6755,7 +7546,7 @@
               <w:rPr>
                 <w:sz w:val="20"/>
               </w:rPr>
-              <w:t>E3</w:t>
+              <w:t>E2</w:t>
             </w:r>
           </w:p>
         </w:tc>
@@ -6773,7 +7564,7 @@
               <w:rPr>
                 <w:sz w:val="20"/>
               </w:rPr>
-              <w:t>gru_row</w:t>
+              <w:t>custom_cnn_stem</w:t>
             </w:r>
           </w:p>
         </w:tc>
@@ -6791,7 +7582,7 @@
               <w:rPr>
                 <w:sz w:val="20"/>
               </w:rPr>
-              <w:t>98,87%</w:t>
+              <w:t>99,28%</w:t>
             </w:r>
           </w:p>
         </w:tc>
@@ -6809,7 +7600,7 @@
               <w:rPr>
                 <w:sz w:val="20"/>
               </w:rPr>
-              <w:t>0,988574</w:t>
+              <w:t>0,992767</w:t>
             </w:r>
           </w:p>
         </w:tc>
@@ -6827,7 +7618,7 @@
               <w:rPr>
                 <w:sz w:val="20"/>
               </w:rPr>
-              <w:t>0,03685</w:t>
+              <w:t>0,02449</w:t>
             </w:r>
           </w:p>
         </w:tc>
@@ -6850,7 +7641,7 @@
               <w:rPr>
                 <w:sz w:val="20"/>
               </w:rPr>
-              <w:t>E3</w:t>
+              <w:t>E2</w:t>
             </w:r>
           </w:p>
         </w:tc>
@@ -6868,7 +7659,7 @@
               <w:rPr>
                 <w:sz w:val="20"/>
               </w:rPr>
-              <w:t>lstm_patch</w:t>
+              <w:t>pytorch_cnn_stem</w:t>
             </w:r>
           </w:p>
         </w:tc>
@@ -6886,7 +7677,7 @@
               <w:rPr>
                 <w:sz w:val="20"/>
               </w:rPr>
-              <w:t>97,98%</w:t>
+              <w:t>99,28%</w:t>
             </w:r>
           </w:p>
         </w:tc>
@@ -6904,7 +7695,7 @@
               <w:rPr>
                 <w:sz w:val="20"/>
               </w:rPr>
-              <w:t>0,979603</w:t>
+              <w:t>0,992781</w:t>
             </w:r>
           </w:p>
         </w:tc>
@@ -6922,7 +7713,7 @@
               <w:rPr>
                 <w:sz w:val="20"/>
               </w:rPr>
-              <w:t>0,07134</w:t>
+              <w:t>0,02404</w:t>
             </w:r>
           </w:p>
         </w:tc>
@@ -6945,7 +7736,7 @@
               <w:rPr>
                 <w:sz w:val="20"/>
               </w:rPr>
-              <w:t>E3</w:t>
+              <w:t>E2</w:t>
             </w:r>
           </w:p>
         </w:tc>
@@ -6963,7 +7754,7 @@
               <w:rPr>
                 <w:sz w:val="20"/>
               </w:rPr>
-              <w:t>gru_patch</w:t>
+              <w:t>custom_overlap_patch</w:t>
             </w:r>
           </w:p>
         </w:tc>
@@ -6981,7 +7772,7 @@
               <w:rPr>
                 <w:sz w:val="20"/>
               </w:rPr>
-              <w:t>97,84%</w:t>
+              <w:t>98,53%</w:t>
             </w:r>
           </w:p>
         </w:tc>
@@ -6999,7 +7790,7 @@
               <w:rPr>
                 <w:sz w:val="20"/>
               </w:rPr>
-              <w:t>0,978211</w:t>
+              <w:t>0,985199</w:t>
             </w:r>
           </w:p>
         </w:tc>
@@ -7017,7 +7808,7 @@
               <w:rPr>
                 <w:sz w:val="20"/>
               </w:rPr>
-              <w:t>0,07376</w:t>
+              <w:t>0,05002</w:t>
             </w:r>
           </w:p>
         </w:tc>
@@ -7040,7 +7831,7 @@
               <w:rPr>
                 <w:sz w:val="20"/>
               </w:rPr>
-              <w:t>E3</w:t>
+              <w:t>E2</w:t>
             </w:r>
           </w:p>
         </w:tc>
@@ -7058,7 +7849,7 @@
               <w:rPr>
                 <w:sz w:val="20"/>
               </w:rPr>
-              <w:t>mlp_baseline</w:t>
+              <w:t>pytorch_overlap_patch</w:t>
             </w:r>
           </w:p>
         </w:tc>
@@ -7076,7 +7867,7 @@
               <w:rPr>
                 <w:sz w:val="20"/>
               </w:rPr>
-              <w:t>97,95%</w:t>
+              <w:t>98,33%</w:t>
             </w:r>
           </w:p>
         </w:tc>
@@ -7094,7 +7885,7 @@
               <w:rPr>
                 <w:sz w:val="20"/>
               </w:rPr>
-              <w:t>0,979267</w:t>
+              <w:t>0,983174</w:t>
             </w:r>
           </w:p>
         </w:tc>
@@ -7112,7 +7903,7 @@
               <w:rPr>
                 <w:sz w:val="20"/>
               </w:rPr>
-              <w:t>0,07624</w:t>
+              <w:t>0,05610</w:t>
             </w:r>
           </w:p>
         </w:tc>
@@ -7153,6 +7944,481 @@
               <w:rPr>
                 <w:sz w:val="20"/>
               </w:rPr>
+              <w:t>lstm_row</w:t>
+            </w:r>
+          </w:p>
+        </w:tc>
+        <w:tc>
+          <w:tcPr>
+            <w:tcW w:w="1701" w:type="dxa"/>
+            <w:vAlign w:val="center"/>
+          </w:tcPr>
+          <w:p>
+            <w:pPr>
+              <w:spacing w:before="20" w:after="20" w:line="254" w:lineRule="auto"/>
+              <w:jc w:val="center"/>
+            </w:pPr>
+            <w:r>
+              <w:rPr>
+                <w:sz w:val="20"/>
+              </w:rPr>
+              <w:t>98,69%</w:t>
+            </w:r>
+          </w:p>
+        </w:tc>
+        <w:tc>
+          <w:tcPr>
+            <w:tcW w:w="1871" w:type="dxa"/>
+            <w:vAlign w:val="center"/>
+          </w:tcPr>
+          <w:p>
+            <w:pPr>
+              <w:spacing w:before="20" w:after="20" w:line="254" w:lineRule="auto"/>
+              <w:jc w:val="center"/>
+            </w:pPr>
+            <w:r>
+              <w:rPr>
+                <w:sz w:val="20"/>
+              </w:rPr>
+              <w:t>0,986827</w:t>
+            </w:r>
+          </w:p>
+        </w:tc>
+        <w:tc>
+          <w:tcPr>
+            <w:tcW w:w="1984" w:type="dxa"/>
+            <w:vAlign w:val="center"/>
+          </w:tcPr>
+          <w:p>
+            <w:pPr>
+              <w:spacing w:before="20" w:after="20" w:line="254" w:lineRule="auto"/>
+              <w:jc w:val="center"/>
+            </w:pPr>
+            <w:r>
+              <w:rPr>
+                <w:sz w:val="20"/>
+              </w:rPr>
+              <w:t>0,04165</w:t>
+            </w:r>
+          </w:p>
+        </w:tc>
+      </w:tr>
+      <w:tr>
+        <w:trPr>
+          <w:cantSplit/>
+          <w:jc w:val="center"/>
+        </w:trPr>
+        <w:tc>
+          <w:tcPr>
+            <w:tcW w:w="680" w:type="dxa"/>
+            <w:vAlign w:val="center"/>
+          </w:tcPr>
+          <w:p>
+            <w:pPr>
+              <w:spacing w:before="20" w:after="20" w:line="254" w:lineRule="auto"/>
+            </w:pPr>
+            <w:r>
+              <w:rPr>
+                <w:sz w:val="20"/>
+              </w:rPr>
+              <w:t>E3</w:t>
+            </w:r>
+          </w:p>
+        </w:tc>
+        <w:tc>
+          <w:tcPr>
+            <w:tcW w:w="2835" w:type="dxa"/>
+            <w:vAlign w:val="center"/>
+          </w:tcPr>
+          <w:p>
+            <w:pPr>
+              <w:spacing w:before="20" w:after="20" w:line="254" w:lineRule="auto"/>
+              <w:jc w:val="center"/>
+            </w:pPr>
+            <w:r>
+              <w:rPr>
+                <w:sz w:val="20"/>
+              </w:rPr>
+              <w:t>gru_row</w:t>
+            </w:r>
+          </w:p>
+        </w:tc>
+        <w:tc>
+          <w:tcPr>
+            <w:tcW w:w="1701" w:type="dxa"/>
+            <w:vAlign w:val="center"/>
+          </w:tcPr>
+          <w:p>
+            <w:pPr>
+              <w:spacing w:before="20" w:after="20" w:line="254" w:lineRule="auto"/>
+              <w:jc w:val="center"/>
+            </w:pPr>
+            <w:r>
+              <w:rPr>
+                <w:sz w:val="20"/>
+              </w:rPr>
+              <w:t>98,87%</w:t>
+            </w:r>
+          </w:p>
+        </w:tc>
+        <w:tc>
+          <w:tcPr>
+            <w:tcW w:w="1871" w:type="dxa"/>
+            <w:vAlign w:val="center"/>
+          </w:tcPr>
+          <w:p>
+            <w:pPr>
+              <w:spacing w:before="20" w:after="20" w:line="254" w:lineRule="auto"/>
+              <w:jc w:val="center"/>
+            </w:pPr>
+            <w:r>
+              <w:rPr>
+                <w:sz w:val="20"/>
+              </w:rPr>
+              <w:t>0,988574</w:t>
+            </w:r>
+          </w:p>
+        </w:tc>
+        <w:tc>
+          <w:tcPr>
+            <w:tcW w:w="1984" w:type="dxa"/>
+            <w:vAlign w:val="center"/>
+          </w:tcPr>
+          <w:p>
+            <w:pPr>
+              <w:spacing w:before="20" w:after="20" w:line="254" w:lineRule="auto"/>
+              <w:jc w:val="center"/>
+            </w:pPr>
+            <w:r>
+              <w:rPr>
+                <w:sz w:val="20"/>
+              </w:rPr>
+              <w:t>0,03685</w:t>
+            </w:r>
+          </w:p>
+        </w:tc>
+      </w:tr>
+      <w:tr>
+        <w:trPr>
+          <w:cantSplit/>
+          <w:jc w:val="center"/>
+        </w:trPr>
+        <w:tc>
+          <w:tcPr>
+            <w:tcW w:w="680" w:type="dxa"/>
+            <w:vAlign w:val="center"/>
+          </w:tcPr>
+          <w:p>
+            <w:pPr>
+              <w:spacing w:before="20" w:after="20" w:line="254" w:lineRule="auto"/>
+            </w:pPr>
+            <w:r>
+              <w:rPr>
+                <w:sz w:val="20"/>
+              </w:rPr>
+              <w:t>E3</w:t>
+            </w:r>
+          </w:p>
+        </w:tc>
+        <w:tc>
+          <w:tcPr>
+            <w:tcW w:w="2835" w:type="dxa"/>
+            <w:vAlign w:val="center"/>
+          </w:tcPr>
+          <w:p>
+            <w:pPr>
+              <w:spacing w:before="20" w:after="20" w:line="254" w:lineRule="auto"/>
+              <w:jc w:val="center"/>
+            </w:pPr>
+            <w:r>
+              <w:rPr>
+                <w:sz w:val="20"/>
+              </w:rPr>
+              <w:t>lstm_patch</w:t>
+            </w:r>
+          </w:p>
+        </w:tc>
+        <w:tc>
+          <w:tcPr>
+            <w:tcW w:w="1701" w:type="dxa"/>
+            <w:vAlign w:val="center"/>
+          </w:tcPr>
+          <w:p>
+            <w:pPr>
+              <w:spacing w:before="20" w:after="20" w:line="254" w:lineRule="auto"/>
+              <w:jc w:val="center"/>
+            </w:pPr>
+            <w:r>
+              <w:rPr>
+                <w:sz w:val="20"/>
+              </w:rPr>
+              <w:t>97,98%</w:t>
+            </w:r>
+          </w:p>
+        </w:tc>
+        <w:tc>
+          <w:tcPr>
+            <w:tcW w:w="1871" w:type="dxa"/>
+            <w:vAlign w:val="center"/>
+          </w:tcPr>
+          <w:p>
+            <w:pPr>
+              <w:spacing w:before="20" w:after="20" w:line="254" w:lineRule="auto"/>
+              <w:jc w:val="center"/>
+            </w:pPr>
+            <w:r>
+              <w:rPr>
+                <w:sz w:val="20"/>
+              </w:rPr>
+              <w:t>0,979603</w:t>
+            </w:r>
+          </w:p>
+        </w:tc>
+        <w:tc>
+          <w:tcPr>
+            <w:tcW w:w="1984" w:type="dxa"/>
+            <w:vAlign w:val="center"/>
+          </w:tcPr>
+          <w:p>
+            <w:pPr>
+              <w:spacing w:before="20" w:after="20" w:line="254" w:lineRule="auto"/>
+              <w:jc w:val="center"/>
+            </w:pPr>
+            <w:r>
+              <w:rPr>
+                <w:sz w:val="20"/>
+              </w:rPr>
+              <w:t>0,07134</w:t>
+            </w:r>
+          </w:p>
+        </w:tc>
+      </w:tr>
+      <w:tr>
+        <w:trPr>
+          <w:cantSplit/>
+          <w:jc w:val="center"/>
+        </w:trPr>
+        <w:tc>
+          <w:tcPr>
+            <w:tcW w:w="680" w:type="dxa"/>
+            <w:vAlign w:val="center"/>
+          </w:tcPr>
+          <w:p>
+            <w:pPr>
+              <w:spacing w:before="20" w:after="20" w:line="254" w:lineRule="auto"/>
+            </w:pPr>
+            <w:r>
+              <w:rPr>
+                <w:sz w:val="20"/>
+              </w:rPr>
+              <w:t>E3</w:t>
+            </w:r>
+          </w:p>
+        </w:tc>
+        <w:tc>
+          <w:tcPr>
+            <w:tcW w:w="2835" w:type="dxa"/>
+            <w:vAlign w:val="center"/>
+          </w:tcPr>
+          <w:p>
+            <w:pPr>
+              <w:spacing w:before="20" w:after="20" w:line="254" w:lineRule="auto"/>
+              <w:jc w:val="center"/>
+            </w:pPr>
+            <w:r>
+              <w:rPr>
+                <w:sz w:val="20"/>
+              </w:rPr>
+              <w:t>gru_patch</w:t>
+            </w:r>
+          </w:p>
+        </w:tc>
+        <w:tc>
+          <w:tcPr>
+            <w:tcW w:w="1701" w:type="dxa"/>
+            <w:vAlign w:val="center"/>
+          </w:tcPr>
+          <w:p>
+            <w:pPr>
+              <w:spacing w:before="20" w:after="20" w:line="254" w:lineRule="auto"/>
+              <w:jc w:val="center"/>
+            </w:pPr>
+            <w:r>
+              <w:rPr>
+                <w:sz w:val="20"/>
+              </w:rPr>
+              <w:t>97,84%</w:t>
+            </w:r>
+          </w:p>
+        </w:tc>
+        <w:tc>
+          <w:tcPr>
+            <w:tcW w:w="1871" w:type="dxa"/>
+            <w:vAlign w:val="center"/>
+          </w:tcPr>
+          <w:p>
+            <w:pPr>
+              <w:spacing w:before="20" w:after="20" w:line="254" w:lineRule="auto"/>
+              <w:jc w:val="center"/>
+            </w:pPr>
+            <w:r>
+              <w:rPr>
+                <w:sz w:val="20"/>
+              </w:rPr>
+              <w:t>0,978211</w:t>
+            </w:r>
+          </w:p>
+        </w:tc>
+        <w:tc>
+          <w:tcPr>
+            <w:tcW w:w="1984" w:type="dxa"/>
+            <w:vAlign w:val="center"/>
+          </w:tcPr>
+          <w:p>
+            <w:pPr>
+              <w:spacing w:before="20" w:after="20" w:line="254" w:lineRule="auto"/>
+              <w:jc w:val="center"/>
+            </w:pPr>
+            <w:r>
+              <w:rPr>
+                <w:sz w:val="20"/>
+              </w:rPr>
+              <w:t>0,07376</w:t>
+            </w:r>
+          </w:p>
+        </w:tc>
+      </w:tr>
+      <w:tr>
+        <w:trPr>
+          <w:cantSplit/>
+          <w:jc w:val="center"/>
+        </w:trPr>
+        <w:tc>
+          <w:tcPr>
+            <w:tcW w:w="680" w:type="dxa"/>
+            <w:vAlign w:val="center"/>
+          </w:tcPr>
+          <w:p>
+            <w:pPr>
+              <w:spacing w:before="20" w:after="20" w:line="254" w:lineRule="auto"/>
+            </w:pPr>
+            <w:r>
+              <w:rPr>
+                <w:sz w:val="20"/>
+              </w:rPr>
+              <w:t>E3</w:t>
+            </w:r>
+          </w:p>
+        </w:tc>
+        <w:tc>
+          <w:tcPr>
+            <w:tcW w:w="2835" w:type="dxa"/>
+            <w:vAlign w:val="center"/>
+          </w:tcPr>
+          <w:p>
+            <w:pPr>
+              <w:spacing w:before="20" w:after="20" w:line="254" w:lineRule="auto"/>
+              <w:jc w:val="center"/>
+            </w:pPr>
+            <w:r>
+              <w:rPr>
+                <w:sz w:val="20"/>
+              </w:rPr>
+              <w:t>mlp_baseline</w:t>
+            </w:r>
+          </w:p>
+        </w:tc>
+        <w:tc>
+          <w:tcPr>
+            <w:tcW w:w="1701" w:type="dxa"/>
+            <w:vAlign w:val="center"/>
+          </w:tcPr>
+          <w:p>
+            <w:pPr>
+              <w:spacing w:before="20" w:after="20" w:line="254" w:lineRule="auto"/>
+              <w:jc w:val="center"/>
+            </w:pPr>
+            <w:r>
+              <w:rPr>
+                <w:sz w:val="20"/>
+              </w:rPr>
+              <w:t>97,95%</w:t>
+            </w:r>
+          </w:p>
+        </w:tc>
+        <w:tc>
+          <w:tcPr>
+            <w:tcW w:w="1871" w:type="dxa"/>
+            <w:vAlign w:val="center"/>
+          </w:tcPr>
+          <w:p>
+            <w:pPr>
+              <w:spacing w:before="20" w:after="20" w:line="254" w:lineRule="auto"/>
+              <w:jc w:val="center"/>
+            </w:pPr>
+            <w:r>
+              <w:rPr>
+                <w:sz w:val="20"/>
+              </w:rPr>
+              <w:t>0,979267</w:t>
+            </w:r>
+          </w:p>
+        </w:tc>
+        <w:tc>
+          <w:tcPr>
+            <w:tcW w:w="1984" w:type="dxa"/>
+            <w:vAlign w:val="center"/>
+          </w:tcPr>
+          <w:p>
+            <w:pPr>
+              <w:spacing w:before="20" w:after="20" w:line="254" w:lineRule="auto"/>
+              <w:jc w:val="center"/>
+            </w:pPr>
+            <w:r>
+              <w:rPr>
+                <w:sz w:val="20"/>
+              </w:rPr>
+              <w:t>0,07624</w:t>
+            </w:r>
+          </w:p>
+        </w:tc>
+      </w:tr>
+      <w:tr>
+        <w:trPr>
+          <w:cantSplit/>
+          <w:jc w:val="center"/>
+        </w:trPr>
+        <w:tc>
+          <w:tcPr>
+            <w:tcW w:w="680" w:type="dxa"/>
+            <w:vAlign w:val="center"/>
+          </w:tcPr>
+          <w:p>
+            <w:pPr>
+              <w:spacing w:before="20" w:after="20" w:line="254" w:lineRule="auto"/>
+            </w:pPr>
+            <w:r>
+              <w:rPr>
+                <w:sz w:val="20"/>
+              </w:rPr>
+              <w:t>E3</w:t>
+            </w:r>
+          </w:p>
+        </w:tc>
+        <w:tc>
+          <w:tcPr>
+            <w:tcW w:w="2835" w:type="dxa"/>
+            <w:vAlign w:val="center"/>
+          </w:tcPr>
+          <w:p>
+            <w:pPr>
+              <w:spacing w:before="20" w:after="20" w:line="254" w:lineRule="auto"/>
+              <w:jc w:val="center"/>
+            </w:pPr>
+            <w:r>
+              <w:rPr>
+                <w:sz w:val="20"/>
+              </w:rPr>
               <w:t>cnn_baseline</w:t>
             </w:r>
           </w:p>
@@ -7223,12 +8489,13 @@
         <w:jc w:val="both"/>
       </w:pPr>
       <w:r>
-        <w:t>Trong từng nhóm, CNN dẫn đầu E1, custom_row dẫn đầu E2 và CNN đối chứng dẫn đầu E3. CNN E1 đạt accuracy cao nhất được ghi nhận trong bảng, nhưng E1 dùng 100 epoch/lô 256 còn E2/E3 dùng 20 epoch/lô 16. Do đó bảng chỉ tổng hợp các lượt đã có, không chứng minh ưu thế kiến trúc dưới ngân sách đồng nhất. Đóng góp E2/E3 còn nằm ở cách hiện thực attention, tokenization và biểu diễn ảnh thành chuỗi [1]–[5].</w:t>
+        <w:t>Trong E1, CNN dẫn đầu với accuracy 99,27%; trong E2, hai bản CNN-stem cùng đạt 99,28%; trong E3, CNN đối chứng đạt 99,20%. Chênh lệch E2 CNN-stem so với CNN E1 chỉ là một ảnh trên 10.000 ảnh test, chưa cho thấy ưu thế có ý nghĩa thống kê. Dù E1/E2 cùng số epoch và kích thước lô, cách kiểm soát ngẫu nhiên khác nhau và E1 thiếu thông tin GPU; E3 còn khác ngân sách. Vì vậy không dùng bảng này để xếp hạng kiến trúc một cách tổng quát [2]–[6].</w:t>
       </w:r>
     </w:p>
     <w:p>
       <w:pPr>
         <w:pStyle w:val="Heading2"/>
+        <w:pageBreakBefore/>
         <w:spacing w:before="160" w:after="120"/>
         <w:rPr>
           <w:rFonts w:ascii="Times New Roman" w:hAnsi="Times New Roman" w:cs="Times New Roman"/>
@@ -7238,31 +8505,8 @@
         <w:rPr>
           <w:rFonts w:ascii="Times New Roman" w:hAnsi="Times New Roman" w:cs="Times New Roman"/>
         </w:rPr>
-        <w:t>5.2. Hi</w:t>
-      </w:r>
-      <w:r>
-        <w:rPr>
-          <w:rFonts w:ascii="Times New Roman" w:hAnsi="Times New Roman" w:cs="Times New Roman"/>
-        </w:rPr>
-        <w:t>ệ</w:t>
-      </w:r>
-      <w:r>
-        <w:rPr>
-          <w:rFonts w:ascii="Times New Roman" w:hAnsi="Times New Roman" w:cs="Times New Roman"/>
-        </w:rPr>
-        <w:t>u năng so v</w:t>
-      </w:r>
-      <w:r>
-        <w:rPr>
-          <w:rFonts w:ascii="Times New Roman" w:hAnsi="Times New Roman" w:cs="Times New Roman"/>
-        </w:rPr>
-        <w:t>ớ</w:t>
-      </w:r>
-      <w:r>
-        <w:rPr>
-          <w:rFonts w:ascii="Times New Roman" w:hAnsi="Times New Roman" w:cs="Times New Roman"/>
-        </w:rPr>
-        <w:t>i chi phí mô hình</w:t>
+        <w:lastRenderedPageBreak/>
+        <w:t>5.2. Hiệu năng so với chi phí mô hình</w:t>
       </w:r>
     </w:p>
     <w:p>
@@ -7272,7 +8516,7 @@
         <w:spacing w:after="100"/>
       </w:pPr>
       <w:r>
-        <w:t>Bảng 8. Tham số và thời gian ghi nhận theo protocol từng bài</w:t>
+        <w:t>Bảng 10. Số tham số và thời gian huấn luyện cộng xác thực</w:t>
       </w:r>
     </w:p>
     <w:tbl>
@@ -7673,7 +8917,7 @@
               <w:rPr>
                 <w:sz w:val="20"/>
               </w:rPr>
-              <w:t>660,6 s</w:t>
+              <w:t>738,8 s</w:t>
             </w:r>
           </w:p>
         </w:tc>
@@ -7750,7 +8994,7 @@
               <w:rPr>
                 <w:sz w:val="20"/>
               </w:rPr>
-              <w:t>650,8 s</w:t>
+              <w:t>733,0 s</w:t>
             </w:r>
           </w:p>
         </w:tc>
@@ -7827,7 +9071,7 @@
               <w:rPr>
                 <w:sz w:val="20"/>
               </w:rPr>
-              <w:t>637,4 s</w:t>
+              <w:t>750,6 s</w:t>
             </w:r>
           </w:p>
         </w:tc>
@@ -7850,7 +9094,7 @@
               <w:rPr>
                 <w:sz w:val="20"/>
               </w:rPr>
-              <w:t>E3</w:t>
+              <w:t>E2</w:t>
             </w:r>
           </w:p>
         </w:tc>
@@ -7868,7 +9112,7 @@
               <w:rPr>
                 <w:sz w:val="20"/>
               </w:rPr>
-              <w:t>lstm_row</w:t>
+              <w:t>pytorch_row</w:t>
             </w:r>
           </w:p>
         </w:tc>
@@ -7886,7 +9130,7 @@
               <w:rPr>
                 <w:sz w:val="20"/>
               </w:rPr>
-              <w:t>82.186</w:t>
+              <w:t>38.026</w:t>
             </w:r>
           </w:p>
         </w:tc>
@@ -7904,7 +9148,7 @@
               <w:rPr>
                 <w:sz w:val="20"/>
               </w:rPr>
-              <w:t>497,0 s</w:t>
+              <w:t>751,3 s</w:t>
             </w:r>
           </w:p>
         </w:tc>
@@ -7927,7 +9171,7 @@
               <w:rPr>
                 <w:sz w:val="20"/>
               </w:rPr>
-              <w:t>E3</w:t>
+              <w:t>E2</w:t>
             </w:r>
           </w:p>
         </w:tc>
@@ -7945,7 +9189,7 @@
               <w:rPr>
                 <w:sz w:val="20"/>
               </w:rPr>
-              <w:t>gru_row</w:t>
+              <w:t>custom_cnn_stem</w:t>
             </w:r>
           </w:p>
         </w:tc>
@@ -7963,7 +9207,7 @@
               <w:rPr>
                 <w:sz w:val="20"/>
               </w:rPr>
-              <w:t>61.962</w:t>
+              <w:t>56.330</w:t>
             </w:r>
           </w:p>
         </w:tc>
@@ -7981,7 +9225,7 @@
               <w:rPr>
                 <w:sz w:val="20"/>
               </w:rPr>
-              <w:t>516,6 s</w:t>
+              <w:t>763,6 s</w:t>
             </w:r>
           </w:p>
         </w:tc>
@@ -8004,7 +9248,7 @@
               <w:rPr>
                 <w:sz w:val="20"/>
               </w:rPr>
-              <w:t>E3</w:t>
+              <w:t>E2</w:t>
             </w:r>
           </w:p>
         </w:tc>
@@ -8022,7 +9266,7 @@
               <w:rPr>
                 <w:sz w:val="20"/>
               </w:rPr>
-              <w:t>lstm_patch</w:t>
+              <w:t>pytorch_cnn_stem</w:t>
             </w:r>
           </w:p>
         </w:tc>
@@ -8040,7 +9284,7 @@
               <w:rPr>
                 <w:sz w:val="20"/>
               </w:rPr>
-              <w:t>92.938</w:t>
+              <w:t>56.330</w:t>
             </w:r>
           </w:p>
         </w:tc>
@@ -8058,7 +9302,7 @@
               <w:rPr>
                 <w:sz w:val="20"/>
               </w:rPr>
-              <w:t>533,4 s</w:t>
+              <w:t>827,2 s</w:t>
             </w:r>
           </w:p>
         </w:tc>
@@ -8081,7 +9325,7 @@
               <w:rPr>
                 <w:sz w:val="20"/>
               </w:rPr>
-              <w:t>E3</w:t>
+              <w:t>E2</w:t>
             </w:r>
           </w:p>
         </w:tc>
@@ -8099,7 +9343,7 @@
               <w:rPr>
                 <w:sz w:val="20"/>
               </w:rPr>
-              <w:t>gru_patch</w:t>
+              <w:t>custom_overlap_patch</w:t>
             </w:r>
           </w:p>
         </w:tc>
@@ -8117,7 +9361,7 @@
               <w:rPr>
                 <w:sz w:val="20"/>
               </w:rPr>
-              <w:t>70.026</w:t>
+              <w:t>41.674</w:t>
             </w:r>
           </w:p>
         </w:tc>
@@ -8135,7 +9379,7 @@
               <w:rPr>
                 <w:sz w:val="20"/>
               </w:rPr>
-              <w:t>535,9 s</w:t>
+              <w:t>739,7 s</w:t>
             </w:r>
           </w:p>
         </w:tc>
@@ -8158,7 +9402,7 @@
               <w:rPr>
                 <w:sz w:val="20"/>
               </w:rPr>
-              <w:t>E3</w:t>
+              <w:t>E2</w:t>
             </w:r>
           </w:p>
         </w:tc>
@@ -8176,7 +9420,7 @@
               <w:rPr>
                 <w:sz w:val="20"/>
               </w:rPr>
-              <w:t>mlp_baseline</w:t>
+              <w:t>pytorch_overlap_patch</w:t>
             </w:r>
           </w:p>
         </w:tc>
@@ -8194,7 +9438,7 @@
               <w:rPr>
                 <w:sz w:val="20"/>
               </w:rPr>
-              <w:t>235.146</w:t>
+              <w:t>41.674</w:t>
             </w:r>
           </w:p>
         </w:tc>
@@ -8212,7 +9456,7 @@
               <w:rPr>
                 <w:sz w:val="20"/>
               </w:rPr>
-              <w:t>496,6 s</w:t>
+              <w:t>737,4 s</w:t>
             </w:r>
           </w:p>
         </w:tc>
@@ -8253,6 +9497,391 @@
               <w:rPr>
                 <w:sz w:val="20"/>
               </w:rPr>
+              <w:t>lstm_row</w:t>
+            </w:r>
+          </w:p>
+        </w:tc>
+        <w:tc>
+          <w:tcPr>
+            <w:tcW w:w="2438" w:type="dxa"/>
+            <w:vAlign w:val="center"/>
+          </w:tcPr>
+          <w:p>
+            <w:pPr>
+              <w:spacing w:before="20" w:after="20" w:line="254" w:lineRule="auto"/>
+              <w:jc w:val="center"/>
+            </w:pPr>
+            <w:r>
+              <w:rPr>
+                <w:sz w:val="20"/>
+              </w:rPr>
+              <w:t>82.186</w:t>
+            </w:r>
+          </w:p>
+        </w:tc>
+        <w:tc>
+          <w:tcPr>
+            <w:tcW w:w="3061" w:type="dxa"/>
+            <w:vAlign w:val="center"/>
+          </w:tcPr>
+          <w:p>
+            <w:pPr>
+              <w:spacing w:before="20" w:after="20" w:line="254" w:lineRule="auto"/>
+              <w:jc w:val="center"/>
+            </w:pPr>
+            <w:r>
+              <w:rPr>
+                <w:sz w:val="20"/>
+              </w:rPr>
+              <w:t>497,0 s</w:t>
+            </w:r>
+          </w:p>
+        </w:tc>
+      </w:tr>
+      <w:tr>
+        <w:trPr>
+          <w:cantSplit/>
+          <w:jc w:val="center"/>
+        </w:trPr>
+        <w:tc>
+          <w:tcPr>
+            <w:tcW w:w="680" w:type="dxa"/>
+            <w:vAlign w:val="center"/>
+          </w:tcPr>
+          <w:p>
+            <w:pPr>
+              <w:spacing w:before="20" w:after="20" w:line="254" w:lineRule="auto"/>
+            </w:pPr>
+            <w:r>
+              <w:rPr>
+                <w:sz w:val="20"/>
+              </w:rPr>
+              <w:t>E3</w:t>
+            </w:r>
+          </w:p>
+        </w:tc>
+        <w:tc>
+          <w:tcPr>
+            <w:tcW w:w="2891" w:type="dxa"/>
+            <w:vAlign w:val="center"/>
+          </w:tcPr>
+          <w:p>
+            <w:pPr>
+              <w:spacing w:before="20" w:after="20" w:line="254" w:lineRule="auto"/>
+              <w:jc w:val="center"/>
+            </w:pPr>
+            <w:r>
+              <w:rPr>
+                <w:sz w:val="20"/>
+              </w:rPr>
+              <w:t>gru_row</w:t>
+            </w:r>
+          </w:p>
+        </w:tc>
+        <w:tc>
+          <w:tcPr>
+            <w:tcW w:w="2438" w:type="dxa"/>
+            <w:vAlign w:val="center"/>
+          </w:tcPr>
+          <w:p>
+            <w:pPr>
+              <w:spacing w:before="20" w:after="20" w:line="254" w:lineRule="auto"/>
+              <w:jc w:val="center"/>
+            </w:pPr>
+            <w:r>
+              <w:rPr>
+                <w:sz w:val="20"/>
+              </w:rPr>
+              <w:t>61.962</w:t>
+            </w:r>
+          </w:p>
+        </w:tc>
+        <w:tc>
+          <w:tcPr>
+            <w:tcW w:w="3061" w:type="dxa"/>
+            <w:vAlign w:val="center"/>
+          </w:tcPr>
+          <w:p>
+            <w:pPr>
+              <w:spacing w:before="20" w:after="20" w:line="254" w:lineRule="auto"/>
+              <w:jc w:val="center"/>
+            </w:pPr>
+            <w:r>
+              <w:rPr>
+                <w:sz w:val="20"/>
+              </w:rPr>
+              <w:t>516,6 s</w:t>
+            </w:r>
+          </w:p>
+        </w:tc>
+      </w:tr>
+      <w:tr>
+        <w:trPr>
+          <w:cantSplit/>
+          <w:jc w:val="center"/>
+        </w:trPr>
+        <w:tc>
+          <w:tcPr>
+            <w:tcW w:w="680" w:type="dxa"/>
+            <w:vAlign w:val="center"/>
+          </w:tcPr>
+          <w:p>
+            <w:pPr>
+              <w:spacing w:before="20" w:after="20" w:line="254" w:lineRule="auto"/>
+            </w:pPr>
+            <w:r>
+              <w:rPr>
+                <w:sz w:val="20"/>
+              </w:rPr>
+              <w:t>E3</w:t>
+            </w:r>
+          </w:p>
+        </w:tc>
+        <w:tc>
+          <w:tcPr>
+            <w:tcW w:w="2891" w:type="dxa"/>
+            <w:vAlign w:val="center"/>
+          </w:tcPr>
+          <w:p>
+            <w:pPr>
+              <w:spacing w:before="20" w:after="20" w:line="254" w:lineRule="auto"/>
+              <w:jc w:val="center"/>
+            </w:pPr>
+            <w:r>
+              <w:rPr>
+                <w:sz w:val="20"/>
+              </w:rPr>
+              <w:t>lstm_patch</w:t>
+            </w:r>
+          </w:p>
+        </w:tc>
+        <w:tc>
+          <w:tcPr>
+            <w:tcW w:w="2438" w:type="dxa"/>
+            <w:vAlign w:val="center"/>
+          </w:tcPr>
+          <w:p>
+            <w:pPr>
+              <w:spacing w:before="20" w:after="20" w:line="254" w:lineRule="auto"/>
+              <w:jc w:val="center"/>
+            </w:pPr>
+            <w:r>
+              <w:rPr>
+                <w:sz w:val="20"/>
+              </w:rPr>
+              <w:t>92.938</w:t>
+            </w:r>
+          </w:p>
+        </w:tc>
+        <w:tc>
+          <w:tcPr>
+            <w:tcW w:w="3061" w:type="dxa"/>
+            <w:vAlign w:val="center"/>
+          </w:tcPr>
+          <w:p>
+            <w:pPr>
+              <w:spacing w:before="20" w:after="20" w:line="254" w:lineRule="auto"/>
+              <w:jc w:val="center"/>
+            </w:pPr>
+            <w:r>
+              <w:rPr>
+                <w:sz w:val="20"/>
+              </w:rPr>
+              <w:t>533,4 s</w:t>
+            </w:r>
+          </w:p>
+        </w:tc>
+      </w:tr>
+      <w:tr>
+        <w:trPr>
+          <w:cantSplit/>
+          <w:jc w:val="center"/>
+        </w:trPr>
+        <w:tc>
+          <w:tcPr>
+            <w:tcW w:w="680" w:type="dxa"/>
+            <w:vAlign w:val="center"/>
+          </w:tcPr>
+          <w:p>
+            <w:pPr>
+              <w:spacing w:before="20" w:after="20" w:line="254" w:lineRule="auto"/>
+            </w:pPr>
+            <w:r>
+              <w:rPr>
+                <w:sz w:val="20"/>
+              </w:rPr>
+              <w:t>E3</w:t>
+            </w:r>
+          </w:p>
+        </w:tc>
+        <w:tc>
+          <w:tcPr>
+            <w:tcW w:w="2891" w:type="dxa"/>
+            <w:vAlign w:val="center"/>
+          </w:tcPr>
+          <w:p>
+            <w:pPr>
+              <w:spacing w:before="20" w:after="20" w:line="254" w:lineRule="auto"/>
+              <w:jc w:val="center"/>
+            </w:pPr>
+            <w:r>
+              <w:rPr>
+                <w:sz w:val="20"/>
+              </w:rPr>
+              <w:t>gru_patch</w:t>
+            </w:r>
+          </w:p>
+        </w:tc>
+        <w:tc>
+          <w:tcPr>
+            <w:tcW w:w="2438" w:type="dxa"/>
+            <w:vAlign w:val="center"/>
+          </w:tcPr>
+          <w:p>
+            <w:pPr>
+              <w:spacing w:before="20" w:after="20" w:line="254" w:lineRule="auto"/>
+              <w:jc w:val="center"/>
+            </w:pPr>
+            <w:r>
+              <w:rPr>
+                <w:sz w:val="20"/>
+              </w:rPr>
+              <w:t>70.026</w:t>
+            </w:r>
+          </w:p>
+        </w:tc>
+        <w:tc>
+          <w:tcPr>
+            <w:tcW w:w="3061" w:type="dxa"/>
+            <w:vAlign w:val="center"/>
+          </w:tcPr>
+          <w:p>
+            <w:pPr>
+              <w:spacing w:before="20" w:after="20" w:line="254" w:lineRule="auto"/>
+              <w:jc w:val="center"/>
+            </w:pPr>
+            <w:r>
+              <w:rPr>
+                <w:sz w:val="20"/>
+              </w:rPr>
+              <w:t>535,9 s</w:t>
+            </w:r>
+          </w:p>
+        </w:tc>
+      </w:tr>
+      <w:tr>
+        <w:trPr>
+          <w:cantSplit/>
+          <w:jc w:val="center"/>
+        </w:trPr>
+        <w:tc>
+          <w:tcPr>
+            <w:tcW w:w="680" w:type="dxa"/>
+            <w:vAlign w:val="center"/>
+          </w:tcPr>
+          <w:p>
+            <w:pPr>
+              <w:spacing w:before="20" w:after="20" w:line="254" w:lineRule="auto"/>
+            </w:pPr>
+            <w:r>
+              <w:rPr>
+                <w:sz w:val="20"/>
+              </w:rPr>
+              <w:t>E3</w:t>
+            </w:r>
+          </w:p>
+        </w:tc>
+        <w:tc>
+          <w:tcPr>
+            <w:tcW w:w="2891" w:type="dxa"/>
+            <w:vAlign w:val="center"/>
+          </w:tcPr>
+          <w:p>
+            <w:pPr>
+              <w:spacing w:before="20" w:after="20" w:line="254" w:lineRule="auto"/>
+              <w:jc w:val="center"/>
+            </w:pPr>
+            <w:r>
+              <w:rPr>
+                <w:sz w:val="20"/>
+              </w:rPr>
+              <w:t>mlp_baseline</w:t>
+            </w:r>
+          </w:p>
+        </w:tc>
+        <w:tc>
+          <w:tcPr>
+            <w:tcW w:w="2438" w:type="dxa"/>
+            <w:vAlign w:val="center"/>
+          </w:tcPr>
+          <w:p>
+            <w:pPr>
+              <w:spacing w:before="20" w:after="20" w:line="254" w:lineRule="auto"/>
+              <w:jc w:val="center"/>
+            </w:pPr>
+            <w:r>
+              <w:rPr>
+                <w:sz w:val="20"/>
+              </w:rPr>
+              <w:t>235.146</w:t>
+            </w:r>
+          </w:p>
+        </w:tc>
+        <w:tc>
+          <w:tcPr>
+            <w:tcW w:w="3061" w:type="dxa"/>
+            <w:vAlign w:val="center"/>
+          </w:tcPr>
+          <w:p>
+            <w:pPr>
+              <w:spacing w:before="20" w:after="20" w:line="254" w:lineRule="auto"/>
+              <w:jc w:val="center"/>
+            </w:pPr>
+            <w:r>
+              <w:rPr>
+                <w:sz w:val="20"/>
+              </w:rPr>
+              <w:t>496,6 s</w:t>
+            </w:r>
+          </w:p>
+        </w:tc>
+      </w:tr>
+      <w:tr>
+        <w:trPr>
+          <w:cantSplit/>
+          <w:jc w:val="center"/>
+        </w:trPr>
+        <w:tc>
+          <w:tcPr>
+            <w:tcW w:w="680" w:type="dxa"/>
+            <w:vAlign w:val="center"/>
+          </w:tcPr>
+          <w:p>
+            <w:pPr>
+              <w:spacing w:before="20" w:after="20" w:line="254" w:lineRule="auto"/>
+            </w:pPr>
+            <w:r>
+              <w:rPr>
+                <w:sz w:val="20"/>
+              </w:rPr>
+              <w:t>E3</w:t>
+            </w:r>
+          </w:p>
+        </w:tc>
+        <w:tc>
+          <w:tcPr>
+            <w:tcW w:w="2891" w:type="dxa"/>
+            <w:vAlign w:val="center"/>
+          </w:tcPr>
+          <w:p>
+            <w:pPr>
+              <w:spacing w:before="20" w:after="20" w:line="254" w:lineRule="auto"/>
+              <w:jc w:val="center"/>
+            </w:pPr>
+            <w:r>
+              <w:rPr>
+                <w:sz w:val="20"/>
+              </w:rPr>
               <w:t>cnn_baseline</w:t>
             </w:r>
           </w:p>
@@ -8305,8 +9934,7 @@
         <w:jc w:val="both"/>
       </w:pPr>
       <w:r>
-        <w:lastRenderedPageBreak/>
-        <w:t>Trong E3, GRU row dùng 14,70% số tham số của CNN, accuracy thấp hơn 0,33 điểm phần trăm; thời gian là 516,6 giây, lâu hơn LSTM row (497,0 giây). E1 mất khoảng 718–770 giây, E2 khoảng 637–661 giây và E3 khoảng 497–544 giây. Ngân sách và thông tin phần cứng khác nhau nên chưa thể xếp hạng tốc độ giữa các nhóm. Thời gian train + validation không phải độ trễ suy luận; số tham số cũng không quyết định toàn bộ thời gian [2]–[5].</w:t>
+        <w:t>E2 CNN-stem dùng 56.330 tham số, bằng khoảng 13,36% CNN E1 (421.642), nhưng đây là hai kiến trúc khác nhau, chưa phải phép tách riêng ảnh hưởng của attention. Thời gian E1 khoảng 718–770 giây, E2 khoảng 733–827 giây, E3 khoảng 497–544 giây. E2 ghi nhận Tesla P100 và PyTorch 2.2.1+cu118; E1/E3 thiếu metadata tương ứng, còn tải cạnh tranh chưa được xác nhận. Các thời gian này chỉ mang tính mô tả, không phải độ trễ suy luận [2]–[5].</w:t>
       </w:r>
     </w:p>
     <w:p>
@@ -8321,91 +9949,7 @@
         <w:rPr>
           <w:rFonts w:ascii="Times New Roman" w:hAnsi="Times New Roman" w:cs="Times New Roman"/>
         </w:rPr>
-        <w:t>5.3. Di</w:t>
-      </w:r>
-      <w:r>
-        <w:rPr>
-          <w:rFonts w:ascii="Times New Roman" w:hAnsi="Times New Roman" w:cs="Times New Roman"/>
-        </w:rPr>
-        <w:t>ễ</w:t>
-      </w:r>
-      <w:r>
-        <w:rPr>
-          <w:rFonts w:ascii="Times New Roman" w:hAnsi="Times New Roman" w:cs="Times New Roman"/>
-        </w:rPr>
-        <w:t>n gi</w:t>
-      </w:r>
-      <w:r>
-        <w:rPr>
-          <w:rFonts w:ascii="Times New Roman" w:hAnsi="Times New Roman" w:cs="Times New Roman"/>
-        </w:rPr>
-        <w:t>ả</w:t>
-      </w:r>
-      <w:r>
-        <w:rPr>
-          <w:rFonts w:ascii="Times New Roman" w:hAnsi="Times New Roman" w:cs="Times New Roman"/>
-        </w:rPr>
-        <w:t>i k</w:t>
-      </w:r>
-      <w:r>
-        <w:rPr>
-          <w:rFonts w:ascii="Times New Roman" w:hAnsi="Times New Roman" w:cs="Times New Roman"/>
-        </w:rPr>
-        <w:t>ế</w:t>
-      </w:r>
-      <w:r>
-        <w:rPr>
-          <w:rFonts w:ascii="Times New Roman" w:hAnsi="Times New Roman" w:cs="Times New Roman"/>
-        </w:rPr>
-        <w:t>t qu</w:t>
-      </w:r>
-      <w:r>
-        <w:rPr>
-          <w:rFonts w:ascii="Times New Roman" w:hAnsi="Times New Roman" w:cs="Times New Roman"/>
-        </w:rPr>
-        <w:t>ả</w:t>
-      </w:r>
-      <w:r>
-        <w:rPr>
-          <w:rFonts w:ascii="Times New Roman" w:hAnsi="Times New Roman" w:cs="Times New Roman"/>
-        </w:rPr>
-        <w:t xml:space="preserve"> theo gi</w:t>
-      </w:r>
-      <w:r>
-        <w:rPr>
-          <w:rFonts w:ascii="Times New Roman" w:hAnsi="Times New Roman" w:cs="Times New Roman"/>
-        </w:rPr>
-        <w:t>ả</w:t>
-      </w:r>
-      <w:r>
-        <w:rPr>
-          <w:rFonts w:ascii="Times New Roman" w:hAnsi="Times New Roman" w:cs="Times New Roman"/>
-        </w:rPr>
-        <w:t xml:space="preserve"> thuy</w:t>
-      </w:r>
-      <w:r>
-        <w:rPr>
-          <w:rFonts w:ascii="Times New Roman" w:hAnsi="Times New Roman" w:cs="Times New Roman"/>
-        </w:rPr>
-        <w:t>ế</w:t>
-      </w:r>
-      <w:r>
-        <w:rPr>
-          <w:rFonts w:ascii="Times New Roman" w:hAnsi="Times New Roman" w:cs="Times New Roman"/>
-        </w:rPr>
-        <w:t>t ki</w:t>
-      </w:r>
-      <w:r>
-        <w:rPr>
-          <w:rFonts w:ascii="Times New Roman" w:hAnsi="Times New Roman" w:cs="Times New Roman"/>
-        </w:rPr>
-        <w:t>ế</w:t>
-      </w:r>
-      <w:r>
-        <w:rPr>
-          <w:rFonts w:ascii="Times New Roman" w:hAnsi="Times New Roman" w:cs="Times New Roman"/>
-        </w:rPr>
-        <w:t>n trúc</w:t>
+        <w:t>5.3. Diễn giải kết quả theo giả thuyết kiến trúc</w:t>
       </w:r>
     </w:p>
     <w:p>
@@ -8421,10 +9965,11 @@
         <w:jc w:val="both"/>
       </w:pPr>
       <w:r>
-        <w:t>Ở E2, biểu diễn theo hàng duy trì thứ tự hình học theo chiều dọc với 28 token; biểu diễn patch chia ảnh thành 16 vùng 7×7. Chênh lệch accuracy custom_row so với custom_patch có thể gợi ý ảnh hưởng của đơn vị token đối với chữ số nhỏ, nhưng hai cấu hình đồng thời thay đổi lớp projection, độ dài chuỗi và số tham số; không được quy toàn bộ chênh lệch cho riêng độ dài chuỗi. Ở E3, phép quét theo hàng cho kết quả cao hơn patch đối với cả LSTM và GRU. Hai họ mô hình cùng cho tín hiệu phù hợp về vai trò của cách b</w:t>
+        <w:t xml:space="preserve">Trong E2, CNN-stem dẫn đầu ở cả hai bản MSA, phù hợp với lợi ích của đặc trưng không gian cục bộ. Tuy nhiên tokenizer này bổ sung hai lớp tích chập và tăng số tham số, nên chưa thể quy cải thiện riêng cho số token hoặc attention. Patch chồng lấn tốt </w:t>
       </w:r>
       <w:r>
-        <w:t>iểu diễn, nhưng không chứng minh hiệu ứng trên tập ảnh khác [3]–[5].</w:t>
+        <w:lastRenderedPageBreak/>
+        <w:t>hơn patch rời ở cả hai bản, đồng thời thay đổi số token và nhúng vị trí. Trong E3, cách quét theo hàng tốt hơn patch đối với cả LSTM và GRU. Các quan sát gợi ý vai trò của cách biểu diễn, chưa chứng minh hiệu ứng trên dữ liệu khác [3]–[5].</w:t>
       </w:r>
     </w:p>
     <w:p>
@@ -8439,79 +9984,7 @@
         <w:rPr>
           <w:rFonts w:ascii="Times New Roman" w:hAnsi="Times New Roman" w:cs="Times New Roman"/>
         </w:rPr>
-        <w:t>5.4. H</w:t>
-      </w:r>
-      <w:r>
-        <w:rPr>
-          <w:rFonts w:ascii="Times New Roman" w:hAnsi="Times New Roman" w:cs="Times New Roman"/>
-        </w:rPr>
-        <w:t>ạ</w:t>
-      </w:r>
-      <w:r>
-        <w:rPr>
-          <w:rFonts w:ascii="Times New Roman" w:hAnsi="Times New Roman" w:cs="Times New Roman"/>
-        </w:rPr>
-        <w:t>n ch</w:t>
-      </w:r>
-      <w:r>
-        <w:rPr>
-          <w:rFonts w:ascii="Times New Roman" w:hAnsi="Times New Roman" w:cs="Times New Roman"/>
-        </w:rPr>
-        <w:t>ế</w:t>
-      </w:r>
-      <w:r>
-        <w:rPr>
-          <w:rFonts w:ascii="Times New Roman" w:hAnsi="Times New Roman" w:cs="Times New Roman"/>
-        </w:rPr>
-        <w:t xml:space="preserve"> và c</w:t>
-      </w:r>
-      <w:r>
-        <w:rPr>
-          <w:rFonts w:ascii="Times New Roman" w:hAnsi="Times New Roman" w:cs="Times New Roman"/>
-        </w:rPr>
-        <w:t>ả</w:t>
-      </w:r>
-      <w:r>
-        <w:rPr>
-          <w:rFonts w:ascii="Times New Roman" w:hAnsi="Times New Roman" w:cs="Times New Roman"/>
-        </w:rPr>
-        <w:t>i ti</w:t>
-      </w:r>
-      <w:r>
-        <w:rPr>
-          <w:rFonts w:ascii="Times New Roman" w:hAnsi="Times New Roman" w:cs="Times New Roman"/>
-        </w:rPr>
-        <w:t>ế</w:t>
-      </w:r>
-      <w:r>
-        <w:rPr>
-          <w:rFonts w:ascii="Times New Roman" w:hAnsi="Times New Roman" w:cs="Times New Roman"/>
-        </w:rPr>
-        <w:t>n th</w:t>
-      </w:r>
-      <w:r>
-        <w:rPr>
-          <w:rFonts w:ascii="Times New Roman" w:hAnsi="Times New Roman" w:cs="Times New Roman"/>
-        </w:rPr>
-        <w:t>ự</w:t>
-      </w:r>
-      <w:r>
-        <w:rPr>
-          <w:rFonts w:ascii="Times New Roman" w:hAnsi="Times New Roman" w:cs="Times New Roman"/>
-        </w:rPr>
-        <w:t>c nghi</w:t>
-      </w:r>
-      <w:r>
-        <w:rPr>
-          <w:rFonts w:ascii="Times New Roman" w:hAnsi="Times New Roman" w:cs="Times New Roman"/>
-        </w:rPr>
-        <w:t>ệ</w:t>
-      </w:r>
-      <w:r>
-        <w:rPr>
-          <w:rFonts w:ascii="Times New Roman" w:hAnsi="Times New Roman" w:cs="Times New Roman"/>
-        </w:rPr>
-        <w:t>m</w:t>
+        <w:t>5.4. Hạn chế và cải tiến thực nghiệm</w:t>
       </w:r>
     </w:p>
     <w:p>
@@ -8519,7 +9992,7 @@
         <w:jc w:val="both"/>
       </w:pPr>
       <w:r>
-        <w:t>Mỗi cấu hình mới có một seed, chưa đủ đánh giá độ ổn định hoặc ý nghĩa thống kê. E1 khác ngân sách E2/E3; so với E1 cũ cũng thay đồng thời epoch và batch size, nên chưa tách ảnh hưởng từng yếu tố. Thiếu tên GPU, phiên bản CUDA/PyTorch và đo tài nguyên; thời gian chỉ mang tính mô tả. Chưa thể suy luận nhân quả về từng thành phần hoặc khái quát ngoài MNIST [2]–[6].</w:t>
+        <w:t>Mỗi cấu hình mới có một seed, chưa đủ đánh giá độ ổn định hoặc ý nghĩa thống kê. E1/E2 cùng 100 epoch/lô 256, còn E3 dùng 20 epoch/lô 16. E2 có thông tin môi trường và kiểm tra số học, nhưng chưa có đo bộ nhớ hay suy luận; E1/E3 thiếu metadata phần cứng. Kiểm chứng MSA trên đầu vào tổng hợp không bảo đảm hai quỹ đạo huấn luyện ngẫu nhiên giống nhau [2]–[6].</w:t>
       </w:r>
     </w:p>
     <w:p>
@@ -8527,7 +10000,7 @@
         <w:jc w:val="both"/>
       </w:pPr>
       <w:r>
-        <w:t>Hướng kiểm chứng tiếp theo: nhiều training seed trên cùng split, ngân sách và thiết bị tương đương, đo suy luận và thử dữ liệu khó hơn. E2 cần chạy bộ MNIST tám cấu hình của pipeline mới có kiểm tra cùng trọng số. Đây là đề xuất, chưa phải kết quả đã hoàn tất.</w:t>
+        <w:t>Hướng kiểm chứng tiếp theo là chạy nhiều training seed trên cùng split, đo thời gian và suy luận trên cùng thiết bị, giữ ngân sách tương đương và thử dữ liệu khó hơn. Các lượt nhiều seed cần giữ nguyên seed chia dữ liệu; checkpoint vẫn được chọn bằng validation trước khi đánh giá test.</w:t>
       </w:r>
     </w:p>
     <w:p>
@@ -8539,37 +10012,13 @@
           <w:rFonts w:ascii="Times New Roman" w:hAnsi="Times New Roman" w:cs="Times New Roman"/>
         </w:rPr>
       </w:pPr>
-      <w:bookmarkStart w:id="6" w:name="_Toc243061798"/>
+      <w:bookmarkStart w:id="6" w:name="_Toc243066916"/>
       <w:r>
         <w:rPr>
           <w:rFonts w:ascii="Times New Roman" w:hAnsi="Times New Roman" w:cs="Times New Roman"/>
         </w:rPr>
         <w:lastRenderedPageBreak/>
-        <w:t>K</w:t>
-      </w:r>
-      <w:r>
-        <w:rPr>
-          <w:rFonts w:ascii="Times New Roman" w:hAnsi="Times New Roman" w:cs="Times New Roman"/>
-        </w:rPr>
-        <w:t>Ế</w:t>
-      </w:r>
-      <w:r>
-        <w:rPr>
-          <w:rFonts w:ascii="Times New Roman" w:hAnsi="Times New Roman" w:cs="Times New Roman"/>
-        </w:rPr>
-        <w:t>T LU</w:t>
-      </w:r>
-      <w:r>
-        <w:rPr>
-          <w:rFonts w:ascii="Times New Roman" w:hAnsi="Times New Roman" w:cs="Times New Roman"/>
-        </w:rPr>
-        <w:t>Ậ</w:t>
-      </w:r>
-      <w:r>
-        <w:rPr>
-          <w:rFonts w:ascii="Times New Roman" w:hAnsi="Times New Roman" w:cs="Times New Roman"/>
-        </w:rPr>
-        <w:t>N</w:t>
+        <w:t>KẾT LUẬN</w:t>
       </w:r>
       <w:bookmarkEnd w:id="6"/>
     </w:p>
@@ -8578,7 +10027,7 @@
         <w:jc w:val="both"/>
       </w:pPr>
       <w:r>
-        <w:t>Báo cáo ghi nhận 12 cấu hình E1–E3 trên cùng cách chia MNIST, tổng cộng 480 bản ghi epoch. Với E1 cập nhật ở 100 epoch/lô 256, Softmax đạt 92,59%, MLP đạt 98,63% và CNN đạt 99,27% trên test. E2/E3 giữ protocol lịch sử 20 epoch/lô 16: MSA theo hàng đạt 97,40%, GRU theo hàng đạt 98,87% và CNN đối chứng E3 đạt 99,20%. Các bảng, đường cong và phân tích lỗi hỗ trợ mô tả khác biệt trong từng nhóm; ngân sách khác nhau giới hạn việc xếp hạng trực tiếp giữa các nhóm [2]–[6].</w:t>
+        <w:t>Báo cáo ghi nhận 17 cấu hình E1–E3, tổng cộng 1.220 bản ghi epoch. Với 100 epoch/lô 256, E1 đạt test accuracy 92,59% (Softmax), 98,63% (MLP), 99,27% (CNN). E2 hoàn tất tám cấu hình thuộc bốn cách lấy token; CNN-stem đạt 99,28% ở cả hai bản MSA. Bốn cặp đều vượt qua kiểm chứng đầu ra, loss và gradient tại cùng trọng số trên CPU/CUDA. E3 giữ kết quả 20 epoch/lô 16, với GRU theo hàng đạt 98,87% và CNN đối chứng 99,20% [2]–[6].</w:t>
       </w:r>
     </w:p>
     <w:p>
@@ -8586,7 +10035,7 @@
         <w:jc w:val="both"/>
       </w:pPr>
       <w:r>
-        <w:t>Ý nghĩa chính của báo cáo là liên hệ kết quả định lượng với giả thiết của từng kiến trúc, chỉ rõ chi phí và các dạng lỗi, đồng thời giữ ranh giới suy luận. Không có cơ sở từ một bộ MNIST và một seed để khẳng định một họ mô hình luôn tốt hơn, cũng chưa thể xem chênh lệch E2 là bằng chứng hai hiện thực MSA tương đương về mặt số học. Kết quả này nên được hiểu là một thí nghiệm học thuật có thể tiếp tục đối chiếu và tái lập, không phải đánh giá chuẩn hóa toàn diện giữa các họ mạng.</w:t>
+        <w:t>Kết quả liên hệ chất lượng dự đoán với cách biểu diễn và chi phí mô hình, đồng thời minh họa các dạng lỗi. E2 đáp ứng hai phép đối chiếu: tự viết với PyTorch trong từng tokenizer, và bốn tokenizer trong cùng bản MSA. Các kiểm tra số học hỗ trợ tính đúng của hiện thực trong phạm vi đã xét; accuracy sau huấn luyện phản ánh thêm ảnh hưởng của ngẫu nhiên và tính toán dấu phẩy động. Một bộ dữ liệu và một seed chưa đủ khẳng định một họ mô hình luôn tốt hơn.</w:t>
       </w:r>
     </w:p>
     <w:p>
@@ -8598,37 +10047,13 @@
           <w:rFonts w:ascii="Times New Roman" w:hAnsi="Times New Roman" w:cs="Times New Roman"/>
         </w:rPr>
       </w:pPr>
-      <w:bookmarkStart w:id="7" w:name="_Toc243061799"/>
+      <w:bookmarkStart w:id="7" w:name="_Toc243066917"/>
       <w:r>
         <w:rPr>
           <w:rFonts w:ascii="Times New Roman" w:hAnsi="Times New Roman" w:cs="Times New Roman"/>
         </w:rPr>
         <w:lastRenderedPageBreak/>
-        <w:t>TÀI LI</w:t>
-      </w:r>
-      <w:r>
-        <w:rPr>
-          <w:rFonts w:ascii="Times New Roman" w:hAnsi="Times New Roman" w:cs="Times New Roman"/>
-        </w:rPr>
-        <w:t>Ệ</w:t>
-      </w:r>
-      <w:r>
-        <w:rPr>
-          <w:rFonts w:ascii="Times New Roman" w:hAnsi="Times New Roman" w:cs="Times New Roman"/>
-        </w:rPr>
-        <w:t>U THAM KH</w:t>
-      </w:r>
-      <w:r>
-        <w:rPr>
-          <w:rFonts w:ascii="Times New Roman" w:hAnsi="Times New Roman" w:cs="Times New Roman"/>
-        </w:rPr>
-        <w:t>Ả</w:t>
-      </w:r>
-      <w:r>
-        <w:rPr>
-          <w:rFonts w:ascii="Times New Roman" w:hAnsi="Times New Roman" w:cs="Times New Roman"/>
-        </w:rPr>
-        <w:t>O</w:t>
+        <w:t>TÀI LIỆU THAM KHẢO</w:t>
       </w:r>
       <w:bookmarkEnd w:id="7"/>
     </w:p>
@@ -8656,7 +10081,7 @@
         <w:jc w:val="both"/>
       </w:pPr>
       <w:r>
-        <w:t>[3] Mã nguồn E2 tạo kết quả lịch sử: E2/models.py và E2/train.py ở commit 14bcff9122590b41a722aeca6ff275212859eb20. Pipeline tám cấu hình hiện hành là phiên bản khác, chưa thay thế kết quả lịch sử trong báo cáo.</w:t>
+        <w:t>[3] Mã nguồn E2/models.py, E2/train.py, E2/verify_msa.py và E2/comparison.py. Hash SHA-256 của mã nguồn được lưu trong E2/results/tokenization_msa_v2/metrics.json; khớp repo sau chuẩn hóa xuống dòng LF.</w:t>
       </w:r>
     </w:p>
     <w:p>
@@ -8674,7 +10099,7 @@
         <w:jc w:val="both"/>
       </w:pPr>
       <w:r>
-        <w:t>[5] Kết quả E1 mới: E1/results/epochs100_batch256_seed42/metrics.json và summary.csv. Kết quả E2/E3 lịch sử: E2/results/metrics.json, E3/results/metrics.json và các summary.csv tương ứng. Tổng cộng 12 cấu hình.</w:t>
+        <w:t>[5] Metrics và summary: E1/results/epochs100_batch256_seed42/, E2/results/tokenization_msa_v2/, E3/results/. Bộ E2 còn có verification.json, run_config.json, bảng dự đoán và ma trận nhầm lẫn dạng CSV cho tám cấu hình.</w:t>
       </w:r>
     </w:p>
     <w:p>
@@ -8683,7 +10108,7 @@
         <w:jc w:val="both"/>
       </w:pPr>
       <w:r>
-        <w:t>[6] History E1 mới: E1/results/epochs100_batch256_seed42/history_*.csv, 100 epoch/mô hình. History E2/results/ và E3/results/ giữ 20 epoch/cấu hình. Tổng cộng 480 bản ghi epoch của 12 cấu hình.</w:t>
+        <w:t>[6] Các history_*.csv tại ba thư mục kết quả trong [5]: E1 có 300, E2 có 800, E3 có 120 bản ghi epoch; tổng cộng 1.220 bản ghi của 17 cấu hình.</w:t>
       </w:r>
     </w:p>
     <w:p>
@@ -8736,7 +10161,7 @@
         <w:jc w:val="both"/>
       </w:pPr>
       <w:r>
-        <w:t>Ghi chú nguồn: Hình E1 dùng kết quả mới [5], [6]; hình E2/E3 giữ nguồn lịch sử.</w:t>
+        <w:t>Ghi chú nguồn: Hình E1/E2 dùng bộ kết quả mới [5], [6]; hình E3 giữ nguồn lịch sử.</w:t>
       </w:r>
     </w:p>
     <w:p>
@@ -8748,85 +10173,13 @@
           <w:rFonts w:ascii="Times New Roman" w:hAnsi="Times New Roman" w:cs="Times New Roman"/>
         </w:rPr>
       </w:pPr>
-      <w:bookmarkStart w:id="8" w:name="_Toc243061800"/>
+      <w:bookmarkStart w:id="8" w:name="_Toc243066918"/>
       <w:r>
         <w:rPr>
           <w:rFonts w:ascii="Times New Roman" w:hAnsi="Times New Roman" w:cs="Times New Roman"/>
         </w:rPr>
         <w:lastRenderedPageBreak/>
-        <w:t>PH</w:t>
-      </w:r>
-      <w:r>
-        <w:rPr>
-          <w:rFonts w:ascii="Times New Roman" w:hAnsi="Times New Roman" w:cs="Times New Roman"/>
-        </w:rPr>
-        <w:t>Ụ</w:t>
-      </w:r>
-      <w:r>
-        <w:rPr>
-          <w:rFonts w:ascii="Times New Roman" w:hAnsi="Times New Roman" w:cs="Times New Roman"/>
-        </w:rPr>
-        <w:t xml:space="preserve"> L</w:t>
-      </w:r>
-      <w:r>
-        <w:rPr>
-          <w:rFonts w:ascii="Times New Roman" w:hAnsi="Times New Roman" w:cs="Times New Roman"/>
-        </w:rPr>
-        <w:t>Ụ</w:t>
-      </w:r>
-      <w:r>
-        <w:rPr>
-          <w:rFonts w:ascii="Times New Roman" w:hAnsi="Times New Roman" w:cs="Times New Roman"/>
-        </w:rPr>
-        <w:t>C A. MINH CH</w:t>
-      </w:r>
-      <w:r>
-        <w:rPr>
-          <w:rFonts w:ascii="Times New Roman" w:hAnsi="Times New Roman" w:cs="Times New Roman"/>
-        </w:rPr>
-        <w:t>Ứ</w:t>
-      </w:r>
-      <w:r>
-        <w:rPr>
-          <w:rFonts w:ascii="Times New Roman" w:hAnsi="Times New Roman" w:cs="Times New Roman"/>
-        </w:rPr>
-        <w:t>NG MA TR</w:t>
-      </w:r>
-      <w:r>
-        <w:rPr>
-          <w:rFonts w:ascii="Times New Roman" w:hAnsi="Times New Roman" w:cs="Times New Roman"/>
-        </w:rPr>
-        <w:t>Ậ</w:t>
-      </w:r>
-      <w:r>
-        <w:rPr>
-          <w:rFonts w:ascii="Times New Roman" w:hAnsi="Times New Roman" w:cs="Times New Roman"/>
-        </w:rPr>
-        <w:t>N NH</w:t>
-      </w:r>
-      <w:r>
-        <w:rPr>
-          <w:rFonts w:ascii="Times New Roman" w:hAnsi="Times New Roman" w:cs="Times New Roman"/>
-        </w:rPr>
-        <w:t>Ầ</w:t>
-      </w:r>
-      <w:r>
-        <w:rPr>
-          <w:rFonts w:ascii="Times New Roman" w:hAnsi="Times New Roman" w:cs="Times New Roman"/>
-        </w:rPr>
-        <w:t>M L</w:t>
-      </w:r>
-      <w:r>
-        <w:rPr>
-          <w:rFonts w:ascii="Times New Roman" w:hAnsi="Times New Roman" w:cs="Times New Roman"/>
-        </w:rPr>
-        <w:t>Ẫ</w:t>
-      </w:r>
-      <w:r>
-        <w:rPr>
-          <w:rFonts w:ascii="Times New Roman" w:hAnsi="Times New Roman" w:cs="Times New Roman"/>
-        </w:rPr>
-        <w:t>N</w:t>
+        <w:t>PHỤ LỤC A. MINH CHỨNG MA TRẬN NHẦM LẪN</w:t>
       </w:r>
       <w:bookmarkEnd w:id="8"/>
     </w:p>
@@ -8835,7 +10188,7 @@
         <w:jc w:val="both"/>
       </w:pPr>
       <w:r>
-        <w:t>Ma trận E1 dưới đây thuộc lần chạy mới 100 epoch/lô 256; nguồn là các confusion_matrix_*.png trong E1/results/epochs100_batch256_seed42/. Ma trận E2/E3 giữ nguyên số liệu lịch sử. Hàng là nhãn thật, cột là nhãn dự đoán; đường chéo chính là dự đoán đúng. Hình chỉ được chuyển sang thang xám và bố trí lại, không thay giá trị ô. Nhãn tiếng Anh có sẵn được diễn giải bằng chú thích tiếng Việt.</w:t>
+        <w:t>Các ma trận E1 và E2 thuộc các lượt 100 epoch/lô 256; E3 giữ lượt lịch sử 20 epoch/lô 16. Hàng là nhãn thật, cột là nhãn dự đoán. Ma trận E2 được dựng lại từ CSV đã đối chiếu với dự đoán từng ảnh; số liệu không thay đổi. Các hình dùng thang xám, cùng chú thích tiếng Việt để thuận tiện đọc và in.</w:t>
       </w:r>
     </w:p>
     <w:p>
@@ -8861,64 +10214,6 @@
                 <pic:pic xmlns:pic="http://schemas.openxmlformats.org/drawingml/2006/picture">
                   <pic:nvPicPr>
                     <pic:cNvPr id="0" name="matrix_E1a.png"/>
-                    <pic:cNvPicPr/>
-                  </pic:nvPicPr>
-                  <pic:blipFill>
-                    <a:blip r:embed="rId15"/>
-                    <a:stretch>
-                      <a:fillRect/>
-                    </a:stretch>
-                  </pic:blipFill>
-                  <pic:spPr>
-                    <a:xfrm>
-                      <a:off x="0" y="0"/>
-                      <a:ext cx="5652000" cy="2884875"/>
-                    </a:xfrm>
-                    <a:prstGeom prst="rect">
-                      <a:avLst/>
-                    </a:prstGeom>
-                  </pic:spPr>
-                </pic:pic>
-              </a:graphicData>
-            </a:graphic>
-          </wp:inline>
-        </w:drawing>
-      </w:r>
-    </w:p>
-    <w:p>
-      <w:pPr>
-        <w:pStyle w:val="Caption"/>
-        <w:keepLines/>
-        <w:spacing w:after="180"/>
-        <w:jc w:val="center"/>
-      </w:pPr>
-      <w:r>
-        <w:t>Hình 8. Ma trận E1 mới: Softmax (trái) và MLP (phải), 100 epoch/lô 256.</w:t>
-      </w:r>
-    </w:p>
-    <w:p>
-      <w:pPr>
-        <w:keepNext/>
-        <w:spacing w:before="100" w:after="20"/>
-        <w:jc w:val="center"/>
-      </w:pPr>
-      <w:r>
-        <w:rPr>
-          <w:noProof/>
-        </w:rPr>
-        <w:drawing>
-          <wp:inline distT="0" distB="0" distL="0" distR="0" wp14:anchorId="687B5BC4" wp14:editId="5F7C55FA">
-            <wp:extent cx="5652000" cy="2884875"/>
-            <wp:effectExtent l="0" t="0" r="0" b="0"/>
-            <wp:docPr id="9" name="Picture 9"/>
-            <wp:cNvGraphicFramePr>
-              <a:graphicFrameLocks xmlns:a="http://schemas.openxmlformats.org/drawingml/2006/main" noChangeAspect="1"/>
-            </wp:cNvGraphicFramePr>
-            <a:graphic xmlns:a="http://schemas.openxmlformats.org/drawingml/2006/main">
-              <a:graphicData uri="http://schemas.openxmlformats.org/drawingml/2006/picture">
-                <pic:pic xmlns:pic="http://schemas.openxmlformats.org/drawingml/2006/picture">
-                  <pic:nvPicPr>
-                    <pic:cNvPr id="0" name="matrix_E1b.png"/>
                     <pic:cNvPicPr/>
                   </pic:nvPicPr>
                   <pic:blipFill>
@@ -8951,7 +10246,7 @@
         <w:jc w:val="center"/>
       </w:pPr>
       <w:r>
-        <w:t>Hình 9. Ma trận E1 mới: CNN, 100 epoch/lô 256.</w:t>
+        <w:t>Hình 9. Ma trận E1: Softmax (trái) và MLP (phải), 100 epoch/lô 256.</w:t>
       </w:r>
     </w:p>
     <w:p>
@@ -8964,12 +10259,11 @@
         <w:rPr>
           <w:noProof/>
         </w:rPr>
-        <w:lastRenderedPageBreak/>
         <w:drawing>
-          <wp:inline distT="0" distB="0" distL="0" distR="0" wp14:anchorId="3FFB479D" wp14:editId="25F72C2D">
+          <wp:inline distT="0" distB="0" distL="0" distR="0" wp14:anchorId="687B5BC4" wp14:editId="5F7C55FA">
             <wp:extent cx="5652000" cy="2884875"/>
             <wp:effectExtent l="0" t="0" r="0" b="0"/>
-            <wp:docPr id="10" name="Picture 10"/>
+            <wp:docPr id="9" name="Picture 9"/>
             <wp:cNvGraphicFramePr>
               <a:graphicFrameLocks xmlns:a="http://schemas.openxmlformats.org/drawingml/2006/main" noChangeAspect="1"/>
             </wp:cNvGraphicFramePr>
@@ -8977,7 +10271,7 @@
               <a:graphicData uri="http://schemas.openxmlformats.org/drawingml/2006/picture">
                 <pic:pic xmlns:pic="http://schemas.openxmlformats.org/drawingml/2006/picture">
                   <pic:nvPicPr>
-                    <pic:cNvPr id="0" name="matrix_E2a.png"/>
+                    <pic:cNvPr id="0" name="matrix_E1b.png"/>
                     <pic:cNvPicPr/>
                   </pic:nvPicPr>
                   <pic:blipFill>
@@ -9010,12 +10304,14 @@
         <w:jc w:val="center"/>
       </w:pPr>
       <w:r>
-        <w:t>Hình 10. Ma trận nhầm lẫn E2: MSA tự viết theo patch và MSA PyTorch theo patch.</w:t>
+        <w:t>Hình 10. Ma trận E1: CNN, 100 epoch/lô 256.</w:t>
       </w:r>
     </w:p>
     <w:p>
       <w:pPr>
         <w:keepNext/>
+        <w:keepLines/>
+        <w:pageBreakBefore/>
         <w:spacing w:before="100" w:after="20"/>
         <w:jc w:val="center"/>
       </w:pPr>
@@ -9023,11 +10319,12 @@
         <w:rPr>
           <w:noProof/>
         </w:rPr>
+        <w:lastRenderedPageBreak/>
         <w:drawing>
-          <wp:inline distT="0" distB="0" distL="0" distR="0" wp14:anchorId="16668188" wp14:editId="7584074F">
-            <wp:extent cx="5652000" cy="2884875"/>
+          <wp:inline distT="0" distB="0" distL="0" distR="0" wp14:anchorId="2EB757F7" wp14:editId="4AB658E0">
+            <wp:extent cx="5760720" cy="5645506"/>
             <wp:effectExtent l="0" t="0" r="0" b="0"/>
-            <wp:docPr id="11" name="Picture 11"/>
+            <wp:docPr id="110" name="E2 figure 10" descr="E2 results figure 10"/>
             <wp:cNvGraphicFramePr>
               <a:graphicFrameLocks xmlns:a="http://schemas.openxmlformats.org/drawingml/2006/main" noChangeAspect="1"/>
             </wp:cNvGraphicFramePr>
@@ -9035,7 +10332,7 @@
               <a:graphicData uri="http://schemas.openxmlformats.org/drawingml/2006/picture">
                 <pic:pic xmlns:pic="http://schemas.openxmlformats.org/drawingml/2006/picture">
                   <pic:nvPicPr>
-                    <pic:cNvPr id="0" name="matrix_E2b.png"/>
+                    <pic:cNvPr id="0" name="curves_E2.png"/>
                     <pic:cNvPicPr/>
                   </pic:nvPicPr>
                   <pic:blipFill>
@@ -9047,7 +10344,7 @@
                   <pic:spPr>
                     <a:xfrm>
                       <a:off x="0" y="0"/>
-                      <a:ext cx="5652000" cy="2884875"/>
+                      <a:ext cx="5760720" cy="5645506"/>
                     </a:xfrm>
                     <a:prstGeom prst="rect">
                       <a:avLst/>
@@ -9068,7 +10365,68 @@
         <w:jc w:val="center"/>
       </w:pPr>
       <w:r>
-        <w:t>Hình 11. Ma trận nhầm lẫn E2: MSA tự viết theo hàng.</w:t>
+        <w:t>Hình 11. Ma trận E2: patch (hàng trên) và hàng ảnh (hàng dưới); tự viết bên trái, PyTorch bên phải.</w:t>
+      </w:r>
+    </w:p>
+    <w:p>
+      <w:pPr>
+        <w:keepNext/>
+        <w:keepLines/>
+        <w:pageBreakBefore/>
+        <w:spacing w:before="100" w:after="20"/>
+        <w:jc w:val="center"/>
+      </w:pPr>
+      <w:r>
+        <w:rPr>
+          <w:noProof/>
+        </w:rPr>
+        <w:lastRenderedPageBreak/>
+        <w:drawing>
+          <wp:inline distT="0" distB="0" distL="0" distR="0" wp14:anchorId="2EB757F7" wp14:editId="4AB658E0">
+            <wp:extent cx="5760720" cy="5645506"/>
+            <wp:effectExtent l="0" t="0" r="0" b="0"/>
+            <wp:docPr id="111" name="E2 figure 11" descr="E2 results figure 11"/>
+            <wp:cNvGraphicFramePr>
+              <a:graphicFrameLocks xmlns:a="http://schemas.openxmlformats.org/drawingml/2006/main" noChangeAspect="1"/>
+            </wp:cNvGraphicFramePr>
+            <a:graphic xmlns:a="http://schemas.openxmlformats.org/drawingml/2006/main">
+              <a:graphicData uri="http://schemas.openxmlformats.org/drawingml/2006/picture">
+                <pic:pic xmlns:pic="http://schemas.openxmlformats.org/drawingml/2006/picture">
+                  <pic:nvPicPr>
+                    <pic:cNvPr id="0" name="curves_E2.png"/>
+                    <pic:cNvPicPr/>
+                  </pic:nvPicPr>
+                  <pic:blipFill>
+                    <a:blip r:embed="rId19"/>
+                    <a:stretch>
+                      <a:fillRect/>
+                    </a:stretch>
+                  </pic:blipFill>
+                  <pic:spPr>
+                    <a:xfrm>
+                      <a:off x="0" y="0"/>
+                      <a:ext cx="5760720" cy="5645506"/>
+                    </a:xfrm>
+                    <a:prstGeom prst="rect">
+                      <a:avLst/>
+                    </a:prstGeom>
+                  </pic:spPr>
+                </pic:pic>
+              </a:graphicData>
+            </a:graphic>
+          </wp:inline>
+        </w:drawing>
+      </w:r>
+    </w:p>
+    <w:p>
+      <w:pPr>
+        <w:pStyle w:val="Caption"/>
+        <w:keepLines/>
+        <w:spacing w:after="180"/>
+        <w:jc w:val="center"/>
+      </w:pPr>
+      <w:r>
+        <w:t>Hình 12. Ma trận E2: CNN-stem (hàng trên) và patch chồng lấn (hàng dưới); tự viết bên trái, PyTorch bên phải.</w:t>
       </w:r>
     </w:p>
     <w:p>
@@ -9095,64 +10453,6 @@
                 <pic:pic xmlns:pic="http://schemas.openxmlformats.org/drawingml/2006/picture">
                   <pic:nvPicPr>
                     <pic:cNvPr id="0" name="matrix_E3a.png"/>
-                    <pic:cNvPicPr/>
-                  </pic:nvPicPr>
-                  <pic:blipFill>
-                    <a:blip r:embed="rId19"/>
-                    <a:stretch>
-                      <a:fillRect/>
-                    </a:stretch>
-                  </pic:blipFill>
-                  <pic:spPr>
-                    <a:xfrm>
-                      <a:off x="0" y="0"/>
-                      <a:ext cx="5652000" cy="2884875"/>
-                    </a:xfrm>
-                    <a:prstGeom prst="rect">
-                      <a:avLst/>
-                    </a:prstGeom>
-                  </pic:spPr>
-                </pic:pic>
-              </a:graphicData>
-            </a:graphic>
-          </wp:inline>
-        </w:drawing>
-      </w:r>
-    </w:p>
-    <w:p>
-      <w:pPr>
-        <w:pStyle w:val="Caption"/>
-        <w:keepLines/>
-        <w:spacing w:after="180"/>
-        <w:jc w:val="center"/>
-      </w:pPr>
-      <w:r>
-        <w:t>Hình 12. Ma trận nhầm lẫn E3: LSTM theo hàng và GRU theo hàng.</w:t>
-      </w:r>
-    </w:p>
-    <w:p>
-      <w:pPr>
-        <w:keepNext/>
-        <w:spacing w:before="100" w:after="20"/>
-        <w:jc w:val="center"/>
-      </w:pPr>
-      <w:r>
-        <w:rPr>
-          <w:noProof/>
-        </w:rPr>
-        <w:drawing>
-          <wp:inline distT="0" distB="0" distL="0" distR="0" wp14:anchorId="5B411F01" wp14:editId="6C4F51BC">
-            <wp:extent cx="5652000" cy="2884875"/>
-            <wp:effectExtent l="0" t="0" r="0" b="0"/>
-            <wp:docPr id="13" name="Picture 13"/>
-            <wp:cNvGraphicFramePr>
-              <a:graphicFrameLocks xmlns:a="http://schemas.openxmlformats.org/drawingml/2006/main" noChangeAspect="1"/>
-            </wp:cNvGraphicFramePr>
-            <a:graphic xmlns:a="http://schemas.openxmlformats.org/drawingml/2006/main">
-              <a:graphicData uri="http://schemas.openxmlformats.org/drawingml/2006/picture">
-                <pic:pic xmlns:pic="http://schemas.openxmlformats.org/drawingml/2006/picture">
-                  <pic:nvPicPr>
-                    <pic:cNvPr id="0" name="matrix_E3b.png"/>
                     <pic:cNvPicPr/>
                   </pic:nvPicPr>
                   <pic:blipFill>
@@ -9185,7 +10485,7 @@
         <w:jc w:val="center"/>
       </w:pPr>
       <w:r>
-        <w:t>Hình 13. Ma trận nhầm lẫn E3: LSTM theo patch và GRU theo patch.</w:t>
+        <w:t>Hình 13. Ma trận E3: LSTM theo hàng và GRU theo hàng.</w:t>
       </w:r>
     </w:p>
     <w:p>
@@ -9198,12 +10498,11 @@
         <w:rPr>
           <w:noProof/>
         </w:rPr>
-        <w:lastRenderedPageBreak/>
         <w:drawing>
-          <wp:inline distT="0" distB="0" distL="0" distR="0" wp14:anchorId="39FF9A79" wp14:editId="1DD5F37E">
+          <wp:inline distT="0" distB="0" distL="0" distR="0" wp14:anchorId="5B411F01" wp14:editId="6C4F51BC">
             <wp:extent cx="5652000" cy="2884875"/>
             <wp:effectExtent l="0" t="0" r="0" b="0"/>
-            <wp:docPr id="14" name="Picture 14"/>
+            <wp:docPr id="13" name="Picture 13"/>
             <wp:cNvGraphicFramePr>
               <a:graphicFrameLocks xmlns:a="http://schemas.openxmlformats.org/drawingml/2006/main" noChangeAspect="1"/>
             </wp:cNvGraphicFramePr>
@@ -9211,7 +10510,7 @@
               <a:graphicData uri="http://schemas.openxmlformats.org/drawingml/2006/picture">
                 <pic:pic xmlns:pic="http://schemas.openxmlformats.org/drawingml/2006/picture">
                   <pic:nvPicPr>
-                    <pic:cNvPr id="0" name="matrix_E3c.png"/>
+                    <pic:cNvPr id="0" name="matrix_E3b.png"/>
                     <pic:cNvPicPr/>
                   </pic:nvPicPr>
                   <pic:blipFill>
@@ -9244,7 +10543,66 @@
         <w:jc w:val="center"/>
       </w:pPr>
       <w:r>
-        <w:t>Hình 14. Ma trận nhầm lẫn E3: MLP và CNN đối chứng được huấn luyện lại.</w:t>
+        <w:t>Hình 14. Ma trận E3: LSTM theo patch và GRU theo patch.</w:t>
+      </w:r>
+    </w:p>
+    <w:p>
+      <w:pPr>
+        <w:keepNext/>
+        <w:spacing w:before="100" w:after="20"/>
+        <w:jc w:val="center"/>
+      </w:pPr>
+      <w:r>
+        <w:rPr>
+          <w:noProof/>
+        </w:rPr>
+        <w:lastRenderedPageBreak/>
+        <w:drawing>
+          <wp:inline distT="0" distB="0" distL="0" distR="0" wp14:anchorId="39FF9A79" wp14:editId="1DD5F37E">
+            <wp:extent cx="5652000" cy="2884875"/>
+            <wp:effectExtent l="0" t="0" r="0" b="0"/>
+            <wp:docPr id="14" name="Picture 14"/>
+            <wp:cNvGraphicFramePr>
+              <a:graphicFrameLocks xmlns:a="http://schemas.openxmlformats.org/drawingml/2006/main" noChangeAspect="1"/>
+            </wp:cNvGraphicFramePr>
+            <a:graphic xmlns:a="http://schemas.openxmlformats.org/drawingml/2006/main">
+              <a:graphicData uri="http://schemas.openxmlformats.org/drawingml/2006/picture">
+                <pic:pic xmlns:pic="http://schemas.openxmlformats.org/drawingml/2006/picture">
+                  <pic:nvPicPr>
+                    <pic:cNvPr id="0" name="matrix_E3c.png"/>
+                    <pic:cNvPicPr/>
+                  </pic:nvPicPr>
+                  <pic:blipFill>
+                    <a:blip r:embed="rId22"/>
+                    <a:stretch>
+                      <a:fillRect/>
+                    </a:stretch>
+                  </pic:blipFill>
+                  <pic:spPr>
+                    <a:xfrm>
+                      <a:off x="0" y="0"/>
+                      <a:ext cx="5652000" cy="2884875"/>
+                    </a:xfrm>
+                    <a:prstGeom prst="rect">
+                      <a:avLst/>
+                    </a:prstGeom>
+                  </pic:spPr>
+                </pic:pic>
+              </a:graphicData>
+            </a:graphic>
+          </wp:inline>
+        </w:drawing>
+      </w:r>
+    </w:p>
+    <w:p>
+      <w:pPr>
+        <w:pStyle w:val="Caption"/>
+        <w:keepLines/>
+        <w:spacing w:after="180"/>
+        <w:jc w:val="center"/>
+      </w:pPr>
+      <w:r>
+        <w:t>Hình 15. Ma trận E3: MLP và CNN đối chứng được huấn luyện lại.</w:t>
       </w:r>
     </w:p>
     <w:p>
@@ -9256,73 +10614,13 @@
           <w:rFonts w:ascii="Times New Roman" w:hAnsi="Times New Roman" w:cs="Times New Roman"/>
         </w:rPr>
       </w:pPr>
-      <w:bookmarkStart w:id="9" w:name="_Toc243061801"/>
+      <w:bookmarkStart w:id="9" w:name="_Toc243066919"/>
       <w:r>
         <w:rPr>
           <w:rFonts w:ascii="Times New Roman" w:hAnsi="Times New Roman" w:cs="Times New Roman"/>
         </w:rPr>
         <w:lastRenderedPageBreak/>
-        <w:t>PH</w:t>
-      </w:r>
-      <w:r>
-        <w:rPr>
-          <w:rFonts w:ascii="Times New Roman" w:hAnsi="Times New Roman" w:cs="Times New Roman"/>
-        </w:rPr>
-        <w:t>Ụ</w:t>
-      </w:r>
-      <w:r>
-        <w:rPr>
-          <w:rFonts w:ascii="Times New Roman" w:hAnsi="Times New Roman" w:cs="Times New Roman"/>
-        </w:rPr>
-        <w:t xml:space="preserve"> L</w:t>
-      </w:r>
-      <w:r>
-        <w:rPr>
-          <w:rFonts w:ascii="Times New Roman" w:hAnsi="Times New Roman" w:cs="Times New Roman"/>
-        </w:rPr>
-        <w:t>Ụ</w:t>
-      </w:r>
-      <w:r>
-        <w:rPr>
-          <w:rFonts w:ascii="Times New Roman" w:hAnsi="Times New Roman" w:cs="Times New Roman"/>
-        </w:rPr>
-        <w:t>C B. TÁI L</w:t>
-      </w:r>
-      <w:r>
-        <w:rPr>
-          <w:rFonts w:ascii="Times New Roman" w:hAnsi="Times New Roman" w:cs="Times New Roman"/>
-        </w:rPr>
-        <w:t>Ậ</w:t>
-      </w:r>
-      <w:r>
-        <w:rPr>
-          <w:rFonts w:ascii="Times New Roman" w:hAnsi="Times New Roman" w:cs="Times New Roman"/>
-        </w:rPr>
-        <w:t>P VÀ KHAI BÁO H</w:t>
-      </w:r>
-      <w:r>
-        <w:rPr>
-          <w:rFonts w:ascii="Times New Roman" w:hAnsi="Times New Roman" w:cs="Times New Roman"/>
-        </w:rPr>
-        <w:t>Ỗ</w:t>
-      </w:r>
-      <w:r>
-        <w:rPr>
-          <w:rFonts w:ascii="Times New Roman" w:hAnsi="Times New Roman" w:cs="Times New Roman"/>
-        </w:rPr>
-        <w:t xml:space="preserve"> TR</w:t>
-      </w:r>
-      <w:r>
-        <w:rPr>
-          <w:rFonts w:ascii="Times New Roman" w:hAnsi="Times New Roman" w:cs="Times New Roman"/>
-        </w:rPr>
-        <w:t>Ợ</w:t>
-      </w:r>
-      <w:r>
-        <w:rPr>
-          <w:rFonts w:ascii="Times New Roman" w:hAnsi="Times New Roman" w:cs="Times New Roman"/>
-        </w:rPr>
-        <w:t xml:space="preserve"> AI</w:t>
+        <w:t>PHỤ LỤC B. TÁI LẬP VÀ KHAI BÁO HỖ TRỢ AI</w:t>
       </w:r>
       <w:bookmarkEnd w:id="9"/>
     </w:p>
@@ -9338,55 +10636,7 @@
         <w:rPr>
           <w:rFonts w:ascii="Times New Roman" w:hAnsi="Times New Roman" w:cs="Times New Roman"/>
         </w:rPr>
-        <w:t>B.1. L</w:t>
-      </w:r>
-      <w:r>
-        <w:rPr>
-          <w:rFonts w:ascii="Times New Roman" w:hAnsi="Times New Roman" w:cs="Times New Roman"/>
-        </w:rPr>
-        <w:t>ệ</w:t>
-      </w:r>
-      <w:r>
-        <w:rPr>
-          <w:rFonts w:ascii="Times New Roman" w:hAnsi="Times New Roman" w:cs="Times New Roman"/>
-        </w:rPr>
-        <w:t>nh g</w:t>
-      </w:r>
-      <w:r>
-        <w:rPr>
-          <w:rFonts w:ascii="Times New Roman" w:hAnsi="Times New Roman" w:cs="Times New Roman"/>
-        </w:rPr>
-        <w:t>ợ</w:t>
-      </w:r>
-      <w:r>
-        <w:rPr>
-          <w:rFonts w:ascii="Times New Roman" w:hAnsi="Times New Roman" w:cs="Times New Roman"/>
-        </w:rPr>
-        <w:t>i ý tái l</w:t>
-      </w:r>
-      <w:r>
-        <w:rPr>
-          <w:rFonts w:ascii="Times New Roman" w:hAnsi="Times New Roman" w:cs="Times New Roman"/>
-        </w:rPr>
-        <w:t>ậ</w:t>
-      </w:r>
-      <w:r>
-        <w:rPr>
-          <w:rFonts w:ascii="Times New Roman" w:hAnsi="Times New Roman" w:cs="Times New Roman"/>
-        </w:rPr>
-        <w:t>p theo c</w:t>
-      </w:r>
-      <w:r>
-        <w:rPr>
-          <w:rFonts w:ascii="Times New Roman" w:hAnsi="Times New Roman" w:cs="Times New Roman"/>
-        </w:rPr>
-        <w:t>ấ</w:t>
-      </w:r>
-      <w:r>
-        <w:rPr>
-          <w:rFonts w:ascii="Times New Roman" w:hAnsi="Times New Roman" w:cs="Times New Roman"/>
-        </w:rPr>
-        <w:t>u hình đã lưu</w:t>
+        <w:t>B.1. Lệnh gợi ý tái lập theo cấu hình đã lưu</w:t>
       </w:r>
     </w:p>
     <w:p>
@@ -9394,7 +10644,7 @@
         <w:jc w:val="both"/>
       </w:pPr>
       <w:r>
-        <w:t>Lệnh E1 dưới đây khớp cấu hình mới; E2/E3 giữ cấu hình lịch sử. Riêng E2 phải dùng snapshot ở commit nêu trong [3], vì --experiments all trên pipeline hiện hành sẽ chạy tám cấu hình với cách kiểm soát khác. Các lệnh có thể biến động kết quả khi môi trường hoặc thứ tự tiêu thụ RNG thay đổi [2]–[5].</w:t>
+        <w:t>Các lệnh dưới đây khớp cấu hình lưu trong từng bộ kết quả. E1/E2 dùng 100 epoch/lô 256, E3 dùng 20 epoch/lô 16. E2 tự kiểm tra tương đương trước khi tải dữ liệu; đầu ra phải là thư mục mới hoặc trống, không hỗ trợ ghi đè/resume. Đổi --train-seed khi chạy lặp E2 nhưng giữ --seed 42 để cố định split [2]–[5].</w:t>
       </w:r>
     </w:p>
     <w:p>
@@ -9418,7 +10668,7 @@
         <w:rPr>
           <w:sz w:val="20"/>
         </w:rPr>
-        <w:t>Lệnh 2: python E2/train.py --experiments all --epochs 20 --batch-size 16 --learning-rate 0.001 --weight-decay 0.0001 --val-ratio 0.1 --seed 42 --embed-dim 64 --num-heads 4 --ffn-dim 128 --depth 1 --patch-size 7 --dropout 0.1 --device cuda</w:t>
+        <w:t>Lệnh 2: python E2/train.py --experiments all --epochs 100 --batch-size 256 --learning-rate 0.001 --weight-decay 0.0001 --val-ratio 0.1 --seed 42 --train-seed 42 --device cuda --output-dir E2/results/tokenization_msa_v2</w:t>
       </w:r>
     </w:p>
     <w:p>
@@ -9445,67 +10695,7 @@
         <w:rPr>
           <w:rFonts w:ascii="Times New Roman" w:hAnsi="Times New Roman" w:cs="Times New Roman"/>
         </w:rPr>
-        <w:t>B.2. Các đi</w:t>
-      </w:r>
-      <w:r>
-        <w:rPr>
-          <w:rFonts w:ascii="Times New Roman" w:hAnsi="Times New Roman" w:cs="Times New Roman"/>
-        </w:rPr>
-        <w:t>ể</w:t>
-      </w:r>
-      <w:r>
-        <w:rPr>
-          <w:rFonts w:ascii="Times New Roman" w:hAnsi="Times New Roman" w:cs="Times New Roman"/>
-        </w:rPr>
-        <w:t>m c</w:t>
-      </w:r>
-      <w:r>
-        <w:rPr>
-          <w:rFonts w:ascii="Times New Roman" w:hAnsi="Times New Roman" w:cs="Times New Roman"/>
-        </w:rPr>
-        <w:t>ầ</w:t>
-      </w:r>
-      <w:r>
-        <w:rPr>
-          <w:rFonts w:ascii="Times New Roman" w:hAnsi="Times New Roman" w:cs="Times New Roman"/>
-        </w:rPr>
-        <w:t>n xác th</w:t>
-      </w:r>
-      <w:r>
-        <w:rPr>
-          <w:rFonts w:ascii="Times New Roman" w:hAnsi="Times New Roman" w:cs="Times New Roman"/>
-        </w:rPr>
-        <w:t>ự</w:t>
-      </w:r>
-      <w:r>
-        <w:rPr>
-          <w:rFonts w:ascii="Times New Roman" w:hAnsi="Times New Roman" w:cs="Times New Roman"/>
-        </w:rPr>
-        <w:t>c trong bư</w:t>
-      </w:r>
-      <w:r>
-        <w:rPr>
-          <w:rFonts w:ascii="Times New Roman" w:hAnsi="Times New Roman" w:cs="Times New Roman"/>
-        </w:rPr>
-        <w:t>ớ</w:t>
-      </w:r>
-      <w:r>
-        <w:rPr>
-          <w:rFonts w:ascii="Times New Roman" w:hAnsi="Times New Roman" w:cs="Times New Roman"/>
-        </w:rPr>
-        <w:t>c hoàn thi</w:t>
-      </w:r>
-      <w:r>
-        <w:rPr>
-          <w:rFonts w:ascii="Times New Roman" w:hAnsi="Times New Roman" w:cs="Times New Roman"/>
-        </w:rPr>
-        <w:t>ệ</w:t>
-      </w:r>
-      <w:r>
-        <w:rPr>
-          <w:rFonts w:ascii="Times New Roman" w:hAnsi="Times New Roman" w:cs="Times New Roman"/>
-        </w:rPr>
-        <w:t>n</w:t>
+        <w:t>B.2. Các điểm cần xác thực trong bước hoàn thiện</w:t>
       </w:r>
     </w:p>
     <w:p>
@@ -9513,7 +10703,7 @@
         <w:jc w:val="both"/>
       </w:pPr>
       <w:r>
-        <w:t>Cần kiểm tra nguồn dữ liệu, các hình và môi trường trước khi nộp. Bộ kết quả E1 mới có metrics, summary, ba history 100 epoch và hình phân tích; không kèm checkpoint, bảng dự đoán từng ảnh hoặc nhiều seed. Các file E1 gốc 20 epoch/lô 16 vẫn được giữ riêng ở E1/results/ để truy vết, không thuộc bảng kết quả E1 mới.</w:t>
+        <w:t>E2 lưu môi trường (Python 3.10.13, PyTorch 2.2.1+cu118, torchvision 0.17.1+cu118, CUDA 11.8, Tesla P100-PCIE-16GB), hash nguồn, hash split và hash khởi tạo từng cặp. Tám checkpoint được giữ riêng trong thư mục nguồn của lượt chạy, không đưa lên Git theo quy định repo. E1 chưa kèm checkpoint hoặc dự đoán từng ảnh. Các kết quả E1/E2 cũ tại thư mục cha được giữ để truy vết, không dùng trong bảng mới.</w:t>
       </w:r>
     </w:p>
     <w:p>
@@ -9528,43 +10718,7 @@
         <w:rPr>
           <w:rFonts w:ascii="Times New Roman" w:hAnsi="Times New Roman" w:cs="Times New Roman"/>
         </w:rPr>
-        <w:t>B.3. Khai báo s</w:t>
-      </w:r>
-      <w:r>
-        <w:rPr>
-          <w:rFonts w:ascii="Times New Roman" w:hAnsi="Times New Roman" w:cs="Times New Roman"/>
-        </w:rPr>
-        <w:t>ử</w:t>
-      </w:r>
-      <w:r>
-        <w:rPr>
-          <w:rFonts w:ascii="Times New Roman" w:hAnsi="Times New Roman" w:cs="Times New Roman"/>
-        </w:rPr>
-        <w:t xml:space="preserve"> d</w:t>
-      </w:r>
-      <w:r>
-        <w:rPr>
-          <w:rFonts w:ascii="Times New Roman" w:hAnsi="Times New Roman" w:cs="Times New Roman"/>
-        </w:rPr>
-        <w:t>ụ</w:t>
-      </w:r>
-      <w:r>
-        <w:rPr>
-          <w:rFonts w:ascii="Times New Roman" w:hAnsi="Times New Roman" w:cs="Times New Roman"/>
-        </w:rPr>
-        <w:t>ng công c</w:t>
-      </w:r>
-      <w:r>
-        <w:rPr>
-          <w:rFonts w:ascii="Times New Roman" w:hAnsi="Times New Roman" w:cs="Times New Roman"/>
-        </w:rPr>
-        <w:t>ụ</w:t>
-      </w:r>
-      <w:r>
-        <w:rPr>
-          <w:rFonts w:ascii="Times New Roman" w:hAnsi="Times New Roman" w:cs="Times New Roman"/>
-        </w:rPr>
-        <w:t xml:space="preserve"> AI</w:t>
+        <w:t>B.3. Khai báo sử dụng công cụ AI</w:t>
       </w:r>
     </w:p>
     <w:p>
@@ -9576,12 +10730,8 @@
       </w:r>
     </w:p>
     <w:sectPr>
-      <w:headerReference w:type="even" r:id="rId22"/>
       <w:headerReference w:type="default" r:id="rId23"/>
-      <w:footerReference w:type="even" r:id="rId24"/>
-      <w:footerReference w:type="default" r:id="rId25"/>
-      <w:headerReference w:type="first" r:id="rId26"/>
-      <w:footerReference w:type="first" r:id="rId27"/>
+      <w:footerReference w:type="default" r:id="rId24"/>
       <w:pgSz w:w="11906" w:h="16838"/>
       <w:pgMar w:top="1417" w:right="1134" w:bottom="1417" w:left="1701" w:header="652" w:footer="765" w:gutter="0"/>
       <w:cols w:space="720"/>
@@ -9618,16 +10768,6 @@
 </file>
 
 <file path=word/footer1.xml><?xml version="1.0" encoding="utf-8"?>
-<w:ftr xmlns:wpc="http://schemas.microsoft.com/office/word/2010/wordprocessingCanvas" xmlns:cx="http://schemas.microsoft.com/office/drawing/2014/chartex" xmlns:cx1="http://schemas.microsoft.com/office/drawing/2015/9/8/chartex" xmlns:cx2="http://schemas.microsoft.com/office/drawing/2015/10/21/chartex" xmlns:cx3="http://schemas.microsoft.com/office/drawing/2016/5/9/chartex" xmlns:cx4="http://schemas.microsoft.com/office/drawing/2016/5/10/chartex" xmlns:cx5="http://schemas.microsoft.com/office/drawing/2016/5/11/chartex" xmlns:cx6="http://schemas.microsoft.com/office/drawing/2016/5/12/chartex" xmlns:cx7="http://schemas.microsoft.com/office/drawing/2016/5/13/chartex" xmlns:cx8="http://schemas.microsoft.com/office/drawing/2016/5/14/chartex" xmlns:mc="http://schemas.openxmlformats.org/markup-compatibility/2006" xmlns:aink="http://schemas.microsoft.com/office/drawing/2016/ink" xmlns:am3d="http://schemas.microsoft.com/office/drawing/2017/model3d" xmlns:o="urn:schemas-microsoft-com:office:office" xmlns:oel="http://schemas.microsoft.com/office/2019/extlst" xmlns:r="http://schemas.openxmlformats.org/officeDocument/2006/relationships" xmlns:m="http://schemas.openxmlformats.org/officeDocument/2006/math" xmlns:v="urn:schemas-microsoft-com:vml" xmlns:wp14="http://schemas.microsoft.com/office/word/2010/wordprocessingDrawing" xmlns:wp="http://schemas.openxmlformats.org/drawingml/2006/wordprocessingDrawing" xmlns:w10="urn:schemas-microsoft-com:office:word" xmlns:w="http://schemas.openxmlformats.org/wordprocessingml/2006/main" xmlns:w14="http://schemas.microsoft.com/office/word/2010/wordml" xmlns:w15="http://schemas.microsoft.com/office/word/2012/wordml" xmlns:w16cex="http://schemas.microsoft.com/office/word/2018/wordml/cex" xmlns:w16cid="http://schemas.microsoft.com/office/word/2016/wordml/cid" xmlns:w16="http://schemas.microsoft.com/office/word/2018/wordml" xmlns:w16du="http://schemas.microsoft.com/office/word/2023/wordml/word16du" xmlns:w16sdtdh="http://schemas.microsoft.com/office/word/2020/wordml/sdtdatahash" xmlns:w16sdtfl="http://schemas.microsoft.com/office/word/2024/wordml/sdtformatlock" xmlns:w16se="http://schemas.microsoft.com/office/word/2015/wordml/symex" xmlns:wpg="http://schemas.microsoft.com/office/word/2010/wordprocessingGroup" xmlns:wpi="http://schemas.microsoft.com/office/word/2010/wordprocessingInk" xmlns:wne="http://schemas.microsoft.com/office/word/2006/wordml" xmlns:wps="http://schemas.microsoft.com/office/word/2010/wordprocessingShape" mc:Ignorable="w14 w15 w16se w16cid w16 w16cex w16sdtdh w16sdtfl w16du wp14">
-  <w:p>
-    <w:pPr>
-      <w:pStyle w:val="Footer"/>
-    </w:pPr>
-  </w:p>
-</w:ftr>
-</file>
-
-<file path=word/footer2.xml><?xml version="1.0" encoding="utf-8"?>
 <w:ftr xmlns:wpc="http://schemas.microsoft.com/office/word/2010/wordprocessingCanvas" xmlns:cx="http://schemas.microsoft.com/office/drawing/2014/chartex" xmlns:cx1="http://schemas.microsoft.com/office/drawing/2015/9/8/chartex" xmlns:cx2="http://schemas.microsoft.com/office/drawing/2015/10/21/chartex" xmlns:cx3="http://schemas.microsoft.com/office/drawing/2016/5/9/chartex" xmlns:cx4="http://schemas.microsoft.com/office/drawing/2016/5/10/chartex" xmlns:cx5="http://schemas.microsoft.com/office/drawing/2016/5/11/chartex" xmlns:cx6="http://schemas.microsoft.com/office/drawing/2016/5/12/chartex" xmlns:cx7="http://schemas.microsoft.com/office/drawing/2016/5/13/chartex" xmlns:cx8="http://schemas.microsoft.com/office/drawing/2016/5/14/chartex" xmlns:mc="http://schemas.openxmlformats.org/markup-compatibility/2006" xmlns:aink="http://schemas.microsoft.com/office/drawing/2016/ink" xmlns:am3d="http://schemas.microsoft.com/office/drawing/2017/model3d" xmlns:o="urn:schemas-microsoft-com:office:office" xmlns:oel="http://schemas.microsoft.com/office/2019/extlst" xmlns:r="http://schemas.openxmlformats.org/officeDocument/2006/relationships" xmlns:m="http://schemas.openxmlformats.org/officeDocument/2006/math" xmlns:v="urn:schemas-microsoft-com:vml" xmlns:wp14="http://schemas.microsoft.com/office/word/2010/wordprocessingDrawing" xmlns:wp="http://schemas.openxmlformats.org/drawingml/2006/wordprocessingDrawing" xmlns:w10="urn:schemas-microsoft-com:office:word" xmlns:w="http://schemas.openxmlformats.org/wordprocessingml/2006/main" xmlns:w14="http://schemas.microsoft.com/office/word/2010/wordml" xmlns:w15="http://schemas.microsoft.com/office/word/2012/wordml" xmlns:w16cex="http://schemas.microsoft.com/office/word/2018/wordml/cex" xmlns:w16cid="http://schemas.microsoft.com/office/word/2016/wordml/cid" xmlns:w16="http://schemas.microsoft.com/office/word/2018/wordml" xmlns:w16du="http://schemas.microsoft.com/office/word/2023/wordml/word16du" xmlns:w16sdtdh="http://schemas.microsoft.com/office/word/2020/wordml/sdtdatahash" xmlns:w16sdtfl="http://schemas.microsoft.com/office/word/2024/wordml/sdtformatlock" xmlns:w16se="http://schemas.microsoft.com/office/word/2015/wordml/symex" xmlns:wpg="http://schemas.microsoft.com/office/word/2010/wordprocessingGroup" xmlns:wpi="http://schemas.microsoft.com/office/word/2010/wordprocessingInk" xmlns:wne="http://schemas.microsoft.com/office/word/2006/wordml" xmlns:wps="http://schemas.microsoft.com/office/word/2010/wordprocessingShape" mc:Ignorable="w14 w15 w16se w16cid w16 w16cex w16sdtdh w16sdtfl w16du wp14">
   <w:p>
     <w:pPr>
@@ -9659,16 +10799,6 @@
 </w:ftr>
 </file>
 
-<file path=word/footer3.xml><?xml version="1.0" encoding="utf-8"?>
-<w:ftr xmlns:wpc="http://schemas.microsoft.com/office/word/2010/wordprocessingCanvas" xmlns:cx="http://schemas.microsoft.com/office/drawing/2014/chartex" xmlns:cx1="http://schemas.microsoft.com/office/drawing/2015/9/8/chartex" xmlns:cx2="http://schemas.microsoft.com/office/drawing/2015/10/21/chartex" xmlns:cx3="http://schemas.microsoft.com/office/drawing/2016/5/9/chartex" xmlns:cx4="http://schemas.microsoft.com/office/drawing/2016/5/10/chartex" xmlns:cx5="http://schemas.microsoft.com/office/drawing/2016/5/11/chartex" xmlns:cx6="http://schemas.microsoft.com/office/drawing/2016/5/12/chartex" xmlns:cx7="http://schemas.microsoft.com/office/drawing/2016/5/13/chartex" xmlns:cx8="http://schemas.microsoft.com/office/drawing/2016/5/14/chartex" xmlns:mc="http://schemas.openxmlformats.org/markup-compatibility/2006" xmlns:aink="http://schemas.microsoft.com/office/drawing/2016/ink" xmlns:am3d="http://schemas.microsoft.com/office/drawing/2017/model3d" xmlns:o="urn:schemas-microsoft-com:office:office" xmlns:oel="http://schemas.microsoft.com/office/2019/extlst" xmlns:r="http://schemas.openxmlformats.org/officeDocument/2006/relationships" xmlns:m="http://schemas.openxmlformats.org/officeDocument/2006/math" xmlns:v="urn:schemas-microsoft-com:vml" xmlns:wp14="http://schemas.microsoft.com/office/word/2010/wordprocessingDrawing" xmlns:wp="http://schemas.openxmlformats.org/drawingml/2006/wordprocessingDrawing" xmlns:w10="urn:schemas-microsoft-com:office:word" xmlns:w="http://schemas.openxmlformats.org/wordprocessingml/2006/main" xmlns:w14="http://schemas.microsoft.com/office/word/2010/wordml" xmlns:w15="http://schemas.microsoft.com/office/word/2012/wordml" xmlns:w16cex="http://schemas.microsoft.com/office/word/2018/wordml/cex" xmlns:w16cid="http://schemas.microsoft.com/office/word/2016/wordml/cid" xmlns:w16="http://schemas.microsoft.com/office/word/2018/wordml" xmlns:w16du="http://schemas.microsoft.com/office/word/2023/wordml/word16du" xmlns:w16sdtdh="http://schemas.microsoft.com/office/word/2020/wordml/sdtdatahash" xmlns:w16sdtfl="http://schemas.microsoft.com/office/word/2024/wordml/sdtformatlock" xmlns:w16se="http://schemas.microsoft.com/office/word/2015/wordml/symex" xmlns:wpg="http://schemas.microsoft.com/office/word/2010/wordprocessingGroup" xmlns:wpi="http://schemas.microsoft.com/office/word/2010/wordprocessingInk" xmlns:wne="http://schemas.microsoft.com/office/word/2006/wordml" xmlns:wps="http://schemas.microsoft.com/office/word/2010/wordprocessingShape" mc:Ignorable="w14 w15 w16se w16cid w16 w16cex w16sdtdh w16sdtfl w16du wp14">
-  <w:p>
-    <w:pPr>
-      <w:pStyle w:val="Footer"/>
-    </w:pPr>
-  </w:p>
-</w:ftr>
-</file>
-
 <file path=word/footnotes.xml><?xml version="1.0" encoding="utf-8"?>
 <w:footnotes xmlns:wpc="http://schemas.microsoft.com/office/word/2010/wordprocessingCanvas" xmlns:cx="http://schemas.microsoft.com/office/drawing/2014/chartex" xmlns:cx1="http://schemas.microsoft.com/office/drawing/2015/9/8/chartex" xmlns:cx2="http://schemas.microsoft.com/office/drawing/2015/10/21/chartex" xmlns:cx3="http://schemas.microsoft.com/office/drawing/2016/5/9/chartex" xmlns:cx4="http://schemas.microsoft.com/office/drawing/2016/5/10/chartex" xmlns:cx5="http://schemas.microsoft.com/office/drawing/2016/5/11/chartex" xmlns:cx6="http://schemas.microsoft.com/office/drawing/2016/5/12/chartex" xmlns:cx7="http://schemas.microsoft.com/office/drawing/2016/5/13/chartex" xmlns:cx8="http://schemas.microsoft.com/office/drawing/2016/5/14/chartex" xmlns:mc="http://schemas.openxmlformats.org/markup-compatibility/2006" xmlns:aink="http://schemas.microsoft.com/office/drawing/2016/ink" xmlns:am3d="http://schemas.microsoft.com/office/drawing/2017/model3d" xmlns:o="urn:schemas-microsoft-com:office:office" xmlns:oel="http://schemas.microsoft.com/office/2019/extlst" xmlns:r="http://schemas.openxmlformats.org/officeDocument/2006/relationships" xmlns:m="http://schemas.openxmlformats.org/officeDocument/2006/math" xmlns:v="urn:schemas-microsoft-com:vml" xmlns:wp14="http://schemas.microsoft.com/office/word/2010/wordprocessingDrawing" xmlns:wp="http://schemas.openxmlformats.org/drawingml/2006/wordprocessingDrawing" xmlns:w10="urn:schemas-microsoft-com:office:word" xmlns:w="http://schemas.openxmlformats.org/wordprocessingml/2006/main" xmlns:w14="http://schemas.microsoft.com/office/word/2010/wordml" xmlns:w15="http://schemas.microsoft.com/office/word/2012/wordml" xmlns:w16cex="http://schemas.microsoft.com/office/word/2018/wordml/cex" xmlns:w16cid="http://schemas.microsoft.com/office/word/2016/wordml/cid" xmlns:w16="http://schemas.microsoft.com/office/word/2018/wordml" xmlns:w16du="http://schemas.microsoft.com/office/word/2023/wordml/word16du" xmlns:w16sdtdh="http://schemas.microsoft.com/office/word/2020/wordml/sdtdatahash" xmlns:w16sdtfl="http://schemas.microsoft.com/office/word/2024/wordml/sdtformatlock" xmlns:w16se="http://schemas.microsoft.com/office/word/2015/wordml/symex" xmlns:wpg="http://schemas.microsoft.com/office/word/2010/wordprocessingGroup" xmlns:wpi="http://schemas.microsoft.com/office/word/2010/wordprocessingInk" xmlns:wne="http://schemas.microsoft.com/office/word/2006/wordml" xmlns:wps="http://schemas.microsoft.com/office/word/2010/wordprocessingShape" mc:Ignorable="w14 w15 w16se w16cid w16 w16cex w16sdtdh w16sdtfl w16du wp14">
   <w:footnote w:type="separator" w:id="-1">
@@ -9699,31 +10829,11 @@
   <w:p>
     <w:pPr>
       <w:pStyle w:val="Header"/>
-    </w:pPr>
-  </w:p>
-</w:hdr>
-</file>
-
-<file path=word/header2.xml><?xml version="1.0" encoding="utf-8"?>
-<w:hdr xmlns:wpc="http://schemas.microsoft.com/office/word/2010/wordprocessingCanvas" xmlns:cx="http://schemas.microsoft.com/office/drawing/2014/chartex" xmlns:cx1="http://schemas.microsoft.com/office/drawing/2015/9/8/chartex" xmlns:cx2="http://schemas.microsoft.com/office/drawing/2015/10/21/chartex" xmlns:cx3="http://schemas.microsoft.com/office/drawing/2016/5/9/chartex" xmlns:cx4="http://schemas.microsoft.com/office/drawing/2016/5/10/chartex" xmlns:cx5="http://schemas.microsoft.com/office/drawing/2016/5/11/chartex" xmlns:cx6="http://schemas.microsoft.com/office/drawing/2016/5/12/chartex" xmlns:cx7="http://schemas.microsoft.com/office/drawing/2016/5/13/chartex" xmlns:cx8="http://schemas.microsoft.com/office/drawing/2016/5/14/chartex" xmlns:mc="http://schemas.openxmlformats.org/markup-compatibility/2006" xmlns:aink="http://schemas.microsoft.com/office/drawing/2016/ink" xmlns:am3d="http://schemas.microsoft.com/office/drawing/2017/model3d" xmlns:o="urn:schemas-microsoft-com:office:office" xmlns:oel="http://schemas.microsoft.com/office/2019/extlst" xmlns:r="http://schemas.openxmlformats.org/officeDocument/2006/relationships" xmlns:m="http://schemas.openxmlformats.org/officeDocument/2006/math" xmlns:v="urn:schemas-microsoft-com:vml" xmlns:wp14="http://schemas.microsoft.com/office/word/2010/wordprocessingDrawing" xmlns:wp="http://schemas.openxmlformats.org/drawingml/2006/wordprocessingDrawing" xmlns:w10="urn:schemas-microsoft-com:office:word" xmlns:w="http://schemas.openxmlformats.org/wordprocessingml/2006/main" xmlns:w14="http://schemas.microsoft.com/office/word/2010/wordml" xmlns:w15="http://schemas.microsoft.com/office/word/2012/wordml" xmlns:w16cex="http://schemas.microsoft.com/office/word/2018/wordml/cex" xmlns:w16cid="http://schemas.microsoft.com/office/word/2016/wordml/cid" xmlns:w16="http://schemas.microsoft.com/office/word/2018/wordml" xmlns:w16du="http://schemas.microsoft.com/office/word/2023/wordml/word16du" xmlns:w16sdtdh="http://schemas.microsoft.com/office/word/2020/wordml/sdtdatahash" xmlns:w16sdtfl="http://schemas.microsoft.com/office/word/2024/wordml/sdtformatlock" xmlns:w16se="http://schemas.microsoft.com/office/word/2015/wordml/symex" xmlns:wpg="http://schemas.microsoft.com/office/word/2010/wordprocessingGroup" xmlns:wpi="http://schemas.microsoft.com/office/word/2010/wordprocessingInk" xmlns:wne="http://schemas.microsoft.com/office/word/2006/wordml" xmlns:wps="http://schemas.microsoft.com/office/word/2010/wordprocessingShape" mc:Ignorable="w14 w15 w16se w16cid w16 w16cex w16sdtdh w16sdtfl w16du wp14">
-  <w:p>
-    <w:pPr>
-      <w:pStyle w:val="Header"/>
       <w:jc w:val="right"/>
     </w:pPr>
     <w:r>
       <w:t>CO5085  |  Báo cáo E1–E3</w:t>
     </w:r>
-  </w:p>
-</w:hdr>
-</file>
-
-<file path=word/header3.xml><?xml version="1.0" encoding="utf-8"?>
-<w:hdr xmlns:wpc="http://schemas.microsoft.com/office/word/2010/wordprocessingCanvas" xmlns:cx="http://schemas.microsoft.com/office/drawing/2014/chartex" xmlns:cx1="http://schemas.microsoft.com/office/drawing/2015/9/8/chartex" xmlns:cx2="http://schemas.microsoft.com/office/drawing/2015/10/21/chartex" xmlns:cx3="http://schemas.microsoft.com/office/drawing/2016/5/9/chartex" xmlns:cx4="http://schemas.microsoft.com/office/drawing/2016/5/10/chartex" xmlns:cx5="http://schemas.microsoft.com/office/drawing/2016/5/11/chartex" xmlns:cx6="http://schemas.microsoft.com/office/drawing/2016/5/12/chartex" xmlns:cx7="http://schemas.microsoft.com/office/drawing/2016/5/13/chartex" xmlns:cx8="http://schemas.microsoft.com/office/drawing/2016/5/14/chartex" xmlns:mc="http://schemas.openxmlformats.org/markup-compatibility/2006" xmlns:aink="http://schemas.microsoft.com/office/drawing/2016/ink" xmlns:am3d="http://schemas.microsoft.com/office/drawing/2017/model3d" xmlns:o="urn:schemas-microsoft-com:office:office" xmlns:oel="http://schemas.microsoft.com/office/2019/extlst" xmlns:r="http://schemas.openxmlformats.org/officeDocument/2006/relationships" xmlns:m="http://schemas.openxmlformats.org/officeDocument/2006/math" xmlns:v="urn:schemas-microsoft-com:vml" xmlns:wp14="http://schemas.microsoft.com/office/word/2010/wordprocessingDrawing" xmlns:wp="http://schemas.openxmlformats.org/drawingml/2006/wordprocessingDrawing" xmlns:w10="urn:schemas-microsoft-com:office:word" xmlns:w="http://schemas.openxmlformats.org/wordprocessingml/2006/main" xmlns:w14="http://schemas.microsoft.com/office/word/2010/wordml" xmlns:w15="http://schemas.microsoft.com/office/word/2012/wordml" xmlns:w16cex="http://schemas.microsoft.com/office/word/2018/wordml/cex" xmlns:w16cid="http://schemas.microsoft.com/office/word/2016/wordml/cid" xmlns:w16="http://schemas.microsoft.com/office/word/2018/wordml" xmlns:w16du="http://schemas.microsoft.com/office/word/2023/wordml/word16du" xmlns:w16sdtdh="http://schemas.microsoft.com/office/word/2020/wordml/sdtdatahash" xmlns:w16sdtfl="http://schemas.microsoft.com/office/word/2024/wordml/sdtformatlock" xmlns:w16se="http://schemas.microsoft.com/office/word/2015/wordml/symex" xmlns:wpg="http://schemas.microsoft.com/office/word/2010/wordprocessingGroup" xmlns:wpi="http://schemas.microsoft.com/office/word/2010/wordprocessingInk" xmlns:wne="http://schemas.microsoft.com/office/word/2006/wordml" xmlns:wps="http://schemas.microsoft.com/office/word/2010/wordprocessingShape" mc:Ignorable="w14 w15 w16se w16cid w16 w16cex w16sdtdh w16sdtfl w16du wp14">
-  <w:p>
-    <w:pPr>
-      <w:pStyle w:val="Header"/>
-    </w:pPr>
   </w:p>
 </w:hdr>
 </file>
